--- a/docs/qms/evidence-2026/13_Acceptance_Criteria/EM26-13_Acceptance_Criteria_Review.docx
+++ b/docs/qms/evidence-2026/13_Acceptance_Criteria/EM26-13_Acceptance_Criteria_Review.docx
@@ -622,7 +622,7 @@
         <w:spacing w:after="100"/>
       </w:pPr>
       <w:r>
-        <w:t xml:space="preserve">Map each acceptance criterion to its test step and the result actually observed on 2026-10-06 — the same form as the 2025 Jira 'Acceptance Criteria Mapping Table' (SCRUM-36), now produced from executed tests.</w:t>
+        <w:t xml:space="preserve">Map each acceptance criterion to its test step, the initial result (run 1, v1.4.0 code) and the final result on release v1.4.1 (run 4) — the same form as the 2025 Jira 'Acceptance Criteria Mapping Table' (SCRUM-36), produced from executed tests.</w:t>
       </w:r>
     </w:p>
     <w:p>
@@ -662,12 +662,13 @@
         </w:tblBorders>
       </w:tblPr>
       <w:tblGrid>
-        <w:gridCol w:w="1384"/>
-        <w:gridCol w:w="2769"/>
-        <w:gridCol w:w="1800"/>
-        <w:gridCol w:w="2353"/>
-        <w:gridCol w:w="3544"/>
-        <w:gridCol w:w="1110"/>
+        <w:gridCol w:w="1315"/>
+        <w:gridCol w:w="2630"/>
+        <w:gridCol w:w="1730"/>
+        <w:gridCol w:w="2215"/>
+        <w:gridCol w:w="3406"/>
+        <w:gridCol w:w="830"/>
+        <w:gridCol w:w="834"/>
       </w:tblGrid>
       <w:tr>
         <w:trPr>
@@ -675,7 +676,7 @@
         </w:trPr>
         <w:tc>
           <w:tcPr>
-            <w:tcW w:type="dxa" w:w="1384"/>
+            <w:tcW w:type="dxa" w:w="1315"/>
             <w:tcBorders>
               <w:top w:val="single" w:color="BFC7D5" w:sz="4"/>
               <w:left w:val="single" w:color="BFC7D5" w:sz="4"/>
@@ -705,7 +706,7 @@
         </w:tc>
         <w:tc>
           <w:tcPr>
-            <w:tcW w:type="dxa" w:w="2769"/>
+            <w:tcW w:type="dxa" w:w="2630"/>
             <w:tcBorders>
               <w:top w:val="single" w:color="BFC7D5" w:sz="4"/>
               <w:left w:val="single" w:color="BFC7D5" w:sz="4"/>
@@ -735,7 +736,7 @@
         </w:tc>
         <w:tc>
           <w:tcPr>
-            <w:tcW w:type="dxa" w:w="1800"/>
+            <w:tcW w:type="dxa" w:w="1730"/>
             <w:tcBorders>
               <w:top w:val="single" w:color="BFC7D5" w:sz="4"/>
               <w:left w:val="single" w:color="BFC7D5" w:sz="4"/>
@@ -765,7 +766,7 @@
         </w:tc>
         <w:tc>
           <w:tcPr>
-            <w:tcW w:type="dxa" w:w="2353"/>
+            <w:tcW w:type="dxa" w:w="2215"/>
             <w:tcBorders>
               <w:top w:val="single" w:color="BFC7D5" w:sz="4"/>
               <w:left w:val="single" w:color="BFC7D5" w:sz="4"/>
@@ -795,7 +796,7 @@
         </w:tc>
         <w:tc>
           <w:tcPr>
-            <w:tcW w:type="dxa" w:w="3544"/>
+            <w:tcW w:type="dxa" w:w="3406"/>
             <w:tcBorders>
               <w:top w:val="single" w:color="BFC7D5" w:sz="4"/>
               <w:left w:val="single" w:color="BFC7D5" w:sz="4"/>
@@ -819,13 +820,13 @@
                 <w:sz w:val="17"/>
                 <w:szCs w:val="17"/>
               </w:rPr>
-              <w:t xml:space="preserve">Actual (post test)</w:t>
-            </w:r>
-          </w:p>
-        </w:tc>
-        <w:tc>
-          <w:tcPr>
-            <w:tcW w:type="dxa" w:w="1110"/>
+              <w:t xml:space="preserve">Actual (run 4)</w:t>
+            </w:r>
+          </w:p>
+        </w:tc>
+        <w:tc>
+          <w:tcPr>
+            <w:tcW w:type="dxa" w:w="830"/>
             <w:tcBorders>
               <w:top w:val="single" w:color="BFC7D5" w:sz="4"/>
               <w:left w:val="single" w:color="BFC7D5" w:sz="4"/>
@@ -849,7 +850,37 @@
                 <w:sz w:val="17"/>
                 <w:szCs w:val="17"/>
               </w:rPr>
-              <w:t xml:space="preserve">Status</w:t>
+              <w:t xml:space="preserve">Initial</w:t>
+            </w:r>
+          </w:p>
+        </w:tc>
+        <w:tc>
+          <w:tcPr>
+            <w:tcW w:type="dxa" w:w="834"/>
+            <w:tcBorders>
+              <w:top w:val="single" w:color="BFC7D5" w:sz="4"/>
+              <w:left w:val="single" w:color="BFC7D5" w:sz="4"/>
+              <w:bottom w:val="single" w:color="BFC7D5" w:sz="4"/>
+              <w:right w:val="single" w:color="BFC7D5" w:sz="4"/>
+            </w:tcBorders>
+            <w:shd w:fill="1F3A5F" w:color="auto" w:val="clear"/>
+            <w:tcMar>
+              <w:top w:type="dxa" w:w="60"/>
+              <w:left w:type="dxa" w:w="90"/>
+              <w:bottom w:type="dxa" w:w="60"/>
+              <w:right w:type="dxa" w:w="90"/>
+            </w:tcMar>
+          </w:tcPr>
+          <w:p>
+            <w:r>
+              <w:rPr>
+                <w:b/>
+                <w:bCs/>
+                <w:color w:val="FFFFFF"/>
+                <w:sz w:val="17"/>
+                <w:szCs w:val="17"/>
+              </w:rPr>
+              <w:t xml:space="preserve">Final</w:t>
             </w:r>
           </w:p>
         </w:tc>
@@ -857,7 +888,7 @@
       <w:tr>
         <w:tc>
           <w:tcPr>
-            <w:tcW w:type="dxa" w:w="1384"/>
+            <w:tcW w:type="dxa" w:w="1315"/>
             <w:tcBorders>
               <w:top w:val="single" w:color="BFC7D5" w:sz="4"/>
               <w:left w:val="single" w:color="BFC7D5" w:sz="4"/>
@@ -886,7 +917,7 @@
         </w:tc>
         <w:tc>
           <w:tcPr>
-            <w:tcW w:type="dxa" w:w="2769"/>
+            <w:tcW w:type="dxa" w:w="2630"/>
             <w:tcBorders>
               <w:top w:val="single" w:color="BFC7D5" w:sz="4"/>
               <w:left w:val="single" w:color="BFC7D5" w:sz="4"/>
@@ -915,7 +946,7 @@
         </w:tc>
         <w:tc>
           <w:tcPr>
-            <w:tcW w:type="dxa" w:w="1800"/>
+            <w:tcW w:type="dxa" w:w="1730"/>
             <w:tcBorders>
               <w:top w:val="single" w:color="BFC7D5" w:sz="4"/>
               <w:left w:val="single" w:color="BFC7D5" w:sz="4"/>
@@ -944,7 +975,7 @@
         </w:tc>
         <w:tc>
           <w:tcPr>
-            <w:tcW w:type="dxa" w:w="2353"/>
+            <w:tcW w:type="dxa" w:w="2215"/>
             <w:tcBorders>
               <w:top w:val="single" w:color="BFC7D5" w:sz="4"/>
               <w:left w:val="single" w:color="BFC7D5" w:sz="4"/>
@@ -973,7 +1004,7 @@
         </w:tc>
         <w:tc>
           <w:tcPr>
-            <w:tcW w:type="dxa" w:w="3544"/>
+            <w:tcW w:type="dxa" w:w="3406"/>
             <w:tcBorders>
               <w:top w:val="single" w:color="BFC7D5" w:sz="4"/>
               <w:left w:val="single" w:color="BFC7D5" w:sz="4"/>
@@ -1002,7 +1033,36 @@
         </w:tc>
         <w:tc>
           <w:tcPr>
-            <w:tcW w:type="dxa" w:w="1110"/>
+            <w:tcW w:type="dxa" w:w="830"/>
+            <w:tcBorders>
+              <w:top w:val="single" w:color="BFC7D5" w:sz="4"/>
+              <w:left w:val="single" w:color="BFC7D5" w:sz="4"/>
+              <w:bottom w:val="single" w:color="BFC7D5" w:sz="4"/>
+              <w:right w:val="single" w:color="BFC7D5" w:sz="4"/>
+            </w:tcBorders>
+            <w:tcMar>
+              <w:top w:type="dxa" w:w="60"/>
+              <w:left w:type="dxa" w:w="90"/>
+              <w:bottom w:type="dxa" w:w="60"/>
+              <w:right w:type="dxa" w:w="90"/>
+            </w:tcMar>
+          </w:tcPr>
+          <w:p>
+            <w:r>
+              <w:rPr>
+                <w:b w:val="false"/>
+                <w:bCs w:val="false"/>
+                <w:color w:val="222222"/>
+                <w:sz w:val="17"/>
+                <w:szCs w:val="17"/>
+              </w:rPr>
+              <w:t xml:space="preserve">Pass</w:t>
+            </w:r>
+          </w:p>
+        </w:tc>
+        <w:tc>
+          <w:tcPr>
+            <w:tcW w:type="dxa" w:w="834"/>
             <w:tcBorders>
               <w:top w:val="single" w:color="BFC7D5" w:sz="4"/>
               <w:left w:val="single" w:color="BFC7D5" w:sz="4"/>
@@ -1033,7 +1093,7 @@
       <w:tr>
         <w:tc>
           <w:tcPr>
-            <w:tcW w:type="dxa" w:w="1384"/>
+            <w:tcW w:type="dxa" w:w="1315"/>
             <w:tcBorders>
               <w:top w:val="single" w:color="BFC7D5" w:sz="4"/>
               <w:left w:val="single" w:color="BFC7D5" w:sz="4"/>
@@ -1062,7 +1122,7 @@
         </w:tc>
         <w:tc>
           <w:tcPr>
-            <w:tcW w:type="dxa" w:w="2769"/>
+            <w:tcW w:type="dxa" w:w="2630"/>
             <w:tcBorders>
               <w:top w:val="single" w:color="BFC7D5" w:sz="4"/>
               <w:left w:val="single" w:color="BFC7D5" w:sz="4"/>
@@ -1091,7 +1151,7 @@
         </w:tc>
         <w:tc>
           <w:tcPr>
-            <w:tcW w:type="dxa" w:w="1800"/>
+            <w:tcW w:type="dxa" w:w="1730"/>
             <w:tcBorders>
               <w:top w:val="single" w:color="BFC7D5" w:sz="4"/>
               <w:left w:val="single" w:color="BFC7D5" w:sz="4"/>
@@ -1120,7 +1180,7 @@
         </w:tc>
         <w:tc>
           <w:tcPr>
-            <w:tcW w:type="dxa" w:w="2353"/>
+            <w:tcW w:type="dxa" w:w="2215"/>
             <w:tcBorders>
               <w:top w:val="single" w:color="BFC7D5" w:sz="4"/>
               <w:left w:val="single" w:color="BFC7D5" w:sz="4"/>
@@ -1149,7 +1209,7 @@
         </w:tc>
         <w:tc>
           <w:tcPr>
-            <w:tcW w:type="dxa" w:w="3544"/>
+            <w:tcW w:type="dxa" w:w="3406"/>
             <w:tcBorders>
               <w:top w:val="single" w:color="BFC7D5" w:sz="4"/>
               <w:left w:val="single" w:color="BFC7D5" w:sz="4"/>
@@ -1178,7 +1238,36 @@
         </w:tc>
         <w:tc>
           <w:tcPr>
-            <w:tcW w:type="dxa" w:w="1110"/>
+            <w:tcW w:type="dxa" w:w="830"/>
+            <w:tcBorders>
+              <w:top w:val="single" w:color="BFC7D5" w:sz="4"/>
+              <w:left w:val="single" w:color="BFC7D5" w:sz="4"/>
+              <w:bottom w:val="single" w:color="BFC7D5" w:sz="4"/>
+              <w:right w:val="single" w:color="BFC7D5" w:sz="4"/>
+            </w:tcBorders>
+            <w:tcMar>
+              <w:top w:type="dxa" w:w="60"/>
+              <w:left w:type="dxa" w:w="90"/>
+              <w:bottom w:type="dxa" w:w="60"/>
+              <w:right w:type="dxa" w:w="90"/>
+            </w:tcMar>
+          </w:tcPr>
+          <w:p>
+            <w:r>
+              <w:rPr>
+                <w:b w:val="false"/>
+                <w:bCs w:val="false"/>
+                <w:color w:val="222222"/>
+                <w:sz w:val="17"/>
+                <w:szCs w:val="17"/>
+              </w:rPr>
+              <w:t xml:space="preserve">Pass</w:t>
+            </w:r>
+          </w:p>
+        </w:tc>
+        <w:tc>
+          <w:tcPr>
+            <w:tcW w:type="dxa" w:w="834"/>
             <w:tcBorders>
               <w:top w:val="single" w:color="BFC7D5" w:sz="4"/>
               <w:left w:val="single" w:color="BFC7D5" w:sz="4"/>
@@ -1209,7 +1298,7 @@
       <w:tr>
         <w:tc>
           <w:tcPr>
-            <w:tcW w:type="dxa" w:w="1384"/>
+            <w:tcW w:type="dxa" w:w="1315"/>
             <w:tcBorders>
               <w:top w:val="single" w:color="BFC7D5" w:sz="4"/>
               <w:left w:val="single" w:color="BFC7D5" w:sz="4"/>
@@ -1238,7 +1327,7 @@
         </w:tc>
         <w:tc>
           <w:tcPr>
-            <w:tcW w:type="dxa" w:w="2769"/>
+            <w:tcW w:type="dxa" w:w="2630"/>
             <w:tcBorders>
               <w:top w:val="single" w:color="BFC7D5" w:sz="4"/>
               <w:left w:val="single" w:color="BFC7D5" w:sz="4"/>
@@ -1267,7 +1356,7 @@
         </w:tc>
         <w:tc>
           <w:tcPr>
-            <w:tcW w:type="dxa" w:w="1800"/>
+            <w:tcW w:type="dxa" w:w="1730"/>
             <w:tcBorders>
               <w:top w:val="single" w:color="BFC7D5" w:sz="4"/>
               <w:left w:val="single" w:color="BFC7D5" w:sz="4"/>
@@ -1296,7 +1385,7 @@
         </w:tc>
         <w:tc>
           <w:tcPr>
-            <w:tcW w:type="dxa" w:w="2353"/>
+            <w:tcW w:type="dxa" w:w="2215"/>
             <w:tcBorders>
               <w:top w:val="single" w:color="BFC7D5" w:sz="4"/>
               <w:left w:val="single" w:color="BFC7D5" w:sz="4"/>
@@ -1325,7 +1414,7 @@
         </w:tc>
         <w:tc>
           <w:tcPr>
-            <w:tcW w:type="dxa" w:w="3544"/>
+            <w:tcW w:type="dxa" w:w="3406"/>
             <w:tcBorders>
               <w:top w:val="single" w:color="BFC7D5" w:sz="4"/>
               <w:left w:val="single" w:color="BFC7D5" w:sz="4"/>
@@ -1354,7 +1443,36 @@
         </w:tc>
         <w:tc>
           <w:tcPr>
-            <w:tcW w:type="dxa" w:w="1110"/>
+            <w:tcW w:type="dxa" w:w="830"/>
+            <w:tcBorders>
+              <w:top w:val="single" w:color="BFC7D5" w:sz="4"/>
+              <w:left w:val="single" w:color="BFC7D5" w:sz="4"/>
+              <w:bottom w:val="single" w:color="BFC7D5" w:sz="4"/>
+              <w:right w:val="single" w:color="BFC7D5" w:sz="4"/>
+            </w:tcBorders>
+            <w:tcMar>
+              <w:top w:type="dxa" w:w="60"/>
+              <w:left w:type="dxa" w:w="90"/>
+              <w:bottom w:type="dxa" w:w="60"/>
+              <w:right w:type="dxa" w:w="90"/>
+            </w:tcMar>
+          </w:tcPr>
+          <w:p>
+            <w:r>
+              <w:rPr>
+                <w:b w:val="false"/>
+                <w:bCs w:val="false"/>
+                <w:color w:val="222222"/>
+                <w:sz w:val="17"/>
+                <w:szCs w:val="17"/>
+              </w:rPr>
+              <w:t xml:space="preserve">Pass</w:t>
+            </w:r>
+          </w:p>
+        </w:tc>
+        <w:tc>
+          <w:tcPr>
+            <w:tcW w:type="dxa" w:w="834"/>
             <w:tcBorders>
               <w:top w:val="single" w:color="BFC7D5" w:sz="4"/>
               <w:left w:val="single" w:color="BFC7D5" w:sz="4"/>
@@ -1385,7 +1503,7 @@
       <w:tr>
         <w:tc>
           <w:tcPr>
-            <w:tcW w:type="dxa" w:w="1384"/>
+            <w:tcW w:type="dxa" w:w="1315"/>
             <w:tcBorders>
               <w:top w:val="single" w:color="BFC7D5" w:sz="4"/>
               <w:left w:val="single" w:color="BFC7D5" w:sz="4"/>
@@ -1414,7 +1532,7 @@
         </w:tc>
         <w:tc>
           <w:tcPr>
-            <w:tcW w:type="dxa" w:w="2769"/>
+            <w:tcW w:type="dxa" w:w="2630"/>
             <w:tcBorders>
               <w:top w:val="single" w:color="BFC7D5" w:sz="4"/>
               <w:left w:val="single" w:color="BFC7D5" w:sz="4"/>
@@ -1443,7 +1561,7 @@
         </w:tc>
         <w:tc>
           <w:tcPr>
-            <w:tcW w:type="dxa" w:w="1800"/>
+            <w:tcW w:type="dxa" w:w="1730"/>
             <w:tcBorders>
               <w:top w:val="single" w:color="BFC7D5" w:sz="4"/>
               <w:left w:val="single" w:color="BFC7D5" w:sz="4"/>
@@ -1472,7 +1590,7 @@
         </w:tc>
         <w:tc>
           <w:tcPr>
-            <w:tcW w:type="dxa" w:w="2353"/>
+            <w:tcW w:type="dxa" w:w="2215"/>
             <w:tcBorders>
               <w:top w:val="single" w:color="BFC7D5" w:sz="4"/>
               <w:left w:val="single" w:color="BFC7D5" w:sz="4"/>
@@ -1501,7 +1619,7 @@
         </w:tc>
         <w:tc>
           <w:tcPr>
-            <w:tcW w:type="dxa" w:w="3544"/>
+            <w:tcW w:type="dxa" w:w="3406"/>
             <w:tcBorders>
               <w:top w:val="single" w:color="BFC7D5" w:sz="4"/>
               <w:left w:val="single" w:color="BFC7D5" w:sz="4"/>
@@ -1530,7 +1648,36 @@
         </w:tc>
         <w:tc>
           <w:tcPr>
-            <w:tcW w:type="dxa" w:w="1110"/>
+            <w:tcW w:type="dxa" w:w="830"/>
+            <w:tcBorders>
+              <w:top w:val="single" w:color="BFC7D5" w:sz="4"/>
+              <w:left w:val="single" w:color="BFC7D5" w:sz="4"/>
+              <w:bottom w:val="single" w:color="BFC7D5" w:sz="4"/>
+              <w:right w:val="single" w:color="BFC7D5" w:sz="4"/>
+            </w:tcBorders>
+            <w:tcMar>
+              <w:top w:type="dxa" w:w="60"/>
+              <w:left w:type="dxa" w:w="90"/>
+              <w:bottom w:type="dxa" w:w="60"/>
+              <w:right w:type="dxa" w:w="90"/>
+            </w:tcMar>
+          </w:tcPr>
+          <w:p>
+            <w:r>
+              <w:rPr>
+                <w:b w:val="false"/>
+                <w:bCs w:val="false"/>
+                <w:color w:val="222222"/>
+                <w:sz w:val="17"/>
+                <w:szCs w:val="17"/>
+              </w:rPr>
+              <w:t xml:space="preserve">Pass</w:t>
+            </w:r>
+          </w:p>
+        </w:tc>
+        <w:tc>
+          <w:tcPr>
+            <w:tcW w:type="dxa" w:w="834"/>
             <w:tcBorders>
               <w:top w:val="single" w:color="BFC7D5" w:sz="4"/>
               <w:left w:val="single" w:color="BFC7D5" w:sz="4"/>
@@ -1561,7 +1708,7 @@
       <w:tr>
         <w:tc>
           <w:tcPr>
-            <w:tcW w:type="dxa" w:w="1384"/>
+            <w:tcW w:type="dxa" w:w="1315"/>
             <w:tcBorders>
               <w:top w:val="single" w:color="BFC7D5" w:sz="4"/>
               <w:left w:val="single" w:color="BFC7D5" w:sz="4"/>
@@ -1590,7 +1737,7 @@
         </w:tc>
         <w:tc>
           <w:tcPr>
-            <w:tcW w:type="dxa" w:w="2769"/>
+            <w:tcW w:type="dxa" w:w="2630"/>
             <w:tcBorders>
               <w:top w:val="single" w:color="BFC7D5" w:sz="4"/>
               <w:left w:val="single" w:color="BFC7D5" w:sz="4"/>
@@ -1619,7 +1766,7 @@
         </w:tc>
         <w:tc>
           <w:tcPr>
-            <w:tcW w:type="dxa" w:w="1800"/>
+            <w:tcW w:type="dxa" w:w="1730"/>
             <w:tcBorders>
               <w:top w:val="single" w:color="BFC7D5" w:sz="4"/>
               <w:left w:val="single" w:color="BFC7D5" w:sz="4"/>
@@ -1648,7 +1795,7 @@
         </w:tc>
         <w:tc>
           <w:tcPr>
-            <w:tcW w:type="dxa" w:w="2353"/>
+            <w:tcW w:type="dxa" w:w="2215"/>
             <w:tcBorders>
               <w:top w:val="single" w:color="BFC7D5" w:sz="4"/>
               <w:left w:val="single" w:color="BFC7D5" w:sz="4"/>
@@ -1677,7 +1824,7 @@
         </w:tc>
         <w:tc>
           <w:tcPr>
-            <w:tcW w:type="dxa" w:w="3544"/>
+            <w:tcW w:type="dxa" w:w="3406"/>
             <w:tcBorders>
               <w:top w:val="single" w:color="BFC7D5" w:sz="4"/>
               <w:left w:val="single" w:color="BFC7D5" w:sz="4"/>
@@ -1706,7 +1853,36 @@
         </w:tc>
         <w:tc>
           <w:tcPr>
-            <w:tcW w:type="dxa" w:w="1110"/>
+            <w:tcW w:type="dxa" w:w="830"/>
+            <w:tcBorders>
+              <w:top w:val="single" w:color="BFC7D5" w:sz="4"/>
+              <w:left w:val="single" w:color="BFC7D5" w:sz="4"/>
+              <w:bottom w:val="single" w:color="BFC7D5" w:sz="4"/>
+              <w:right w:val="single" w:color="BFC7D5" w:sz="4"/>
+            </w:tcBorders>
+            <w:tcMar>
+              <w:top w:type="dxa" w:w="60"/>
+              <w:left w:type="dxa" w:w="90"/>
+              <w:bottom w:type="dxa" w:w="60"/>
+              <w:right w:type="dxa" w:w="90"/>
+            </w:tcMar>
+          </w:tcPr>
+          <w:p>
+            <w:r>
+              <w:rPr>
+                <w:b w:val="false"/>
+                <w:bCs w:val="false"/>
+                <w:color w:val="222222"/>
+                <w:sz w:val="17"/>
+                <w:szCs w:val="17"/>
+              </w:rPr>
+              <w:t xml:space="preserve">Pass</w:t>
+            </w:r>
+          </w:p>
+        </w:tc>
+        <w:tc>
+          <w:tcPr>
+            <w:tcW w:type="dxa" w:w="834"/>
             <w:tcBorders>
               <w:top w:val="single" w:color="BFC7D5" w:sz="4"/>
               <w:left w:val="single" w:color="BFC7D5" w:sz="4"/>
@@ -1737,7 +1913,7 @@
       <w:tr>
         <w:tc>
           <w:tcPr>
-            <w:tcW w:type="dxa" w:w="1384"/>
+            <w:tcW w:type="dxa" w:w="1315"/>
             <w:tcBorders>
               <w:top w:val="single" w:color="BFC7D5" w:sz="4"/>
               <w:left w:val="single" w:color="BFC7D5" w:sz="4"/>
@@ -1766,7 +1942,7 @@
         </w:tc>
         <w:tc>
           <w:tcPr>
-            <w:tcW w:type="dxa" w:w="2769"/>
+            <w:tcW w:type="dxa" w:w="2630"/>
             <w:tcBorders>
               <w:top w:val="single" w:color="BFC7D5" w:sz="4"/>
               <w:left w:val="single" w:color="BFC7D5" w:sz="4"/>
@@ -1795,7 +1971,7 @@
         </w:tc>
         <w:tc>
           <w:tcPr>
-            <w:tcW w:type="dxa" w:w="1800"/>
+            <w:tcW w:type="dxa" w:w="1730"/>
             <w:tcBorders>
               <w:top w:val="single" w:color="BFC7D5" w:sz="4"/>
               <w:left w:val="single" w:color="BFC7D5" w:sz="4"/>
@@ -1824,7 +2000,7 @@
         </w:tc>
         <w:tc>
           <w:tcPr>
-            <w:tcW w:type="dxa" w:w="2353"/>
+            <w:tcW w:type="dxa" w:w="2215"/>
             <w:tcBorders>
               <w:top w:val="single" w:color="BFC7D5" w:sz="4"/>
               <w:left w:val="single" w:color="BFC7D5" w:sz="4"/>
@@ -1853,7 +2029,7 @@
         </w:tc>
         <w:tc>
           <w:tcPr>
-            <w:tcW w:type="dxa" w:w="3544"/>
+            <w:tcW w:type="dxa" w:w="3406"/>
             <w:tcBorders>
               <w:top w:val="single" w:color="BFC7D5" w:sz="4"/>
               <w:left w:val="single" w:color="BFC7D5" w:sz="4"/>
@@ -1882,7 +2058,36 @@
         </w:tc>
         <w:tc>
           <w:tcPr>
-            <w:tcW w:type="dxa" w:w="1110"/>
+            <w:tcW w:type="dxa" w:w="830"/>
+            <w:tcBorders>
+              <w:top w:val="single" w:color="BFC7D5" w:sz="4"/>
+              <w:left w:val="single" w:color="BFC7D5" w:sz="4"/>
+              <w:bottom w:val="single" w:color="BFC7D5" w:sz="4"/>
+              <w:right w:val="single" w:color="BFC7D5" w:sz="4"/>
+            </w:tcBorders>
+            <w:tcMar>
+              <w:top w:type="dxa" w:w="60"/>
+              <w:left w:type="dxa" w:w="90"/>
+              <w:bottom w:type="dxa" w:w="60"/>
+              <w:right w:type="dxa" w:w="90"/>
+            </w:tcMar>
+          </w:tcPr>
+          <w:p>
+            <w:r>
+              <w:rPr>
+                <w:b w:val="false"/>
+                <w:bCs w:val="false"/>
+                <w:color w:val="222222"/>
+                <w:sz w:val="17"/>
+                <w:szCs w:val="17"/>
+              </w:rPr>
+              <w:t xml:space="preserve">Pass</w:t>
+            </w:r>
+          </w:p>
+        </w:tc>
+        <w:tc>
+          <w:tcPr>
+            <w:tcW w:type="dxa" w:w="834"/>
             <w:tcBorders>
               <w:top w:val="single" w:color="BFC7D5" w:sz="4"/>
               <w:left w:val="single" w:color="BFC7D5" w:sz="4"/>
@@ -1913,7 +2118,7 @@
       <w:tr>
         <w:tc>
           <w:tcPr>
-            <w:tcW w:type="dxa" w:w="1384"/>
+            <w:tcW w:type="dxa" w:w="1315"/>
             <w:tcBorders>
               <w:top w:val="single" w:color="BFC7D5" w:sz="4"/>
               <w:left w:val="single" w:color="BFC7D5" w:sz="4"/>
@@ -1942,7 +2147,7 @@
         </w:tc>
         <w:tc>
           <w:tcPr>
-            <w:tcW w:type="dxa" w:w="2769"/>
+            <w:tcW w:type="dxa" w:w="2630"/>
             <w:tcBorders>
               <w:top w:val="single" w:color="BFC7D5" w:sz="4"/>
               <w:left w:val="single" w:color="BFC7D5" w:sz="4"/>
@@ -1971,7 +2176,7 @@
         </w:tc>
         <w:tc>
           <w:tcPr>
-            <w:tcW w:type="dxa" w:w="1800"/>
+            <w:tcW w:type="dxa" w:w="1730"/>
             <w:tcBorders>
               <w:top w:val="single" w:color="BFC7D5" w:sz="4"/>
               <w:left w:val="single" w:color="BFC7D5" w:sz="4"/>
@@ -2000,7 +2205,7 @@
         </w:tc>
         <w:tc>
           <w:tcPr>
-            <w:tcW w:type="dxa" w:w="2353"/>
+            <w:tcW w:type="dxa" w:w="2215"/>
             <w:tcBorders>
               <w:top w:val="single" w:color="BFC7D5" w:sz="4"/>
               <w:left w:val="single" w:color="BFC7D5" w:sz="4"/>
@@ -2029,43 +2234,72 @@
         </w:tc>
         <w:tc>
           <w:tcPr>
-            <w:tcW w:type="dxa" w:w="3544"/>
-            <w:tcBorders>
-              <w:top w:val="single" w:color="BFC7D5" w:sz="4"/>
-              <w:left w:val="single" w:color="BFC7D5" w:sz="4"/>
-              <w:bottom w:val="single" w:color="BFC7D5" w:sz="4"/>
-              <w:right w:val="single" w:color="BFC7D5" w:sz="4"/>
-            </w:tcBorders>
-            <w:tcMar>
-              <w:top w:type="dxa" w:w="60"/>
-              <w:left w:type="dxa" w:w="90"/>
-              <w:bottom w:type="dxa" w:w="60"/>
-              <w:right w:type="dxa" w:w="90"/>
-            </w:tcMar>
-          </w:tcPr>
-          <w:p>
-            <w:r>
-              <w:rPr>
-                <w:b w:val="false"/>
-                <w:bCs w:val="false"/>
-                <w:color w:val="222222"/>
-                <w:sz w:val="17"/>
-                <w:szCs w:val="17"/>
-              </w:rPr>
-              <w:t xml:space="preserve">logout HTTP 200; replayed token → HTTP 200 — token still accepted after logout (stateless JWT, no revocation)</w:t>
-            </w:r>
-          </w:p>
-        </w:tc>
-        <w:tc>
-          <w:tcPr>
-            <w:tcW w:type="dxa" w:w="1110"/>
-            <w:tcBorders>
-              <w:top w:val="single" w:color="BFC7D5" w:sz="4"/>
-              <w:left w:val="single" w:color="BFC7D5" w:sz="4"/>
-              <w:bottom w:val="single" w:color="BFC7D5" w:sz="4"/>
-              <w:right w:val="single" w:color="BFC7D5" w:sz="4"/>
-            </w:tcBorders>
-            <w:shd w:fill="FDE7E7" w:color="auto" w:val="clear"/>
+            <w:tcW w:type="dxa" w:w="3406"/>
+            <w:tcBorders>
+              <w:top w:val="single" w:color="BFC7D5" w:sz="4"/>
+              <w:left w:val="single" w:color="BFC7D5" w:sz="4"/>
+              <w:bottom w:val="single" w:color="BFC7D5" w:sz="4"/>
+              <w:right w:val="single" w:color="BFC7D5" w:sz="4"/>
+            </w:tcBorders>
+            <w:tcMar>
+              <w:top w:type="dxa" w:w="60"/>
+              <w:left w:type="dxa" w:w="90"/>
+              <w:bottom w:type="dxa" w:w="60"/>
+              <w:right w:type="dxa" w:w="90"/>
+            </w:tcMar>
+          </w:tcPr>
+          <w:p>
+            <w:r>
+              <w:rPr>
+                <w:b w:val="false"/>
+                <w:bCs w:val="false"/>
+                <w:color w:val="222222"/>
+                <w:sz w:val="17"/>
+                <w:szCs w:val="17"/>
+              </w:rPr>
+              <w:t xml:space="preserve">logout HTTP 200; replayed token → HTTP 401</w:t>
+            </w:r>
+          </w:p>
+        </w:tc>
+        <w:tc>
+          <w:tcPr>
+            <w:tcW w:type="dxa" w:w="830"/>
+            <w:tcBorders>
+              <w:top w:val="single" w:color="BFC7D5" w:sz="4"/>
+              <w:left w:val="single" w:color="BFC7D5" w:sz="4"/>
+              <w:bottom w:val="single" w:color="BFC7D5" w:sz="4"/>
+              <w:right w:val="single" w:color="BFC7D5" w:sz="4"/>
+            </w:tcBorders>
+            <w:tcMar>
+              <w:top w:type="dxa" w:w="60"/>
+              <w:left w:type="dxa" w:w="90"/>
+              <w:bottom w:type="dxa" w:w="60"/>
+              <w:right w:type="dxa" w:w="90"/>
+            </w:tcMar>
+          </w:tcPr>
+          <w:p>
+            <w:r>
+              <w:rPr>
+                <w:b w:val="false"/>
+                <w:bCs w:val="false"/>
+                <w:color w:val="222222"/>
+                <w:sz w:val="17"/>
+                <w:szCs w:val="17"/>
+              </w:rPr>
+              <w:t xml:space="preserve">Fail</w:t>
+            </w:r>
+          </w:p>
+        </w:tc>
+        <w:tc>
+          <w:tcPr>
+            <w:tcW w:type="dxa" w:w="834"/>
+            <w:tcBorders>
+              <w:top w:val="single" w:color="BFC7D5" w:sz="4"/>
+              <w:left w:val="single" w:color="BFC7D5" w:sz="4"/>
+              <w:bottom w:val="single" w:color="BFC7D5" w:sz="4"/>
+              <w:right w:val="single" w:color="BFC7D5" w:sz="4"/>
+            </w:tcBorders>
+            <w:shd w:fill="E3F4E8" w:color="auto" w:val="clear"/>
             <w:tcMar>
               <w:top w:type="dxa" w:w="60"/>
               <w:left w:type="dxa" w:w="90"/>
@@ -2081,7 +2315,7 @@
                 <w:sz w:val="17"/>
                 <w:szCs w:val="17"/>
               </w:rPr>
-              <w:t xml:space="preserve">Fail</w:t>
+              <w:t xml:space="preserve">Pass</w:t>
             </w:r>
           </w:p>
         </w:tc>
@@ -2089,7 +2323,7 @@
       <w:tr>
         <w:tc>
           <w:tcPr>
-            <w:tcW w:type="dxa" w:w="1384"/>
+            <w:tcW w:type="dxa" w:w="1315"/>
             <w:tcBorders>
               <w:top w:val="single" w:color="BFC7D5" w:sz="4"/>
               <w:left w:val="single" w:color="BFC7D5" w:sz="4"/>
@@ -2118,7 +2352,7 @@
         </w:tc>
         <w:tc>
           <w:tcPr>
-            <w:tcW w:type="dxa" w:w="2769"/>
+            <w:tcW w:type="dxa" w:w="2630"/>
             <w:tcBorders>
               <w:top w:val="single" w:color="BFC7D5" w:sz="4"/>
               <w:left w:val="single" w:color="BFC7D5" w:sz="4"/>
@@ -2147,7 +2381,7 @@
         </w:tc>
         <w:tc>
           <w:tcPr>
-            <w:tcW w:type="dxa" w:w="1800"/>
+            <w:tcW w:type="dxa" w:w="1730"/>
             <w:tcBorders>
               <w:top w:val="single" w:color="BFC7D5" w:sz="4"/>
               <w:left w:val="single" w:color="BFC7D5" w:sz="4"/>
@@ -2176,7 +2410,7 @@
         </w:tc>
         <w:tc>
           <w:tcPr>
-            <w:tcW w:type="dxa" w:w="2353"/>
+            <w:tcW w:type="dxa" w:w="2215"/>
             <w:tcBorders>
               <w:top w:val="single" w:color="BFC7D5" w:sz="4"/>
               <w:left w:val="single" w:color="BFC7D5" w:sz="4"/>
@@ -2205,36 +2439,65 @@
         </w:tc>
         <w:tc>
           <w:tcPr>
-            <w:tcW w:type="dxa" w:w="3544"/>
-            <w:tcBorders>
-              <w:top w:val="single" w:color="BFC7D5" w:sz="4"/>
-              <w:left w:val="single" w:color="BFC7D5" w:sz="4"/>
-              <w:bottom w:val="single" w:color="BFC7D5" w:sz="4"/>
-              <w:right w:val="single" w:color="BFC7D5" w:sz="4"/>
-            </w:tcBorders>
-            <w:tcMar>
-              <w:top w:type="dxa" w:w="60"/>
-              <w:left w:type="dxa" w:w="90"/>
-              <w:bottom w:type="dxa" w:w="60"/>
-              <w:right w:type="dxa" w:w="90"/>
-            </w:tcMar>
-          </w:tcPr>
-          <w:p>
-            <w:r>
-              <w:rPr>
-                <w:b w:val="false"/>
-                <w:bCs w:val="false"/>
-                <w:color w:val="222222"/>
-                <w:sz w:val="17"/>
-                <w:szCs w:val="17"/>
-              </w:rPr>
-              <w:t xml:space="preserve">150 recent events; 1 for qa_tc101_6ff12; e.g. {"ts": "2026-10-06T21:34:09Z", "username": "qa_tc101_6ff12", "role": "user", "method": "POST", "path": "/api/auth/logout", "status": 2</w:t>
-            </w:r>
-          </w:p>
-        </w:tc>
-        <w:tc>
-          <w:tcPr>
-            <w:tcW w:type="dxa" w:w="1110"/>
+            <w:tcW w:type="dxa" w:w="3406"/>
+            <w:tcBorders>
+              <w:top w:val="single" w:color="BFC7D5" w:sz="4"/>
+              <w:left w:val="single" w:color="BFC7D5" w:sz="4"/>
+              <w:bottom w:val="single" w:color="BFC7D5" w:sz="4"/>
+              <w:right w:val="single" w:color="BFC7D5" w:sz="4"/>
+            </w:tcBorders>
+            <w:tcMar>
+              <w:top w:type="dxa" w:w="60"/>
+              <w:left w:type="dxa" w:w="90"/>
+              <w:bottom w:type="dxa" w:w="60"/>
+              <w:right w:type="dxa" w:w="90"/>
+            </w:tcMar>
+          </w:tcPr>
+          <w:p>
+            <w:r>
+              <w:rPr>
+                <w:b w:val="false"/>
+                <w:bCs w:val="false"/>
+                <w:color w:val="222222"/>
+                <w:sz w:val="17"/>
+                <w:szCs w:val="17"/>
+              </w:rPr>
+              <w:t xml:space="preserve">150 recent events; 1 for qa_tc101_6bb5e; e.g. {"ts": "2026-10-06T22:28:06Z", "username": "qa_tc101_6bb5e", "role": "user", "method": "POST", "path": "/api/auth/logout", "</w:t>
+            </w:r>
+          </w:p>
+        </w:tc>
+        <w:tc>
+          <w:tcPr>
+            <w:tcW w:type="dxa" w:w="830"/>
+            <w:tcBorders>
+              <w:top w:val="single" w:color="BFC7D5" w:sz="4"/>
+              <w:left w:val="single" w:color="BFC7D5" w:sz="4"/>
+              <w:bottom w:val="single" w:color="BFC7D5" w:sz="4"/>
+              <w:right w:val="single" w:color="BFC7D5" w:sz="4"/>
+            </w:tcBorders>
+            <w:tcMar>
+              <w:top w:type="dxa" w:w="60"/>
+              <w:left w:type="dxa" w:w="90"/>
+              <w:bottom w:type="dxa" w:w="60"/>
+              <w:right w:type="dxa" w:w="90"/>
+            </w:tcMar>
+          </w:tcPr>
+          <w:p>
+            <w:r>
+              <w:rPr>
+                <w:b w:val="false"/>
+                <w:bCs w:val="false"/>
+                <w:color w:val="222222"/>
+                <w:sz w:val="17"/>
+                <w:szCs w:val="17"/>
+              </w:rPr>
+              <w:t xml:space="preserve">Pass</w:t>
+            </w:r>
+          </w:p>
+        </w:tc>
+        <w:tc>
+          <w:tcPr>
+            <w:tcW w:type="dxa" w:w="834"/>
             <w:tcBorders>
               <w:top w:val="single" w:color="BFC7D5" w:sz="4"/>
               <w:left w:val="single" w:color="BFC7D5" w:sz="4"/>
@@ -2265,7 +2528,7 @@
       <w:tr>
         <w:tc>
           <w:tcPr>
-            <w:tcW w:type="dxa" w:w="1384"/>
+            <w:tcW w:type="dxa" w:w="1315"/>
             <w:tcBorders>
               <w:top w:val="single" w:color="BFC7D5" w:sz="4"/>
               <w:left w:val="single" w:color="BFC7D5" w:sz="4"/>
@@ -2294,7 +2557,7 @@
         </w:tc>
         <w:tc>
           <w:tcPr>
-            <w:tcW w:type="dxa" w:w="2769"/>
+            <w:tcW w:type="dxa" w:w="2630"/>
             <w:tcBorders>
               <w:top w:val="single" w:color="BFC7D5" w:sz="4"/>
               <w:left w:val="single" w:color="BFC7D5" w:sz="4"/>
@@ -2323,7 +2586,7 @@
         </w:tc>
         <w:tc>
           <w:tcPr>
-            <w:tcW w:type="dxa" w:w="1800"/>
+            <w:tcW w:type="dxa" w:w="1730"/>
             <w:tcBorders>
               <w:top w:val="single" w:color="BFC7D5" w:sz="4"/>
               <w:left w:val="single" w:color="BFC7D5" w:sz="4"/>
@@ -2352,7 +2615,7 @@
         </w:tc>
         <w:tc>
           <w:tcPr>
-            <w:tcW w:type="dxa" w:w="2353"/>
+            <w:tcW w:type="dxa" w:w="2215"/>
             <w:tcBorders>
               <w:top w:val="single" w:color="BFC7D5" w:sz="4"/>
               <w:left w:val="single" w:color="BFC7D5" w:sz="4"/>
@@ -2381,7 +2644,7 @@
         </w:tc>
         <w:tc>
           <w:tcPr>
-            <w:tcW w:type="dxa" w:w="3544"/>
+            <w:tcW w:type="dxa" w:w="3406"/>
             <w:tcBorders>
               <w:top w:val="single" w:color="BFC7D5" w:sz="4"/>
               <w:left w:val="single" w:color="BFC7D5" w:sz="4"/>
@@ -2410,7 +2673,36 @@
         </w:tc>
         <w:tc>
           <w:tcPr>
-            <w:tcW w:type="dxa" w:w="1110"/>
+            <w:tcW w:type="dxa" w:w="830"/>
+            <w:tcBorders>
+              <w:top w:val="single" w:color="BFC7D5" w:sz="4"/>
+              <w:left w:val="single" w:color="BFC7D5" w:sz="4"/>
+              <w:bottom w:val="single" w:color="BFC7D5" w:sz="4"/>
+              <w:right w:val="single" w:color="BFC7D5" w:sz="4"/>
+            </w:tcBorders>
+            <w:tcMar>
+              <w:top w:type="dxa" w:w="60"/>
+              <w:left w:type="dxa" w:w="90"/>
+              <w:bottom w:type="dxa" w:w="60"/>
+              <w:right w:type="dxa" w:w="90"/>
+            </w:tcMar>
+          </w:tcPr>
+          <w:p>
+            <w:r>
+              <w:rPr>
+                <w:b w:val="false"/>
+                <w:bCs w:val="false"/>
+                <w:color w:val="222222"/>
+                <w:sz w:val="17"/>
+                <w:szCs w:val="17"/>
+              </w:rPr>
+              <w:t xml:space="preserve">Pass</w:t>
+            </w:r>
+          </w:p>
+        </w:tc>
+        <w:tc>
+          <w:tcPr>
+            <w:tcW w:type="dxa" w:w="834"/>
             <w:tcBorders>
               <w:top w:val="single" w:color="BFC7D5" w:sz="4"/>
               <w:left w:val="single" w:color="BFC7D5" w:sz="4"/>
@@ -2441,7 +2733,7 @@
       <w:tr>
         <w:tc>
           <w:tcPr>
-            <w:tcW w:type="dxa" w:w="1384"/>
+            <w:tcW w:type="dxa" w:w="1315"/>
             <w:tcBorders>
               <w:top w:val="single" w:color="BFC7D5" w:sz="4"/>
               <w:left w:val="single" w:color="BFC7D5" w:sz="4"/>
@@ -2470,7 +2762,7 @@
         </w:tc>
         <w:tc>
           <w:tcPr>
-            <w:tcW w:type="dxa" w:w="2769"/>
+            <w:tcW w:type="dxa" w:w="2630"/>
             <w:tcBorders>
               <w:top w:val="single" w:color="BFC7D5" w:sz="4"/>
               <w:left w:val="single" w:color="BFC7D5" w:sz="4"/>
@@ -2499,7 +2791,7 @@
         </w:tc>
         <w:tc>
           <w:tcPr>
-            <w:tcW w:type="dxa" w:w="1800"/>
+            <w:tcW w:type="dxa" w:w="1730"/>
             <w:tcBorders>
               <w:top w:val="single" w:color="BFC7D5" w:sz="4"/>
               <w:left w:val="single" w:color="BFC7D5" w:sz="4"/>
@@ -2528,7 +2820,7 @@
         </w:tc>
         <w:tc>
           <w:tcPr>
-            <w:tcW w:type="dxa" w:w="2353"/>
+            <w:tcW w:type="dxa" w:w="2215"/>
             <w:tcBorders>
               <w:top w:val="single" w:color="BFC7D5" w:sz="4"/>
               <w:left w:val="single" w:color="BFC7D5" w:sz="4"/>
@@ -2557,36 +2849,65 @@
         </w:tc>
         <w:tc>
           <w:tcPr>
-            <w:tcW w:type="dxa" w:w="3544"/>
-            <w:tcBorders>
-              <w:top w:val="single" w:color="BFC7D5" w:sz="4"/>
-              <w:left w:val="single" w:color="BFC7D5" w:sz="4"/>
-              <w:bottom w:val="single" w:color="BFC7D5" w:sz="4"/>
-              <w:right w:val="single" w:color="BFC7D5" w:sz="4"/>
-            </w:tcBorders>
-            <w:tcMar>
-              <w:top w:type="dxa" w:w="60"/>
-              <w:left w:type="dxa" w:w="90"/>
-              <w:bottom w:type="dxa" w:w="60"/>
-              <w:right w:type="dxa" w:w="90"/>
-            </w:tcMar>
-          </w:tcPr>
-          <w:p>
-            <w:r>
-              <w:rPr>
-                <w:b w:val="false"/>
-                <w:bCs w:val="false"/>
-                <w:color w:val="222222"/>
-                <w:sz w:val="17"/>
-                <w:szCs w:val="17"/>
-              </w:rPr>
-              <w:t xml:space="preserve">HTTP 200; doc_id doc_47a9a8d41499</w:t>
-            </w:r>
-          </w:p>
-        </w:tc>
-        <w:tc>
-          <w:tcPr>
-            <w:tcW w:type="dxa" w:w="1110"/>
+            <w:tcW w:type="dxa" w:w="3406"/>
+            <w:tcBorders>
+              <w:top w:val="single" w:color="BFC7D5" w:sz="4"/>
+              <w:left w:val="single" w:color="BFC7D5" w:sz="4"/>
+              <w:bottom w:val="single" w:color="BFC7D5" w:sz="4"/>
+              <w:right w:val="single" w:color="BFC7D5" w:sz="4"/>
+            </w:tcBorders>
+            <w:tcMar>
+              <w:top w:type="dxa" w:w="60"/>
+              <w:left w:type="dxa" w:w="90"/>
+              <w:bottom w:type="dxa" w:w="60"/>
+              <w:right w:type="dxa" w:w="90"/>
+            </w:tcMar>
+          </w:tcPr>
+          <w:p>
+            <w:r>
+              <w:rPr>
+                <w:b w:val="false"/>
+                <w:bCs w:val="false"/>
+                <w:color w:val="222222"/>
+                <w:sz w:val="17"/>
+                <w:szCs w:val="17"/>
+              </w:rPr>
+              <w:t xml:space="preserve">HTTP 200; doc_id doc_51574092abab</w:t>
+            </w:r>
+          </w:p>
+        </w:tc>
+        <w:tc>
+          <w:tcPr>
+            <w:tcW w:type="dxa" w:w="830"/>
+            <w:tcBorders>
+              <w:top w:val="single" w:color="BFC7D5" w:sz="4"/>
+              <w:left w:val="single" w:color="BFC7D5" w:sz="4"/>
+              <w:bottom w:val="single" w:color="BFC7D5" w:sz="4"/>
+              <w:right w:val="single" w:color="BFC7D5" w:sz="4"/>
+            </w:tcBorders>
+            <w:tcMar>
+              <w:top w:type="dxa" w:w="60"/>
+              <w:left w:type="dxa" w:w="90"/>
+              <w:bottom w:type="dxa" w:w="60"/>
+              <w:right w:type="dxa" w:w="90"/>
+            </w:tcMar>
+          </w:tcPr>
+          <w:p>
+            <w:r>
+              <w:rPr>
+                <w:b w:val="false"/>
+                <w:bCs w:val="false"/>
+                <w:color w:val="222222"/>
+                <w:sz w:val="17"/>
+                <w:szCs w:val="17"/>
+              </w:rPr>
+              <w:t xml:space="preserve">Pass</w:t>
+            </w:r>
+          </w:p>
+        </w:tc>
+        <w:tc>
+          <w:tcPr>
+            <w:tcW w:type="dxa" w:w="834"/>
             <w:tcBorders>
               <w:top w:val="single" w:color="BFC7D5" w:sz="4"/>
               <w:left w:val="single" w:color="BFC7D5" w:sz="4"/>
@@ -2617,7 +2938,7 @@
       <w:tr>
         <w:tc>
           <w:tcPr>
-            <w:tcW w:type="dxa" w:w="1384"/>
+            <w:tcW w:type="dxa" w:w="1315"/>
             <w:tcBorders>
               <w:top w:val="single" w:color="BFC7D5" w:sz="4"/>
               <w:left w:val="single" w:color="BFC7D5" w:sz="4"/>
@@ -2646,7 +2967,7 @@
         </w:tc>
         <w:tc>
           <w:tcPr>
-            <w:tcW w:type="dxa" w:w="2769"/>
+            <w:tcW w:type="dxa" w:w="2630"/>
             <w:tcBorders>
               <w:top w:val="single" w:color="BFC7D5" w:sz="4"/>
               <w:left w:val="single" w:color="BFC7D5" w:sz="4"/>
@@ -2675,7 +2996,7 @@
         </w:tc>
         <w:tc>
           <w:tcPr>
-            <w:tcW w:type="dxa" w:w="1800"/>
+            <w:tcW w:type="dxa" w:w="1730"/>
             <w:tcBorders>
               <w:top w:val="single" w:color="BFC7D5" w:sz="4"/>
               <w:left w:val="single" w:color="BFC7D5" w:sz="4"/>
@@ -2704,7 +3025,7 @@
         </w:tc>
         <w:tc>
           <w:tcPr>
-            <w:tcW w:type="dxa" w:w="2353"/>
+            <w:tcW w:type="dxa" w:w="2215"/>
             <w:tcBorders>
               <w:top w:val="single" w:color="BFC7D5" w:sz="4"/>
               <w:left w:val="single" w:color="BFC7D5" w:sz="4"/>
@@ -2733,7 +3054,7 @@
         </w:tc>
         <w:tc>
           <w:tcPr>
-            <w:tcW w:type="dxa" w:w="3544"/>
+            <w:tcW w:type="dxa" w:w="3406"/>
             <w:tcBorders>
               <w:top w:val="single" w:color="BFC7D5" w:sz="4"/>
               <w:left w:val="single" w:color="BFC7D5" w:sz="4"/>
@@ -2762,7 +3083,36 @@
         </w:tc>
         <w:tc>
           <w:tcPr>
-            <w:tcW w:type="dxa" w:w="1110"/>
+            <w:tcW w:type="dxa" w:w="830"/>
+            <w:tcBorders>
+              <w:top w:val="single" w:color="BFC7D5" w:sz="4"/>
+              <w:left w:val="single" w:color="BFC7D5" w:sz="4"/>
+              <w:bottom w:val="single" w:color="BFC7D5" w:sz="4"/>
+              <w:right w:val="single" w:color="BFC7D5" w:sz="4"/>
+            </w:tcBorders>
+            <w:tcMar>
+              <w:top w:type="dxa" w:w="60"/>
+              <w:left w:type="dxa" w:w="90"/>
+              <w:bottom w:type="dxa" w:w="60"/>
+              <w:right w:type="dxa" w:w="90"/>
+            </w:tcMar>
+          </w:tcPr>
+          <w:p>
+            <w:r>
+              <w:rPr>
+                <w:b w:val="false"/>
+                <w:bCs w:val="false"/>
+                <w:color w:val="222222"/>
+                <w:sz w:val="17"/>
+                <w:szCs w:val="17"/>
+              </w:rPr>
+              <w:t xml:space="preserve">Pass</w:t>
+            </w:r>
+          </w:p>
+        </w:tc>
+        <w:tc>
+          <w:tcPr>
+            <w:tcW w:type="dxa" w:w="834"/>
             <w:tcBorders>
               <w:top w:val="single" w:color="BFC7D5" w:sz="4"/>
               <w:left w:val="single" w:color="BFC7D5" w:sz="4"/>
@@ -2793,7 +3143,7 @@
       <w:tr>
         <w:tc>
           <w:tcPr>
-            <w:tcW w:type="dxa" w:w="1384"/>
+            <w:tcW w:type="dxa" w:w="1315"/>
             <w:tcBorders>
               <w:top w:val="single" w:color="BFC7D5" w:sz="4"/>
               <w:left w:val="single" w:color="BFC7D5" w:sz="4"/>
@@ -2822,7 +3172,7 @@
         </w:tc>
         <w:tc>
           <w:tcPr>
-            <w:tcW w:type="dxa" w:w="2769"/>
+            <w:tcW w:type="dxa" w:w="2630"/>
             <w:tcBorders>
               <w:top w:val="single" w:color="BFC7D5" w:sz="4"/>
               <w:left w:val="single" w:color="BFC7D5" w:sz="4"/>
@@ -2851,7 +3201,7 @@
         </w:tc>
         <w:tc>
           <w:tcPr>
-            <w:tcW w:type="dxa" w:w="1800"/>
+            <w:tcW w:type="dxa" w:w="1730"/>
             <w:tcBorders>
               <w:top w:val="single" w:color="BFC7D5" w:sz="4"/>
               <w:left w:val="single" w:color="BFC7D5" w:sz="4"/>
@@ -2880,7 +3230,7 @@
         </w:tc>
         <w:tc>
           <w:tcPr>
-            <w:tcW w:type="dxa" w:w="2353"/>
+            <w:tcW w:type="dxa" w:w="2215"/>
             <w:tcBorders>
               <w:top w:val="single" w:color="BFC7D5" w:sz="4"/>
               <w:left w:val="single" w:color="BFC7D5" w:sz="4"/>
@@ -2909,36 +3259,65 @@
         </w:tc>
         <w:tc>
           <w:tcPr>
-            <w:tcW w:type="dxa" w:w="3544"/>
-            <w:tcBorders>
-              <w:top w:val="single" w:color="BFC7D5" w:sz="4"/>
-              <w:left w:val="single" w:color="BFC7D5" w:sz="4"/>
-              <w:bottom w:val="single" w:color="BFC7D5" w:sz="4"/>
-              <w:right w:val="single" w:color="BFC7D5" w:sz="4"/>
-            </w:tcBorders>
-            <w:tcMar>
-              <w:top w:type="dxa" w:w="60"/>
-              <w:left w:type="dxa" w:w="90"/>
-              <w:bottom w:type="dxa" w:w="60"/>
-              <w:right w:type="dxa" w:w="90"/>
-            </w:tcMar>
-          </w:tcPr>
-          <w:p>
-            <w:r>
-              <w:rPr>
-                <w:b w:val="false"/>
-                <w:bCs w:val="false"/>
-                <w:color w:val="222222"/>
-                <w:sz w:val="17"/>
-                <w:szCs w:val="17"/>
-              </w:rPr>
-              <w:t xml:space="preserve">HTTP 200; duplicate_of doc_47a9a8d41499</w:t>
-            </w:r>
-          </w:p>
-        </w:tc>
-        <w:tc>
-          <w:tcPr>
-            <w:tcW w:type="dxa" w:w="1110"/>
+            <w:tcW w:type="dxa" w:w="3406"/>
+            <w:tcBorders>
+              <w:top w:val="single" w:color="BFC7D5" w:sz="4"/>
+              <w:left w:val="single" w:color="BFC7D5" w:sz="4"/>
+              <w:bottom w:val="single" w:color="BFC7D5" w:sz="4"/>
+              <w:right w:val="single" w:color="BFC7D5" w:sz="4"/>
+            </w:tcBorders>
+            <w:tcMar>
+              <w:top w:type="dxa" w:w="60"/>
+              <w:left w:type="dxa" w:w="90"/>
+              <w:bottom w:type="dxa" w:w="60"/>
+              <w:right w:type="dxa" w:w="90"/>
+            </w:tcMar>
+          </w:tcPr>
+          <w:p>
+            <w:r>
+              <w:rPr>
+                <w:b w:val="false"/>
+                <w:bCs w:val="false"/>
+                <w:color w:val="222222"/>
+                <w:sz w:val="17"/>
+                <w:szCs w:val="17"/>
+              </w:rPr>
+              <w:t xml:space="preserve">HTTP 200; duplicate_of doc_51574092abab</w:t>
+            </w:r>
+          </w:p>
+        </w:tc>
+        <w:tc>
+          <w:tcPr>
+            <w:tcW w:type="dxa" w:w="830"/>
+            <w:tcBorders>
+              <w:top w:val="single" w:color="BFC7D5" w:sz="4"/>
+              <w:left w:val="single" w:color="BFC7D5" w:sz="4"/>
+              <w:bottom w:val="single" w:color="BFC7D5" w:sz="4"/>
+              <w:right w:val="single" w:color="BFC7D5" w:sz="4"/>
+            </w:tcBorders>
+            <w:tcMar>
+              <w:top w:type="dxa" w:w="60"/>
+              <w:left w:type="dxa" w:w="90"/>
+              <w:bottom w:type="dxa" w:w="60"/>
+              <w:right w:type="dxa" w:w="90"/>
+            </w:tcMar>
+          </w:tcPr>
+          <w:p>
+            <w:r>
+              <w:rPr>
+                <w:b w:val="false"/>
+                <w:bCs w:val="false"/>
+                <w:color w:val="222222"/>
+                <w:sz w:val="17"/>
+                <w:szCs w:val="17"/>
+              </w:rPr>
+              <w:t xml:space="preserve">Pass</w:t>
+            </w:r>
+          </w:p>
+        </w:tc>
+        <w:tc>
+          <w:tcPr>
+            <w:tcW w:type="dxa" w:w="834"/>
             <w:tcBorders>
               <w:top w:val="single" w:color="BFC7D5" w:sz="4"/>
               <w:left w:val="single" w:color="BFC7D5" w:sz="4"/>
@@ -2969,7 +3348,7 @@
       <w:tr>
         <w:tc>
           <w:tcPr>
-            <w:tcW w:type="dxa" w:w="1384"/>
+            <w:tcW w:type="dxa" w:w="1315"/>
             <w:tcBorders>
               <w:top w:val="single" w:color="BFC7D5" w:sz="4"/>
               <w:left w:val="single" w:color="BFC7D5" w:sz="4"/>
@@ -2998,7 +3377,7 @@
         </w:tc>
         <w:tc>
           <w:tcPr>
-            <w:tcW w:type="dxa" w:w="2769"/>
+            <w:tcW w:type="dxa" w:w="2630"/>
             <w:tcBorders>
               <w:top w:val="single" w:color="BFC7D5" w:sz="4"/>
               <w:left w:val="single" w:color="BFC7D5" w:sz="4"/>
@@ -3027,7 +3406,7 @@
         </w:tc>
         <w:tc>
           <w:tcPr>
-            <w:tcW w:type="dxa" w:w="1800"/>
+            <w:tcW w:type="dxa" w:w="1730"/>
             <w:tcBorders>
               <w:top w:val="single" w:color="BFC7D5" w:sz="4"/>
               <w:left w:val="single" w:color="BFC7D5" w:sz="4"/>
@@ -3056,7 +3435,7 @@
         </w:tc>
         <w:tc>
           <w:tcPr>
-            <w:tcW w:type="dxa" w:w="2353"/>
+            <w:tcW w:type="dxa" w:w="2215"/>
             <w:tcBorders>
               <w:top w:val="single" w:color="BFC7D5" w:sz="4"/>
               <w:left w:val="single" w:color="BFC7D5" w:sz="4"/>
@@ -3085,7 +3464,7 @@
         </w:tc>
         <w:tc>
           <w:tcPr>
-            <w:tcW w:type="dxa" w:w="3544"/>
+            <w:tcW w:type="dxa" w:w="3406"/>
             <w:tcBorders>
               <w:top w:val="single" w:color="BFC7D5" w:sz="4"/>
               <w:left w:val="single" w:color="BFC7D5" w:sz="4"/>
@@ -3114,7 +3493,36 @@
         </w:tc>
         <w:tc>
           <w:tcPr>
-            <w:tcW w:type="dxa" w:w="1110"/>
+            <w:tcW w:type="dxa" w:w="830"/>
+            <w:tcBorders>
+              <w:top w:val="single" w:color="BFC7D5" w:sz="4"/>
+              <w:left w:val="single" w:color="BFC7D5" w:sz="4"/>
+              <w:bottom w:val="single" w:color="BFC7D5" w:sz="4"/>
+              <w:right w:val="single" w:color="BFC7D5" w:sz="4"/>
+            </w:tcBorders>
+            <w:tcMar>
+              <w:top w:type="dxa" w:w="60"/>
+              <w:left w:type="dxa" w:w="90"/>
+              <w:bottom w:type="dxa" w:w="60"/>
+              <w:right w:type="dxa" w:w="90"/>
+            </w:tcMar>
+          </w:tcPr>
+          <w:p>
+            <w:r>
+              <w:rPr>
+                <w:b w:val="false"/>
+                <w:bCs w:val="false"/>
+                <w:color w:val="222222"/>
+                <w:sz w:val="17"/>
+                <w:szCs w:val="17"/>
+              </w:rPr>
+              <w:t xml:space="preserve">Pass</w:t>
+            </w:r>
+          </w:p>
+        </w:tc>
+        <w:tc>
+          <w:tcPr>
+            <w:tcW w:type="dxa" w:w="834"/>
             <w:tcBorders>
               <w:top w:val="single" w:color="BFC7D5" w:sz="4"/>
               <w:left w:val="single" w:color="BFC7D5" w:sz="4"/>
@@ -3145,7 +3553,7 @@
       <w:tr>
         <w:tc>
           <w:tcPr>
-            <w:tcW w:type="dxa" w:w="1384"/>
+            <w:tcW w:type="dxa" w:w="1315"/>
             <w:tcBorders>
               <w:top w:val="single" w:color="BFC7D5" w:sz="4"/>
               <w:left w:val="single" w:color="BFC7D5" w:sz="4"/>
@@ -3174,7 +3582,7 @@
         </w:tc>
         <w:tc>
           <w:tcPr>
-            <w:tcW w:type="dxa" w:w="2769"/>
+            <w:tcW w:type="dxa" w:w="2630"/>
             <w:tcBorders>
               <w:top w:val="single" w:color="BFC7D5" w:sz="4"/>
               <w:left w:val="single" w:color="BFC7D5" w:sz="4"/>
@@ -3203,7 +3611,7 @@
         </w:tc>
         <w:tc>
           <w:tcPr>
-            <w:tcW w:type="dxa" w:w="1800"/>
+            <w:tcW w:type="dxa" w:w="1730"/>
             <w:tcBorders>
               <w:top w:val="single" w:color="BFC7D5" w:sz="4"/>
               <w:left w:val="single" w:color="BFC7D5" w:sz="4"/>
@@ -3232,7 +3640,7 @@
         </w:tc>
         <w:tc>
           <w:tcPr>
-            <w:tcW w:type="dxa" w:w="2353"/>
+            <w:tcW w:type="dxa" w:w="2215"/>
             <w:tcBorders>
               <w:top w:val="single" w:color="BFC7D5" w:sz="4"/>
               <w:left w:val="single" w:color="BFC7D5" w:sz="4"/>
@@ -3261,43 +3669,72 @@
         </w:tc>
         <w:tc>
           <w:tcPr>
-            <w:tcW w:type="dxa" w:w="3544"/>
-            <w:tcBorders>
-              <w:top w:val="single" w:color="BFC7D5" w:sz="4"/>
-              <w:left w:val="single" w:color="BFC7D5" w:sz="4"/>
-              <w:bottom w:val="single" w:color="BFC7D5" w:sz="4"/>
-              <w:right w:val="single" w:color="BFC7D5" w:sz="4"/>
-            </w:tcBorders>
-            <w:tcMar>
-              <w:top w:type="dxa" w:w="60"/>
-              <w:left w:type="dxa" w:w="90"/>
-              <w:bottom w:type="dxa" w:w="60"/>
-              <w:right w:type="dxa" w:w="90"/>
-            </w:tcMar>
-          </w:tcPr>
-          <w:p>
-            <w:r>
-              <w:rPr>
-                <w:b w:val="false"/>
-                <w:bCs w:val="false"/>
-                <w:color w:val="222222"/>
-                <w:sz w:val="17"/>
-                <w:szCs w:val="17"/>
-              </w:rPr>
-              <w:t xml:space="preserve">HTTP 200; ACCEPTED and indexed as doc_4df23506ff12</w:t>
-            </w:r>
-          </w:p>
-        </w:tc>
-        <w:tc>
-          <w:tcPr>
-            <w:tcW w:type="dxa" w:w="1110"/>
-            <w:tcBorders>
-              <w:top w:val="single" w:color="BFC7D5" w:sz="4"/>
-              <w:left w:val="single" w:color="BFC7D5" w:sz="4"/>
-              <w:bottom w:val="single" w:color="BFC7D5" w:sz="4"/>
-              <w:right w:val="single" w:color="BFC7D5" w:sz="4"/>
-            </w:tcBorders>
-            <w:shd w:fill="FDE7E7" w:color="auto" w:val="clear"/>
+            <w:tcW w:type="dxa" w:w="3406"/>
+            <w:tcBorders>
+              <w:top w:val="single" w:color="BFC7D5" w:sz="4"/>
+              <w:left w:val="single" w:color="BFC7D5" w:sz="4"/>
+              <w:bottom w:val="single" w:color="BFC7D5" w:sz="4"/>
+              <w:right w:val="single" w:color="BFC7D5" w:sz="4"/>
+            </w:tcBorders>
+            <w:tcMar>
+              <w:top w:type="dxa" w:w="60"/>
+              <w:left w:type="dxa" w:w="90"/>
+              <w:bottom w:type="dxa" w:w="60"/>
+              <w:right w:type="dxa" w:w="90"/>
+            </w:tcMar>
+          </w:tcPr>
+          <w:p>
+            <w:r>
+              <w:rPr>
+                <w:b w:val="false"/>
+                <w:bCs w:val="false"/>
+                <w:color w:val="222222"/>
+                <w:sz w:val="17"/>
+                <w:szCs w:val="17"/>
+              </w:rPr>
+              <w:t xml:space="preserve">HTTP 415; {'detail': 'Unsupported file type. Allowed: .pdf, .docx, .pptx, .txt, .md.'}</w:t>
+            </w:r>
+          </w:p>
+        </w:tc>
+        <w:tc>
+          <w:tcPr>
+            <w:tcW w:type="dxa" w:w="830"/>
+            <w:tcBorders>
+              <w:top w:val="single" w:color="BFC7D5" w:sz="4"/>
+              <w:left w:val="single" w:color="BFC7D5" w:sz="4"/>
+              <w:bottom w:val="single" w:color="BFC7D5" w:sz="4"/>
+              <w:right w:val="single" w:color="BFC7D5" w:sz="4"/>
+            </w:tcBorders>
+            <w:tcMar>
+              <w:top w:type="dxa" w:w="60"/>
+              <w:left w:type="dxa" w:w="90"/>
+              <w:bottom w:type="dxa" w:w="60"/>
+              <w:right w:type="dxa" w:w="90"/>
+            </w:tcMar>
+          </w:tcPr>
+          <w:p>
+            <w:r>
+              <w:rPr>
+                <w:b w:val="false"/>
+                <w:bCs w:val="false"/>
+                <w:color w:val="222222"/>
+                <w:sz w:val="17"/>
+                <w:szCs w:val="17"/>
+              </w:rPr>
+              <w:t xml:space="preserve">Fail</w:t>
+            </w:r>
+          </w:p>
+        </w:tc>
+        <w:tc>
+          <w:tcPr>
+            <w:tcW w:type="dxa" w:w="834"/>
+            <w:tcBorders>
+              <w:top w:val="single" w:color="BFC7D5" w:sz="4"/>
+              <w:left w:val="single" w:color="BFC7D5" w:sz="4"/>
+              <w:bottom w:val="single" w:color="BFC7D5" w:sz="4"/>
+              <w:right w:val="single" w:color="BFC7D5" w:sz="4"/>
+            </w:tcBorders>
+            <w:shd w:fill="E3F4E8" w:color="auto" w:val="clear"/>
             <w:tcMar>
               <w:top w:type="dxa" w:w="60"/>
               <w:left w:type="dxa" w:w="90"/>
@@ -3313,7 +3750,7 @@
                 <w:sz w:val="17"/>
                 <w:szCs w:val="17"/>
               </w:rPr>
-              <w:t xml:space="preserve">Fail</w:t>
+              <w:t xml:space="preserve">Pass</w:t>
             </w:r>
           </w:p>
         </w:tc>
@@ -3321,7 +3758,7 @@
       <w:tr>
         <w:tc>
           <w:tcPr>
-            <w:tcW w:type="dxa" w:w="1384"/>
+            <w:tcW w:type="dxa" w:w="1315"/>
             <w:tcBorders>
               <w:top w:val="single" w:color="BFC7D5" w:sz="4"/>
               <w:left w:val="single" w:color="BFC7D5" w:sz="4"/>
@@ -3350,7 +3787,7 @@
         </w:tc>
         <w:tc>
           <w:tcPr>
-            <w:tcW w:type="dxa" w:w="2769"/>
+            <w:tcW w:type="dxa" w:w="2630"/>
             <w:tcBorders>
               <w:top w:val="single" w:color="BFC7D5" w:sz="4"/>
               <w:left w:val="single" w:color="BFC7D5" w:sz="4"/>
@@ -3379,7 +3816,7 @@
         </w:tc>
         <w:tc>
           <w:tcPr>
-            <w:tcW w:type="dxa" w:w="1800"/>
+            <w:tcW w:type="dxa" w:w="1730"/>
             <w:tcBorders>
               <w:top w:val="single" w:color="BFC7D5" w:sz="4"/>
               <w:left w:val="single" w:color="BFC7D5" w:sz="4"/>
@@ -3408,7 +3845,7 @@
         </w:tc>
         <w:tc>
           <w:tcPr>
-            <w:tcW w:type="dxa" w:w="2353"/>
+            <w:tcW w:type="dxa" w:w="2215"/>
             <w:tcBorders>
               <w:top w:val="single" w:color="BFC7D5" w:sz="4"/>
               <w:left w:val="single" w:color="BFC7D5" w:sz="4"/>
@@ -3437,36 +3874,65 @@
         </w:tc>
         <w:tc>
           <w:tcPr>
-            <w:tcW w:type="dxa" w:w="3544"/>
-            <w:tcBorders>
-              <w:top w:val="single" w:color="BFC7D5" w:sz="4"/>
-              <w:left w:val="single" w:color="BFC7D5" w:sz="4"/>
-              <w:bottom w:val="single" w:color="BFC7D5" w:sz="4"/>
-              <w:right w:val="single" w:color="BFC7D5" w:sz="4"/>
-            </w:tcBorders>
-            <w:tcMar>
-              <w:top w:type="dxa" w:w="60"/>
-              <w:left w:type="dxa" w:w="90"/>
-              <w:bottom w:type="dxa" w:w="60"/>
-              <w:right w:type="dxa" w:w="90"/>
-            </w:tcMar>
-          </w:tcPr>
-          <w:p>
-            <w:r>
-              <w:rPr>
-                <w:b w:val="false"/>
-                <w:bCs w:val="false"/>
-                <w:color w:val="222222"/>
-                <w:sz w:val="17"/>
-                <w:szCs w:val="17"/>
-              </w:rPr>
-              <w:t xml:space="preserve">4 upload events; latest {"ts": "2026-10-06T21:34:29Z", "username": "admin", "role": "admin", "method": "POST", "path": "/api/docs/upload", "status": 200, "ip": "172.22.0.6"}</w:t>
-            </w:r>
-          </w:p>
-        </w:tc>
-        <w:tc>
-          <w:tcPr>
-            <w:tcW w:type="dxa" w:w="1110"/>
+            <w:tcW w:type="dxa" w:w="3406"/>
+            <w:tcBorders>
+              <w:top w:val="single" w:color="BFC7D5" w:sz="4"/>
+              <w:left w:val="single" w:color="BFC7D5" w:sz="4"/>
+              <w:bottom w:val="single" w:color="BFC7D5" w:sz="4"/>
+              <w:right w:val="single" w:color="BFC7D5" w:sz="4"/>
+            </w:tcBorders>
+            <w:tcMar>
+              <w:top w:type="dxa" w:w="60"/>
+              <w:left w:type="dxa" w:w="90"/>
+              <w:bottom w:type="dxa" w:w="60"/>
+              <w:right w:type="dxa" w:w="90"/>
+            </w:tcMar>
+          </w:tcPr>
+          <w:p>
+            <w:r>
+              <w:rPr>
+                <w:b w:val="false"/>
+                <w:bCs w:val="false"/>
+                <w:color w:val="222222"/>
+                <w:sz w:val="17"/>
+                <w:szCs w:val="17"/>
+              </w:rPr>
+              <w:t xml:space="preserve">14 upload events; latest {"ts": "2026-10-06T22:28:17Z", "username": "admin", "role": "admin", "method": "POST", "path": "/api/docs/upload", "status": 415, "ip": "172.22.0</w:t>
+            </w:r>
+          </w:p>
+        </w:tc>
+        <w:tc>
+          <w:tcPr>
+            <w:tcW w:type="dxa" w:w="830"/>
+            <w:tcBorders>
+              <w:top w:val="single" w:color="BFC7D5" w:sz="4"/>
+              <w:left w:val="single" w:color="BFC7D5" w:sz="4"/>
+              <w:bottom w:val="single" w:color="BFC7D5" w:sz="4"/>
+              <w:right w:val="single" w:color="BFC7D5" w:sz="4"/>
+            </w:tcBorders>
+            <w:tcMar>
+              <w:top w:type="dxa" w:w="60"/>
+              <w:left w:type="dxa" w:w="90"/>
+              <w:bottom w:type="dxa" w:w="60"/>
+              <w:right w:type="dxa" w:w="90"/>
+            </w:tcMar>
+          </w:tcPr>
+          <w:p>
+            <w:r>
+              <w:rPr>
+                <w:b w:val="false"/>
+                <w:bCs w:val="false"/>
+                <w:color w:val="222222"/>
+                <w:sz w:val="17"/>
+                <w:szCs w:val="17"/>
+              </w:rPr>
+              <w:t xml:space="preserve">Pass</w:t>
+            </w:r>
+          </w:p>
+        </w:tc>
+        <w:tc>
+          <w:tcPr>
+            <w:tcW w:type="dxa" w:w="834"/>
             <w:tcBorders>
               <w:top w:val="single" w:color="BFC7D5" w:sz="4"/>
               <w:left w:val="single" w:color="BFC7D5" w:sz="4"/>
@@ -3497,7 +3963,7 @@
       <w:tr>
         <w:tc>
           <w:tcPr>
-            <w:tcW w:type="dxa" w:w="1384"/>
+            <w:tcW w:type="dxa" w:w="1315"/>
             <w:tcBorders>
               <w:top w:val="single" w:color="BFC7D5" w:sz="4"/>
               <w:left w:val="single" w:color="BFC7D5" w:sz="4"/>
@@ -3526,7 +3992,7 @@
         </w:tc>
         <w:tc>
           <w:tcPr>
-            <w:tcW w:type="dxa" w:w="2769"/>
+            <w:tcW w:type="dxa" w:w="2630"/>
             <w:tcBorders>
               <w:top w:val="single" w:color="BFC7D5" w:sz="4"/>
               <w:left w:val="single" w:color="BFC7D5" w:sz="4"/>
@@ -3555,7 +4021,7 @@
         </w:tc>
         <w:tc>
           <w:tcPr>
-            <w:tcW w:type="dxa" w:w="1800"/>
+            <w:tcW w:type="dxa" w:w="1730"/>
             <w:tcBorders>
               <w:top w:val="single" w:color="BFC7D5" w:sz="4"/>
               <w:left w:val="single" w:color="BFC7D5" w:sz="4"/>
@@ -3584,7 +4050,7 @@
         </w:tc>
         <w:tc>
           <w:tcPr>
-            <w:tcW w:type="dxa" w:w="2353"/>
+            <w:tcW w:type="dxa" w:w="2215"/>
             <w:tcBorders>
               <w:top w:val="single" w:color="BFC7D5" w:sz="4"/>
               <w:left w:val="single" w:color="BFC7D5" w:sz="4"/>
@@ -3613,7 +4079,7 @@
         </w:tc>
         <w:tc>
           <w:tcPr>
-            <w:tcW w:type="dxa" w:w="3544"/>
+            <w:tcW w:type="dxa" w:w="3406"/>
             <w:tcBorders>
               <w:top w:val="single" w:color="BFC7D5" w:sz="4"/>
               <w:left w:val="single" w:color="BFC7D5" w:sz="4"/>
@@ -3642,7 +4108,36 @@
         </w:tc>
         <w:tc>
           <w:tcPr>
-            <w:tcW w:type="dxa" w:w="1110"/>
+            <w:tcW w:type="dxa" w:w="830"/>
+            <w:tcBorders>
+              <w:top w:val="single" w:color="BFC7D5" w:sz="4"/>
+              <w:left w:val="single" w:color="BFC7D5" w:sz="4"/>
+              <w:bottom w:val="single" w:color="BFC7D5" w:sz="4"/>
+              <w:right w:val="single" w:color="BFC7D5" w:sz="4"/>
+            </w:tcBorders>
+            <w:tcMar>
+              <w:top w:type="dxa" w:w="60"/>
+              <w:left w:type="dxa" w:w="90"/>
+              <w:bottom w:type="dxa" w:w="60"/>
+              <w:right w:type="dxa" w:w="90"/>
+            </w:tcMar>
+          </w:tcPr>
+          <w:p>
+            <w:r>
+              <w:rPr>
+                <w:b w:val="false"/>
+                <w:bCs w:val="false"/>
+                <w:color w:val="222222"/>
+                <w:sz w:val="17"/>
+                <w:szCs w:val="17"/>
+              </w:rPr>
+              <w:t xml:space="preserve">Pass</w:t>
+            </w:r>
+          </w:p>
+        </w:tc>
+        <w:tc>
+          <w:tcPr>
+            <w:tcW w:type="dxa" w:w="834"/>
             <w:tcBorders>
               <w:top w:val="single" w:color="BFC7D5" w:sz="4"/>
               <w:left w:val="single" w:color="BFC7D5" w:sz="4"/>
@@ -3673,7 +4168,7 @@
       <w:tr>
         <w:tc>
           <w:tcPr>
-            <w:tcW w:type="dxa" w:w="1384"/>
+            <w:tcW w:type="dxa" w:w="1315"/>
             <w:tcBorders>
               <w:top w:val="single" w:color="BFC7D5" w:sz="4"/>
               <w:left w:val="single" w:color="BFC7D5" w:sz="4"/>
@@ -3702,7 +4197,7 @@
         </w:tc>
         <w:tc>
           <w:tcPr>
-            <w:tcW w:type="dxa" w:w="2769"/>
+            <w:tcW w:type="dxa" w:w="2630"/>
             <w:tcBorders>
               <w:top w:val="single" w:color="BFC7D5" w:sz="4"/>
               <w:left w:val="single" w:color="BFC7D5" w:sz="4"/>
@@ -3731,7 +4226,7 @@
         </w:tc>
         <w:tc>
           <w:tcPr>
-            <w:tcW w:type="dxa" w:w="1800"/>
+            <w:tcW w:type="dxa" w:w="1730"/>
             <w:tcBorders>
               <w:top w:val="single" w:color="BFC7D5" w:sz="4"/>
               <w:left w:val="single" w:color="BFC7D5" w:sz="4"/>
@@ -3760,7 +4255,7 @@
         </w:tc>
         <w:tc>
           <w:tcPr>
-            <w:tcW w:type="dxa" w:w="2353"/>
+            <w:tcW w:type="dxa" w:w="2215"/>
             <w:tcBorders>
               <w:top w:val="single" w:color="BFC7D5" w:sz="4"/>
               <w:left w:val="single" w:color="BFC7D5" w:sz="4"/>
@@ -3789,36 +4284,65 @@
         </w:tc>
         <w:tc>
           <w:tcPr>
-            <w:tcW w:type="dxa" w:w="3544"/>
-            <w:tcBorders>
-              <w:top w:val="single" w:color="BFC7D5" w:sz="4"/>
-              <w:left w:val="single" w:color="BFC7D5" w:sz="4"/>
-              <w:bottom w:val="single" w:color="BFC7D5" w:sz="4"/>
-              <w:right w:val="single" w:color="BFC7D5" w:sz="4"/>
-            </w:tcBorders>
-            <w:tcMar>
-              <w:top w:type="dxa" w:w="60"/>
-              <w:left w:type="dxa" w:w="90"/>
-              <w:bottom w:type="dxa" w:w="60"/>
-              <w:right w:type="dxa" w:w="90"/>
-            </w:tcMar>
-          </w:tcPr>
-          <w:p>
-            <w:r>
-              <w:rPr>
-                <w:b w:val="false"/>
-                <w:bCs w:val="false"/>
-                <w:color w:val="222222"/>
-                <w:sz w:val="17"/>
-                <w:szCs w:val="17"/>
-              </w:rPr>
-              <w:t xml:space="preserve">HTTP 200 in 13.6s; cites ['02_Meridian_Bank_Data_Protection_and_Security_Addendum_Demo.pdf', '03_Meridian_Bank_Service_Level_and_Support_Schedule_Demo.pdf']; answer: The acknowledg</w:t>
-            </w:r>
-          </w:p>
-        </w:tc>
-        <w:tc>
-          <w:tcPr>
-            <w:tcW w:type="dxa" w:w="1110"/>
+            <w:tcW w:type="dxa" w:w="3406"/>
+            <w:tcBorders>
+              <w:top w:val="single" w:color="BFC7D5" w:sz="4"/>
+              <w:left w:val="single" w:color="BFC7D5" w:sz="4"/>
+              <w:bottom w:val="single" w:color="BFC7D5" w:sz="4"/>
+              <w:right w:val="single" w:color="BFC7D5" w:sz="4"/>
+            </w:tcBorders>
+            <w:tcMar>
+              <w:top w:type="dxa" w:w="60"/>
+              <w:left w:type="dxa" w:w="90"/>
+              <w:bottom w:type="dxa" w:w="60"/>
+              <w:right w:type="dxa" w:w="90"/>
+            </w:tcMar>
+          </w:tcPr>
+          <w:p>
+            <w:r>
+              <w:rPr>
+                <w:b w:val="false"/>
+                <w:bCs w:val="false"/>
+                <w:color w:val="222222"/>
+                <w:sz w:val="17"/>
+                <w:szCs w:val="17"/>
+              </w:rPr>
+              <w:t xml:space="preserve">HTTP 200 in 10.7s; cites ['02_Meridian_Bank_Data_Protection_and_Security_Addendum_Demo.pdf', '03_Meridian_Bank_Service_Level_and_Support_Schedule_Demo.pdf']; answer: The </w:t>
+            </w:r>
+          </w:p>
+        </w:tc>
+        <w:tc>
+          <w:tcPr>
+            <w:tcW w:type="dxa" w:w="830"/>
+            <w:tcBorders>
+              <w:top w:val="single" w:color="BFC7D5" w:sz="4"/>
+              <w:left w:val="single" w:color="BFC7D5" w:sz="4"/>
+              <w:bottom w:val="single" w:color="BFC7D5" w:sz="4"/>
+              <w:right w:val="single" w:color="BFC7D5" w:sz="4"/>
+            </w:tcBorders>
+            <w:tcMar>
+              <w:top w:type="dxa" w:w="60"/>
+              <w:left w:type="dxa" w:w="90"/>
+              <w:bottom w:type="dxa" w:w="60"/>
+              <w:right w:type="dxa" w:w="90"/>
+            </w:tcMar>
+          </w:tcPr>
+          <w:p>
+            <w:r>
+              <w:rPr>
+                <w:b w:val="false"/>
+                <w:bCs w:val="false"/>
+                <w:color w:val="222222"/>
+                <w:sz w:val="17"/>
+                <w:szCs w:val="17"/>
+              </w:rPr>
+              <w:t xml:space="preserve">Pass</w:t>
+            </w:r>
+          </w:p>
+        </w:tc>
+        <w:tc>
+          <w:tcPr>
+            <w:tcW w:type="dxa" w:w="834"/>
             <w:tcBorders>
               <w:top w:val="single" w:color="BFC7D5" w:sz="4"/>
               <w:left w:val="single" w:color="BFC7D5" w:sz="4"/>
@@ -3849,7 +4373,7 @@
       <w:tr>
         <w:tc>
           <w:tcPr>
-            <w:tcW w:type="dxa" w:w="1384"/>
+            <w:tcW w:type="dxa" w:w="1315"/>
             <w:tcBorders>
               <w:top w:val="single" w:color="BFC7D5" w:sz="4"/>
               <w:left w:val="single" w:color="BFC7D5" w:sz="4"/>
@@ -3878,7 +4402,7 @@
         </w:tc>
         <w:tc>
           <w:tcPr>
-            <w:tcW w:type="dxa" w:w="2769"/>
+            <w:tcW w:type="dxa" w:w="2630"/>
             <w:tcBorders>
               <w:top w:val="single" w:color="BFC7D5" w:sz="4"/>
               <w:left w:val="single" w:color="BFC7D5" w:sz="4"/>
@@ -3907,7 +4431,7 @@
         </w:tc>
         <w:tc>
           <w:tcPr>
-            <w:tcW w:type="dxa" w:w="1800"/>
+            <w:tcW w:type="dxa" w:w="1730"/>
             <w:tcBorders>
               <w:top w:val="single" w:color="BFC7D5" w:sz="4"/>
               <w:left w:val="single" w:color="BFC7D5" w:sz="4"/>
@@ -3936,7 +4460,7 @@
         </w:tc>
         <w:tc>
           <w:tcPr>
-            <w:tcW w:type="dxa" w:w="2353"/>
+            <w:tcW w:type="dxa" w:w="2215"/>
             <w:tcBorders>
               <w:top w:val="single" w:color="BFC7D5" w:sz="4"/>
               <w:left w:val="single" w:color="BFC7D5" w:sz="4"/>
@@ -3965,36 +4489,65 @@
         </w:tc>
         <w:tc>
           <w:tcPr>
-            <w:tcW w:type="dxa" w:w="3544"/>
-            <w:tcBorders>
-              <w:top w:val="single" w:color="BFC7D5" w:sz="4"/>
-              <w:left w:val="single" w:color="BFC7D5" w:sz="4"/>
-              <w:bottom w:val="single" w:color="BFC7D5" w:sz="4"/>
-              <w:right w:val="single" w:color="BFC7D5" w:sz="4"/>
-            </w:tcBorders>
-            <w:tcMar>
-              <w:top w:type="dxa" w:w="60"/>
-              <w:left w:type="dxa" w:w="90"/>
-              <w:bottom w:type="dxa" w:w="60"/>
-              <w:right w:type="dxa" w:w="90"/>
-            </w:tcMar>
-          </w:tcPr>
-          <w:p>
-            <w:r>
-              <w:rPr>
-                <w:b w:val="false"/>
-                <w:bCs w:val="false"/>
-                <w:color w:val="222222"/>
-                <w:sz w:val="17"/>
-                <w:szCs w:val="17"/>
-              </w:rPr>
-              <w:t xml:space="preserve">HTTP 200 in 10.1s; cites ['01_Meridian_Bank_Master_Services_Agreement_Demo.pdf', '02_Meridian_Bank_Data_Protection_and_Security_Addendum_Demo.pdf', '04_Meridian_Bank_Implementation</w:t>
-            </w:r>
-          </w:p>
-        </w:tc>
-        <w:tc>
-          <w:tcPr>
-            <w:tcW w:type="dxa" w:w="1110"/>
+            <w:tcW w:type="dxa" w:w="3406"/>
+            <w:tcBorders>
+              <w:top w:val="single" w:color="BFC7D5" w:sz="4"/>
+              <w:left w:val="single" w:color="BFC7D5" w:sz="4"/>
+              <w:bottom w:val="single" w:color="BFC7D5" w:sz="4"/>
+              <w:right w:val="single" w:color="BFC7D5" w:sz="4"/>
+            </w:tcBorders>
+            <w:tcMar>
+              <w:top w:type="dxa" w:w="60"/>
+              <w:left w:type="dxa" w:w="90"/>
+              <w:bottom w:type="dxa" w:w="60"/>
+              <w:right w:type="dxa" w:w="90"/>
+            </w:tcMar>
+          </w:tcPr>
+          <w:p>
+            <w:r>
+              <w:rPr>
+                <w:b w:val="false"/>
+                <w:bCs w:val="false"/>
+                <w:color w:val="222222"/>
+                <w:sz w:val="17"/>
+                <w:szCs w:val="17"/>
+              </w:rPr>
+              <w:t xml:space="preserve">HTTP 200 in 8.8s; cites ['01_Meridian_Bank_Master_Services_Agreement_Demo.pdf', '02_Meridian_Bank_Data_Protection_and_Security_Addendum_Demo.pdf', '04_Meridian_Bank_Imple</w:t>
+            </w:r>
+          </w:p>
+        </w:tc>
+        <w:tc>
+          <w:tcPr>
+            <w:tcW w:type="dxa" w:w="830"/>
+            <w:tcBorders>
+              <w:top w:val="single" w:color="BFC7D5" w:sz="4"/>
+              <w:left w:val="single" w:color="BFC7D5" w:sz="4"/>
+              <w:bottom w:val="single" w:color="BFC7D5" w:sz="4"/>
+              <w:right w:val="single" w:color="BFC7D5" w:sz="4"/>
+            </w:tcBorders>
+            <w:tcMar>
+              <w:top w:type="dxa" w:w="60"/>
+              <w:left w:type="dxa" w:w="90"/>
+              <w:bottom w:type="dxa" w:w="60"/>
+              <w:right w:type="dxa" w:w="90"/>
+            </w:tcMar>
+          </w:tcPr>
+          <w:p>
+            <w:r>
+              <w:rPr>
+                <w:b w:val="false"/>
+                <w:bCs w:val="false"/>
+                <w:color w:val="222222"/>
+                <w:sz w:val="17"/>
+                <w:szCs w:val="17"/>
+              </w:rPr>
+              <w:t xml:space="preserve">Pass</w:t>
+            </w:r>
+          </w:p>
+        </w:tc>
+        <w:tc>
+          <w:tcPr>
+            <w:tcW w:type="dxa" w:w="834"/>
             <w:tcBorders>
               <w:top w:val="single" w:color="BFC7D5" w:sz="4"/>
               <w:left w:val="single" w:color="BFC7D5" w:sz="4"/>
@@ -4025,7 +4578,7 @@
       <w:tr>
         <w:tc>
           <w:tcPr>
-            <w:tcW w:type="dxa" w:w="1384"/>
+            <w:tcW w:type="dxa" w:w="1315"/>
             <w:tcBorders>
               <w:top w:val="single" w:color="BFC7D5" w:sz="4"/>
               <w:left w:val="single" w:color="BFC7D5" w:sz="4"/>
@@ -4054,7 +4607,7 @@
         </w:tc>
         <w:tc>
           <w:tcPr>
-            <w:tcW w:type="dxa" w:w="2769"/>
+            <w:tcW w:type="dxa" w:w="2630"/>
             <w:tcBorders>
               <w:top w:val="single" w:color="BFC7D5" w:sz="4"/>
               <w:left w:val="single" w:color="BFC7D5" w:sz="4"/>
@@ -4083,7 +4636,7 @@
         </w:tc>
         <w:tc>
           <w:tcPr>
-            <w:tcW w:type="dxa" w:w="1800"/>
+            <w:tcW w:type="dxa" w:w="1730"/>
             <w:tcBorders>
               <w:top w:val="single" w:color="BFC7D5" w:sz="4"/>
               <w:left w:val="single" w:color="BFC7D5" w:sz="4"/>
@@ -4112,7 +4665,7 @@
         </w:tc>
         <w:tc>
           <w:tcPr>
-            <w:tcW w:type="dxa" w:w="2353"/>
+            <w:tcW w:type="dxa" w:w="2215"/>
             <w:tcBorders>
               <w:top w:val="single" w:color="BFC7D5" w:sz="4"/>
               <w:left w:val="single" w:color="BFC7D5" w:sz="4"/>
@@ -4141,43 +4694,72 @@
         </w:tc>
         <w:tc>
           <w:tcPr>
-            <w:tcW w:type="dxa" w:w="3544"/>
-            <w:tcBorders>
-              <w:top w:val="single" w:color="BFC7D5" w:sz="4"/>
-              <w:left w:val="single" w:color="BFC7D5" w:sz="4"/>
-              <w:bottom w:val="single" w:color="BFC7D5" w:sz="4"/>
-              <w:right w:val="single" w:color="BFC7D5" w:sz="4"/>
-            </w:tcBorders>
-            <w:tcMar>
-              <w:top w:type="dxa" w:w="60"/>
-              <w:left w:type="dxa" w:w="90"/>
-              <w:bottom w:type="dxa" w:w="60"/>
-              <w:right w:type="dxa" w:w="90"/>
-            </w:tcMar>
-          </w:tcPr>
-          <w:p>
-            <w:r>
-              <w:rPr>
-                <w:b w:val="false"/>
-                <w:bCs w:val="false"/>
-                <w:color w:val="222222"/>
-                <w:sz w:val="17"/>
-                <w:szCs w:val="17"/>
-              </w:rPr>
-              <w:t xml:space="preserve">HTTP 200 in 8.7s; cites ['03_Meridian_Bank_Service_Level_and_Support_Schedule_Demo.pdf', '04_Meridian_Bank_Implementation_Statement_of_Work_Demo.pdf']; answer: Hello! I'm just a vi</w:t>
-            </w:r>
-          </w:p>
-        </w:tc>
-        <w:tc>
-          <w:tcPr>
-            <w:tcW w:type="dxa" w:w="1110"/>
-            <w:tcBorders>
-              <w:top w:val="single" w:color="BFC7D5" w:sz="4"/>
-              <w:left w:val="single" w:color="BFC7D5" w:sz="4"/>
-              <w:bottom w:val="single" w:color="BFC7D5" w:sz="4"/>
-              <w:right w:val="single" w:color="BFC7D5" w:sz="4"/>
-            </w:tcBorders>
-            <w:shd w:fill="FDE7E7" w:color="auto" w:val="clear"/>
+            <w:tcW w:type="dxa" w:w="3406"/>
+            <w:tcBorders>
+              <w:top w:val="single" w:color="BFC7D5" w:sz="4"/>
+              <w:left w:val="single" w:color="BFC7D5" w:sz="4"/>
+              <w:bottom w:val="single" w:color="BFC7D5" w:sz="4"/>
+              <w:right w:val="single" w:color="BFC7D5" w:sz="4"/>
+            </w:tcBorders>
+            <w:tcMar>
+              <w:top w:type="dxa" w:w="60"/>
+              <w:left w:type="dxa" w:w="90"/>
+              <w:bottom w:type="dxa" w:w="60"/>
+              <w:right w:type="dxa" w:w="90"/>
+            </w:tcMar>
+          </w:tcPr>
+          <w:p>
+            <w:r>
+              <w:rPr>
+                <w:b w:val="false"/>
+                <w:bCs w:val="false"/>
+                <w:color w:val="222222"/>
+                <w:sz w:val="17"/>
+                <w:szCs w:val="17"/>
+              </w:rPr>
+              <w:t xml:space="preserve">HTTP 200 in 1.0s; cites none; answer: I'm good, thanks for asking! How can I assist you today?</w:t>
+            </w:r>
+          </w:p>
+        </w:tc>
+        <w:tc>
+          <w:tcPr>
+            <w:tcW w:type="dxa" w:w="830"/>
+            <w:tcBorders>
+              <w:top w:val="single" w:color="BFC7D5" w:sz="4"/>
+              <w:left w:val="single" w:color="BFC7D5" w:sz="4"/>
+              <w:bottom w:val="single" w:color="BFC7D5" w:sz="4"/>
+              <w:right w:val="single" w:color="BFC7D5" w:sz="4"/>
+            </w:tcBorders>
+            <w:tcMar>
+              <w:top w:type="dxa" w:w="60"/>
+              <w:left w:type="dxa" w:w="90"/>
+              <w:bottom w:type="dxa" w:w="60"/>
+              <w:right w:type="dxa" w:w="90"/>
+            </w:tcMar>
+          </w:tcPr>
+          <w:p>
+            <w:r>
+              <w:rPr>
+                <w:b w:val="false"/>
+                <w:bCs w:val="false"/>
+                <w:color w:val="222222"/>
+                <w:sz w:val="17"/>
+                <w:szCs w:val="17"/>
+              </w:rPr>
+              <w:t xml:space="preserve">Fail</w:t>
+            </w:r>
+          </w:p>
+        </w:tc>
+        <w:tc>
+          <w:tcPr>
+            <w:tcW w:type="dxa" w:w="834"/>
+            <w:tcBorders>
+              <w:top w:val="single" w:color="BFC7D5" w:sz="4"/>
+              <w:left w:val="single" w:color="BFC7D5" w:sz="4"/>
+              <w:bottom w:val="single" w:color="BFC7D5" w:sz="4"/>
+              <w:right w:val="single" w:color="BFC7D5" w:sz="4"/>
+            </w:tcBorders>
+            <w:shd w:fill="E3F4E8" w:color="auto" w:val="clear"/>
             <w:tcMar>
               <w:top w:type="dxa" w:w="60"/>
               <w:left w:type="dxa" w:w="90"/>
@@ -4193,7 +4775,7 @@
                 <w:sz w:val="17"/>
                 <w:szCs w:val="17"/>
               </w:rPr>
-              <w:t xml:space="preserve">Fail</w:t>
+              <w:t xml:space="preserve">Pass</w:t>
             </w:r>
           </w:p>
         </w:tc>
@@ -4201,7 +4783,7 @@
       <w:tr>
         <w:tc>
           <w:tcPr>
-            <w:tcW w:type="dxa" w:w="1384"/>
+            <w:tcW w:type="dxa" w:w="1315"/>
             <w:tcBorders>
               <w:top w:val="single" w:color="BFC7D5" w:sz="4"/>
               <w:left w:val="single" w:color="BFC7D5" w:sz="4"/>
@@ -4230,7 +4812,7 @@
         </w:tc>
         <w:tc>
           <w:tcPr>
-            <w:tcW w:type="dxa" w:w="2769"/>
+            <w:tcW w:type="dxa" w:w="2630"/>
             <w:tcBorders>
               <w:top w:val="single" w:color="BFC7D5" w:sz="4"/>
               <w:left w:val="single" w:color="BFC7D5" w:sz="4"/>
@@ -4259,7 +4841,7 @@
         </w:tc>
         <w:tc>
           <w:tcPr>
-            <w:tcW w:type="dxa" w:w="1800"/>
+            <w:tcW w:type="dxa" w:w="1730"/>
             <w:tcBorders>
               <w:top w:val="single" w:color="BFC7D5" w:sz="4"/>
               <w:left w:val="single" w:color="BFC7D5" w:sz="4"/>
@@ -4288,7 +4870,7 @@
         </w:tc>
         <w:tc>
           <w:tcPr>
-            <w:tcW w:type="dxa" w:w="2353"/>
+            <w:tcW w:type="dxa" w:w="2215"/>
             <w:tcBorders>
               <w:top w:val="single" w:color="BFC7D5" w:sz="4"/>
               <w:left w:val="single" w:color="BFC7D5" w:sz="4"/>
@@ -4317,7 +4899,7 @@
         </w:tc>
         <w:tc>
           <w:tcPr>
-            <w:tcW w:type="dxa" w:w="3544"/>
+            <w:tcW w:type="dxa" w:w="3406"/>
             <w:tcBorders>
               <w:top w:val="single" w:color="BFC7D5" w:sz="4"/>
               <w:left w:val="single" w:color="BFC7D5" w:sz="4"/>
@@ -4346,7 +4928,36 @@
         </w:tc>
         <w:tc>
           <w:tcPr>
-            <w:tcW w:type="dxa" w:w="1110"/>
+            <w:tcW w:type="dxa" w:w="830"/>
+            <w:tcBorders>
+              <w:top w:val="single" w:color="BFC7D5" w:sz="4"/>
+              <w:left w:val="single" w:color="BFC7D5" w:sz="4"/>
+              <w:bottom w:val="single" w:color="BFC7D5" w:sz="4"/>
+              <w:right w:val="single" w:color="BFC7D5" w:sz="4"/>
+            </w:tcBorders>
+            <w:tcMar>
+              <w:top w:type="dxa" w:w="60"/>
+              <w:left w:type="dxa" w:w="90"/>
+              <w:bottom w:type="dxa" w:w="60"/>
+              <w:right w:type="dxa" w:w="90"/>
+            </w:tcMar>
+          </w:tcPr>
+          <w:p>
+            <w:r>
+              <w:rPr>
+                <w:b w:val="false"/>
+                <w:bCs w:val="false"/>
+                <w:color w:val="222222"/>
+                <w:sz w:val="17"/>
+                <w:szCs w:val="17"/>
+              </w:rPr>
+              <w:t xml:space="preserve">Pass</w:t>
+            </w:r>
+          </w:p>
+        </w:tc>
+        <w:tc>
+          <w:tcPr>
+            <w:tcW w:type="dxa" w:w="834"/>
             <w:tcBorders>
               <w:top w:val="single" w:color="BFC7D5" w:sz="4"/>
               <w:left w:val="single" w:color="BFC7D5" w:sz="4"/>
@@ -4377,7 +4988,7 @@
       <w:tr>
         <w:tc>
           <w:tcPr>
-            <w:tcW w:type="dxa" w:w="1384"/>
+            <w:tcW w:type="dxa" w:w="1315"/>
             <w:tcBorders>
               <w:top w:val="single" w:color="BFC7D5" w:sz="4"/>
               <w:left w:val="single" w:color="BFC7D5" w:sz="4"/>
@@ -4406,7 +5017,7 @@
         </w:tc>
         <w:tc>
           <w:tcPr>
-            <w:tcW w:type="dxa" w:w="2769"/>
+            <w:tcW w:type="dxa" w:w="2630"/>
             <w:tcBorders>
               <w:top w:val="single" w:color="BFC7D5" w:sz="4"/>
               <w:left w:val="single" w:color="BFC7D5" w:sz="4"/>
@@ -4435,7 +5046,7 @@
         </w:tc>
         <w:tc>
           <w:tcPr>
-            <w:tcW w:type="dxa" w:w="1800"/>
+            <w:tcW w:type="dxa" w:w="1730"/>
             <w:tcBorders>
               <w:top w:val="single" w:color="BFC7D5" w:sz="4"/>
               <w:left w:val="single" w:color="BFC7D5" w:sz="4"/>
@@ -4464,7 +5075,7 @@
         </w:tc>
         <w:tc>
           <w:tcPr>
-            <w:tcW w:type="dxa" w:w="2353"/>
+            <w:tcW w:type="dxa" w:w="2215"/>
             <w:tcBorders>
               <w:top w:val="single" w:color="BFC7D5" w:sz="4"/>
               <w:left w:val="single" w:color="BFC7D5" w:sz="4"/>
@@ -4493,36 +5104,65 @@
         </w:tc>
         <w:tc>
           <w:tcPr>
-            <w:tcW w:type="dxa" w:w="3544"/>
-            <w:tcBorders>
-              <w:top w:val="single" w:color="BFC7D5" w:sz="4"/>
-              <w:left w:val="single" w:color="BFC7D5" w:sz="4"/>
-              <w:bottom w:val="single" w:color="BFC7D5" w:sz="4"/>
-              <w:right w:val="single" w:color="BFC7D5" w:sz="4"/>
-            </w:tcBorders>
-            <w:tcMar>
-              <w:top w:type="dxa" w:w="60"/>
-              <w:left w:type="dxa" w:w="90"/>
-              <w:bottom w:type="dxa" w:w="60"/>
-              <w:right w:type="dxa" w:w="90"/>
-            </w:tcMar>
-          </w:tcPr>
-          <w:p>
-            <w:r>
-              <w:rPr>
-                <w:b w:val="false"/>
-                <w:bCs w:val="false"/>
-                <w:color w:val="222222"/>
-                <w:sz w:val="17"/>
-                <w:szCs w:val="17"/>
-              </w:rPr>
-              <w:t xml:space="preserve">backend: Up 2 hours (healthy); cloudflared: Up 2 hours; frontend: Up 2 hours; ollama: Up 2 hours (healthy); trtllm: Up 2 hours (healthy); voice: Up 2 hours (healthy)</w:t>
-            </w:r>
-          </w:p>
-        </w:tc>
-        <w:tc>
-          <w:tcPr>
-            <w:tcW w:type="dxa" w:w="1110"/>
+            <w:tcW w:type="dxa" w:w="3406"/>
+            <w:tcBorders>
+              <w:top w:val="single" w:color="BFC7D5" w:sz="4"/>
+              <w:left w:val="single" w:color="BFC7D5" w:sz="4"/>
+              <w:bottom w:val="single" w:color="BFC7D5" w:sz="4"/>
+              <w:right w:val="single" w:color="BFC7D5" w:sz="4"/>
+            </w:tcBorders>
+            <w:tcMar>
+              <w:top w:type="dxa" w:w="60"/>
+              <w:left w:type="dxa" w:w="90"/>
+              <w:bottom w:type="dxa" w:w="60"/>
+              <w:right w:type="dxa" w:w="90"/>
+            </w:tcMar>
+          </w:tcPr>
+          <w:p>
+            <w:r>
+              <w:rPr>
+                <w:b w:val="false"/>
+                <w:bCs w:val="false"/>
+                <w:color w:val="222222"/>
+                <w:sz w:val="17"/>
+                <w:szCs w:val="17"/>
+              </w:rPr>
+              <w:t xml:space="preserve">backend: Up 10 minutes (healthy); cloudflared: Up 2 hours; frontend: Up About a minute; ollama: Up 47 seconds (healthy); trtllm: Up 3 hours (healthy); voice: Up 3 minutes</w:t>
+            </w:r>
+          </w:p>
+        </w:tc>
+        <w:tc>
+          <w:tcPr>
+            <w:tcW w:type="dxa" w:w="830"/>
+            <w:tcBorders>
+              <w:top w:val="single" w:color="BFC7D5" w:sz="4"/>
+              <w:left w:val="single" w:color="BFC7D5" w:sz="4"/>
+              <w:bottom w:val="single" w:color="BFC7D5" w:sz="4"/>
+              <w:right w:val="single" w:color="BFC7D5" w:sz="4"/>
+            </w:tcBorders>
+            <w:tcMar>
+              <w:top w:type="dxa" w:w="60"/>
+              <w:left w:type="dxa" w:w="90"/>
+              <w:bottom w:type="dxa" w:w="60"/>
+              <w:right w:type="dxa" w:w="90"/>
+            </w:tcMar>
+          </w:tcPr>
+          <w:p>
+            <w:r>
+              <w:rPr>
+                <w:b w:val="false"/>
+                <w:bCs w:val="false"/>
+                <w:color w:val="222222"/>
+                <w:sz w:val="17"/>
+                <w:szCs w:val="17"/>
+              </w:rPr>
+              <w:t xml:space="preserve">Pass</w:t>
+            </w:r>
+          </w:p>
+        </w:tc>
+        <w:tc>
+          <w:tcPr>
+            <w:tcW w:type="dxa" w:w="834"/>
             <w:tcBorders>
               <w:top w:val="single" w:color="BFC7D5" w:sz="4"/>
               <w:left w:val="single" w:color="BFC7D5" w:sz="4"/>
@@ -4553,7 +5193,7 @@
       <w:tr>
         <w:tc>
           <w:tcPr>
-            <w:tcW w:type="dxa" w:w="1384"/>
+            <w:tcW w:type="dxa" w:w="1315"/>
             <w:tcBorders>
               <w:top w:val="single" w:color="BFC7D5" w:sz="4"/>
               <w:left w:val="single" w:color="BFC7D5" w:sz="4"/>
@@ -4582,7 +5222,7 @@
         </w:tc>
         <w:tc>
           <w:tcPr>
-            <w:tcW w:type="dxa" w:w="2769"/>
+            <w:tcW w:type="dxa" w:w="2630"/>
             <w:tcBorders>
               <w:top w:val="single" w:color="BFC7D5" w:sz="4"/>
               <w:left w:val="single" w:color="BFC7D5" w:sz="4"/>
@@ -4611,7 +5251,7 @@
         </w:tc>
         <w:tc>
           <w:tcPr>
-            <w:tcW w:type="dxa" w:w="1800"/>
+            <w:tcW w:type="dxa" w:w="1730"/>
             <w:tcBorders>
               <w:top w:val="single" w:color="BFC7D5" w:sz="4"/>
               <w:left w:val="single" w:color="BFC7D5" w:sz="4"/>
@@ -4640,7 +5280,7 @@
         </w:tc>
         <w:tc>
           <w:tcPr>
-            <w:tcW w:type="dxa" w:w="2353"/>
+            <w:tcW w:type="dxa" w:w="2215"/>
             <w:tcBorders>
               <w:top w:val="single" w:color="BFC7D5" w:sz="4"/>
               <w:left w:val="single" w:color="BFC7D5" w:sz="4"/>
@@ -4669,7 +5309,7 @@
         </w:tc>
         <w:tc>
           <w:tcPr>
-            <w:tcW w:type="dxa" w:w="3544"/>
+            <w:tcW w:type="dxa" w:w="3406"/>
             <w:tcBorders>
               <w:top w:val="single" w:color="BFC7D5" w:sz="4"/>
               <w:left w:val="single" w:color="BFC7D5" w:sz="4"/>
@@ -4698,7 +5338,36 @@
         </w:tc>
         <w:tc>
           <w:tcPr>
-            <w:tcW w:type="dxa" w:w="1110"/>
+            <w:tcW w:type="dxa" w:w="830"/>
+            <w:tcBorders>
+              <w:top w:val="single" w:color="BFC7D5" w:sz="4"/>
+              <w:left w:val="single" w:color="BFC7D5" w:sz="4"/>
+              <w:bottom w:val="single" w:color="BFC7D5" w:sz="4"/>
+              <w:right w:val="single" w:color="BFC7D5" w:sz="4"/>
+            </w:tcBorders>
+            <w:tcMar>
+              <w:top w:type="dxa" w:w="60"/>
+              <w:left w:type="dxa" w:w="90"/>
+              <w:bottom w:type="dxa" w:w="60"/>
+              <w:right w:type="dxa" w:w="90"/>
+            </w:tcMar>
+          </w:tcPr>
+          <w:p>
+            <w:r>
+              <w:rPr>
+                <w:b w:val="false"/>
+                <w:bCs w:val="false"/>
+                <w:color w:val="222222"/>
+                <w:sz w:val="17"/>
+                <w:szCs w:val="17"/>
+              </w:rPr>
+              <w:t xml:space="preserve">Pass</w:t>
+            </w:r>
+          </w:p>
+        </w:tc>
+        <w:tc>
+          <w:tcPr>
+            <w:tcW w:type="dxa" w:w="834"/>
             <w:tcBorders>
               <w:top w:val="single" w:color="BFC7D5" w:sz="4"/>
               <w:left w:val="single" w:color="BFC7D5" w:sz="4"/>
@@ -4729,7 +5398,7 @@
       <w:tr>
         <w:tc>
           <w:tcPr>
-            <w:tcW w:type="dxa" w:w="1384"/>
+            <w:tcW w:type="dxa" w:w="1315"/>
             <w:tcBorders>
               <w:top w:val="single" w:color="BFC7D5" w:sz="4"/>
               <w:left w:val="single" w:color="BFC7D5" w:sz="4"/>
@@ -4758,7 +5427,7 @@
         </w:tc>
         <w:tc>
           <w:tcPr>
-            <w:tcW w:type="dxa" w:w="2769"/>
+            <w:tcW w:type="dxa" w:w="2630"/>
             <w:tcBorders>
               <w:top w:val="single" w:color="BFC7D5" w:sz="4"/>
               <w:left w:val="single" w:color="BFC7D5" w:sz="4"/>
@@ -4787,7 +5456,7 @@
         </w:tc>
         <w:tc>
           <w:tcPr>
-            <w:tcW w:type="dxa" w:w="1800"/>
+            <w:tcW w:type="dxa" w:w="1730"/>
             <w:tcBorders>
               <w:top w:val="single" w:color="BFC7D5" w:sz="4"/>
               <w:left w:val="single" w:color="BFC7D5" w:sz="4"/>
@@ -4816,7 +5485,7 @@
         </w:tc>
         <w:tc>
           <w:tcPr>
-            <w:tcW w:type="dxa" w:w="2353"/>
+            <w:tcW w:type="dxa" w:w="2215"/>
             <w:tcBorders>
               <w:top w:val="single" w:color="BFC7D5" w:sz="4"/>
               <w:left w:val="single" w:color="BFC7D5" w:sz="4"/>
@@ -4845,36 +5514,65 @@
         </w:tc>
         <w:tc>
           <w:tcPr>
-            <w:tcW w:type="dxa" w:w="3544"/>
-            <w:tcBorders>
-              <w:top w:val="single" w:color="BFC7D5" w:sz="4"/>
-              <w:left w:val="single" w:color="BFC7D5" w:sz="4"/>
-              <w:bottom w:val="single" w:color="BFC7D5" w:sz="4"/>
-              <w:right w:val="single" w:color="BFC7D5" w:sz="4"/>
-            </w:tcBorders>
-            <w:tcMar>
-              <w:top w:type="dxa" w:w="60"/>
-              <w:left w:type="dxa" w:w="90"/>
-              <w:bottom w:type="dxa" w:w="60"/>
-              <w:right w:type="dxa" w:w="90"/>
-            </w:tcMar>
-          </w:tcPr>
-          <w:p>
-            <w:r>
-              <w:rPr>
-                <w:b w:val="false"/>
-                <w:bCs w:val="false"/>
-                <w:color w:val="222222"/>
-                <w:sz w:val="17"/>
-                <w:szCs w:val="17"/>
-              </w:rPr>
-              <w:t xml:space="preserve">HTTP 200 after 1.5s</w:t>
-            </w:r>
-          </w:p>
-        </w:tc>
-        <w:tc>
-          <w:tcPr>
-            <w:tcW w:type="dxa" w:w="1110"/>
+            <w:tcW w:type="dxa" w:w="3406"/>
+            <w:tcBorders>
+              <w:top w:val="single" w:color="BFC7D5" w:sz="4"/>
+              <w:left w:val="single" w:color="BFC7D5" w:sz="4"/>
+              <w:bottom w:val="single" w:color="BFC7D5" w:sz="4"/>
+              <w:right w:val="single" w:color="BFC7D5" w:sz="4"/>
+            </w:tcBorders>
+            <w:tcMar>
+              <w:top w:type="dxa" w:w="60"/>
+              <w:left w:type="dxa" w:w="90"/>
+              <w:bottom w:type="dxa" w:w="60"/>
+              <w:right w:type="dxa" w:w="90"/>
+            </w:tcMar>
+          </w:tcPr>
+          <w:p>
+            <w:r>
+              <w:rPr>
+                <w:b w:val="false"/>
+                <w:bCs w:val="false"/>
+                <w:color w:val="222222"/>
+                <w:sz w:val="17"/>
+                <w:szCs w:val="17"/>
+              </w:rPr>
+              <w:t xml:space="preserve">HTTP 200 after 1.4s</w:t>
+            </w:r>
+          </w:p>
+        </w:tc>
+        <w:tc>
+          <w:tcPr>
+            <w:tcW w:type="dxa" w:w="830"/>
+            <w:tcBorders>
+              <w:top w:val="single" w:color="BFC7D5" w:sz="4"/>
+              <w:left w:val="single" w:color="BFC7D5" w:sz="4"/>
+              <w:bottom w:val="single" w:color="BFC7D5" w:sz="4"/>
+              <w:right w:val="single" w:color="BFC7D5" w:sz="4"/>
+            </w:tcBorders>
+            <w:tcMar>
+              <w:top w:type="dxa" w:w="60"/>
+              <w:left w:type="dxa" w:w="90"/>
+              <w:bottom w:type="dxa" w:w="60"/>
+              <w:right w:type="dxa" w:w="90"/>
+            </w:tcMar>
+          </w:tcPr>
+          <w:p>
+            <w:r>
+              <w:rPr>
+                <w:b w:val="false"/>
+                <w:bCs w:val="false"/>
+                <w:color w:val="222222"/>
+                <w:sz w:val="17"/>
+                <w:szCs w:val="17"/>
+              </w:rPr>
+              <w:t xml:space="preserve">Pass</w:t>
+            </w:r>
+          </w:p>
+        </w:tc>
+        <w:tc>
+          <w:tcPr>
+            <w:tcW w:type="dxa" w:w="834"/>
             <w:tcBorders>
               <w:top w:val="single" w:color="BFC7D5" w:sz="4"/>
               <w:left w:val="single" w:color="BFC7D5" w:sz="4"/>
@@ -4905,7 +5603,7 @@
       <w:tr>
         <w:tc>
           <w:tcPr>
-            <w:tcW w:type="dxa" w:w="1384"/>
+            <w:tcW w:type="dxa" w:w="1315"/>
             <w:tcBorders>
               <w:top w:val="single" w:color="BFC7D5" w:sz="4"/>
               <w:left w:val="single" w:color="BFC7D5" w:sz="4"/>
@@ -4934,7 +5632,7 @@
         </w:tc>
         <w:tc>
           <w:tcPr>
-            <w:tcW w:type="dxa" w:w="2769"/>
+            <w:tcW w:type="dxa" w:w="2630"/>
             <w:tcBorders>
               <w:top w:val="single" w:color="BFC7D5" w:sz="4"/>
               <w:left w:val="single" w:color="BFC7D5" w:sz="4"/>
@@ -4963,7 +5661,7 @@
         </w:tc>
         <w:tc>
           <w:tcPr>
-            <w:tcW w:type="dxa" w:w="1800"/>
+            <w:tcW w:type="dxa" w:w="1730"/>
             <w:tcBorders>
               <w:top w:val="single" w:color="BFC7D5" w:sz="4"/>
               <w:left w:val="single" w:color="BFC7D5" w:sz="4"/>
@@ -4992,7 +5690,7 @@
         </w:tc>
         <w:tc>
           <w:tcPr>
-            <w:tcW w:type="dxa" w:w="2353"/>
+            <w:tcW w:type="dxa" w:w="2215"/>
             <w:tcBorders>
               <w:top w:val="single" w:color="BFC7D5" w:sz="4"/>
               <w:left w:val="single" w:color="BFC7D5" w:sz="4"/>
@@ -5021,7 +5719,7 @@
         </w:tc>
         <w:tc>
           <w:tcPr>
-            <w:tcW w:type="dxa" w:w="3544"/>
+            <w:tcW w:type="dxa" w:w="3406"/>
             <w:tcBorders>
               <w:top w:val="single" w:color="BFC7D5" w:sz="4"/>
               <w:left w:val="single" w:color="BFC7D5" w:sz="4"/>
@@ -5050,7 +5748,36 @@
         </w:tc>
         <w:tc>
           <w:tcPr>
-            <w:tcW w:type="dxa" w:w="1110"/>
+            <w:tcW w:type="dxa" w:w="830"/>
+            <w:tcBorders>
+              <w:top w:val="single" w:color="BFC7D5" w:sz="4"/>
+              <w:left w:val="single" w:color="BFC7D5" w:sz="4"/>
+              <w:bottom w:val="single" w:color="BFC7D5" w:sz="4"/>
+              <w:right w:val="single" w:color="BFC7D5" w:sz="4"/>
+            </w:tcBorders>
+            <w:tcMar>
+              <w:top w:type="dxa" w:w="60"/>
+              <w:left w:type="dxa" w:w="90"/>
+              <w:bottom w:type="dxa" w:w="60"/>
+              <w:right w:type="dxa" w:w="90"/>
+            </w:tcMar>
+          </w:tcPr>
+          <w:p>
+            <w:r>
+              <w:rPr>
+                <w:b w:val="false"/>
+                <w:bCs w:val="false"/>
+                <w:color w:val="222222"/>
+                <w:sz w:val="17"/>
+                <w:szCs w:val="17"/>
+              </w:rPr>
+              <w:t xml:space="preserve">Pass</w:t>
+            </w:r>
+          </w:p>
+        </w:tc>
+        <w:tc>
+          <w:tcPr>
+            <w:tcW w:type="dxa" w:w="834"/>
             <w:tcBorders>
               <w:top w:val="single" w:color="BFC7D5" w:sz="4"/>
               <w:left w:val="single" w:color="BFC7D5" w:sz="4"/>
@@ -5081,7 +5808,7 @@
       <w:tr>
         <w:tc>
           <w:tcPr>
-            <w:tcW w:type="dxa" w:w="1384"/>
+            <w:tcW w:type="dxa" w:w="1315"/>
             <w:tcBorders>
               <w:top w:val="single" w:color="BFC7D5" w:sz="4"/>
               <w:left w:val="single" w:color="BFC7D5" w:sz="4"/>
@@ -5110,7 +5837,7 @@
         </w:tc>
         <w:tc>
           <w:tcPr>
-            <w:tcW w:type="dxa" w:w="2769"/>
+            <w:tcW w:type="dxa" w:w="2630"/>
             <w:tcBorders>
               <w:top w:val="single" w:color="BFC7D5" w:sz="4"/>
               <w:left w:val="single" w:color="BFC7D5" w:sz="4"/>
@@ -5139,7 +5866,7 @@
         </w:tc>
         <w:tc>
           <w:tcPr>
-            <w:tcW w:type="dxa" w:w="1800"/>
+            <w:tcW w:type="dxa" w:w="1730"/>
             <w:tcBorders>
               <w:top w:val="single" w:color="BFC7D5" w:sz="4"/>
               <w:left w:val="single" w:color="BFC7D5" w:sz="4"/>
@@ -5168,65 +5895,94 @@
         </w:tc>
         <w:tc>
           <w:tcPr>
-            <w:tcW w:type="dxa" w:w="2353"/>
-            <w:tcBorders>
-              <w:top w:val="single" w:color="BFC7D5" w:sz="4"/>
-              <w:left w:val="single" w:color="BFC7D5" w:sz="4"/>
-              <w:bottom w:val="single" w:color="BFC7D5" w:sz="4"/>
-              <w:right w:val="single" w:color="BFC7D5" w:sz="4"/>
-            </w:tcBorders>
-            <w:tcMar>
-              <w:top w:type="dxa" w:w="60"/>
-              <w:left w:type="dxa" w:w="90"/>
-              <w:bottom w:type="dxa" w:w="60"/>
-              <w:right w:type="dxa" w:w="90"/>
-            </w:tcMar>
-          </w:tcPr>
-          <w:p>
-            <w:r>
-              <w:rPr>
-                <w:b w:val="false"/>
-                <w:bCs w:val="false"/>
-                <w:color w:val="222222"/>
-                <w:sz w:val="17"/>
-                <w:szCs w:val="17"/>
-              </w:rPr>
-              <w:t xml:space="preserve">Reports version, commit and build date</w:t>
-            </w:r>
-          </w:p>
-        </w:tc>
-        <w:tc>
-          <w:tcPr>
-            <w:tcW w:type="dxa" w:w="3544"/>
-            <w:tcBorders>
-              <w:top w:val="single" w:color="BFC7D5" w:sz="4"/>
-              <w:left w:val="single" w:color="BFC7D5" w:sz="4"/>
-              <w:bottom w:val="single" w:color="BFC7D5" w:sz="4"/>
-              <w:right w:val="single" w:color="BFC7D5" w:sz="4"/>
-            </w:tcBorders>
-            <w:tcMar>
-              <w:top w:type="dxa" w:w="60"/>
-              <w:left w:type="dxa" w:w="90"/>
-              <w:bottom w:type="dxa" w:w="60"/>
-              <w:right w:type="dxa" w:w="90"/>
-            </w:tcMar>
-          </w:tcPr>
-          <w:p>
-            <w:r>
-              <w:rPr>
-                <w:b w:val="false"/>
-                <w:bCs w:val="false"/>
-                <w:color w:val="222222"/>
-                <w:sz w:val="17"/>
-                <w:szCs w:val="17"/>
-              </w:rPr>
-              <w:t xml:space="preserve">HTTP 200 {'app': 'EchoMind Backend', 'version': '1.4.0', 'commit': 'eaa7b1a049574f497595a887f99e4089cdd6a57b', 'date': '2026-10-06T19:55:58Z'}</w:t>
-            </w:r>
-          </w:p>
-        </w:tc>
-        <w:tc>
-          <w:tcPr>
-            <w:tcW w:type="dxa" w:w="1110"/>
+            <w:tcW w:type="dxa" w:w="2215"/>
+            <w:tcBorders>
+              <w:top w:val="single" w:color="BFC7D5" w:sz="4"/>
+              <w:left w:val="single" w:color="BFC7D5" w:sz="4"/>
+              <w:bottom w:val="single" w:color="BFC7D5" w:sz="4"/>
+              <w:right w:val="single" w:color="BFC7D5" w:sz="4"/>
+            </w:tcBorders>
+            <w:tcMar>
+              <w:top w:type="dxa" w:w="60"/>
+              <w:left w:type="dxa" w:w="90"/>
+              <w:bottom w:type="dxa" w:w="60"/>
+              <w:right w:type="dxa" w:w="90"/>
+            </w:tcMar>
+          </w:tcPr>
+          <w:p>
+            <w:r>
+              <w:rPr>
+                <w:b w:val="false"/>
+                <w:bCs w:val="false"/>
+                <w:color w:val="222222"/>
+                <w:sz w:val="17"/>
+                <w:szCs w:val="17"/>
+              </w:rPr>
+              <w:t xml:space="preserve">Reports a released version, commit and build date</w:t>
+            </w:r>
+          </w:p>
+        </w:tc>
+        <w:tc>
+          <w:tcPr>
+            <w:tcW w:type="dxa" w:w="3406"/>
+            <w:tcBorders>
+              <w:top w:val="single" w:color="BFC7D5" w:sz="4"/>
+              <w:left w:val="single" w:color="BFC7D5" w:sz="4"/>
+              <w:bottom w:val="single" w:color="BFC7D5" w:sz="4"/>
+              <w:right w:val="single" w:color="BFC7D5" w:sz="4"/>
+            </w:tcBorders>
+            <w:tcMar>
+              <w:top w:type="dxa" w:w="60"/>
+              <w:left w:type="dxa" w:w="90"/>
+              <w:bottom w:type="dxa" w:w="60"/>
+              <w:right w:type="dxa" w:w="90"/>
+            </w:tcMar>
+          </w:tcPr>
+          <w:p>
+            <w:r>
+              <w:rPr>
+                <w:b w:val="false"/>
+                <w:bCs w:val="false"/>
+                <w:color w:val="222222"/>
+                <w:sz w:val="17"/>
+                <w:szCs w:val="17"/>
+              </w:rPr>
+              <w:t xml:space="preserve">HTTP 200 {'app': 'EchoMind Backend', 'version': '1.4.1', 'commit': 'f1b8445a994e3b3eb9201e93c58d327b30664d9b', 'date': '2026-10-06T22:17:01Z'}</w:t>
+            </w:r>
+          </w:p>
+        </w:tc>
+        <w:tc>
+          <w:tcPr>
+            <w:tcW w:type="dxa" w:w="830"/>
+            <w:tcBorders>
+              <w:top w:val="single" w:color="BFC7D5" w:sz="4"/>
+              <w:left w:val="single" w:color="BFC7D5" w:sz="4"/>
+              <w:bottom w:val="single" w:color="BFC7D5" w:sz="4"/>
+              <w:right w:val="single" w:color="BFC7D5" w:sz="4"/>
+            </w:tcBorders>
+            <w:tcMar>
+              <w:top w:type="dxa" w:w="60"/>
+              <w:left w:type="dxa" w:w="90"/>
+              <w:bottom w:type="dxa" w:w="60"/>
+              <w:right w:type="dxa" w:w="90"/>
+            </w:tcMar>
+          </w:tcPr>
+          <w:p>
+            <w:r>
+              <w:rPr>
+                <w:b w:val="false"/>
+                <w:bCs w:val="false"/>
+                <w:color w:val="222222"/>
+                <w:sz w:val="17"/>
+                <w:szCs w:val="17"/>
+              </w:rPr>
+              <w:t xml:space="preserve">Pass</w:t>
+            </w:r>
+          </w:p>
+        </w:tc>
+        <w:tc>
+          <w:tcPr>
+            <w:tcW w:type="dxa" w:w="834"/>
             <w:tcBorders>
               <w:top w:val="single" w:color="BFC7D5" w:sz="4"/>
               <w:left w:val="single" w:color="BFC7D5" w:sz="4"/>
@@ -5257,7 +6013,7 @@
       <w:tr>
         <w:tc>
           <w:tcPr>
-            <w:tcW w:type="dxa" w:w="1384"/>
+            <w:tcW w:type="dxa" w:w="1315"/>
             <w:tcBorders>
               <w:top w:val="single" w:color="BFC7D5" w:sz="4"/>
               <w:left w:val="single" w:color="BFC7D5" w:sz="4"/>
@@ -5286,36 +6042,36 @@
         </w:tc>
         <w:tc>
           <w:tcPr>
-            <w:tcW w:type="dxa" w:w="2769"/>
-            <w:tcBorders>
-              <w:top w:val="single" w:color="BFC7D5" w:sz="4"/>
-              <w:left w:val="single" w:color="BFC7D5" w:sz="4"/>
-              <w:bottom w:val="single" w:color="BFC7D5" w:sz="4"/>
-              <w:right w:val="single" w:color="BFC7D5" w:sz="4"/>
-            </w:tcBorders>
-            <w:tcMar>
-              <w:top w:type="dxa" w:w="60"/>
-              <w:left w:type="dxa" w:w="90"/>
-              <w:bottom w:type="dxa" w:w="60"/>
-              <w:right w:type="dxa" w:w="90"/>
-            </w:tcMar>
-          </w:tcPr>
-          <w:p>
-            <w:r>
-              <w:rPr>
-                <w:b w:val="false"/>
-                <w:bCs w:val="false"/>
-                <w:color w:val="222222"/>
-                <w:sz w:val="17"/>
-                <w:szCs w:val="17"/>
-              </w:rPr>
-              <w:t xml:space="preserve">Compare the reported commit with the v1.4.0 tag</w:t>
-            </w:r>
-          </w:p>
-        </w:tc>
-        <w:tc>
-          <w:tcPr>
-            <w:tcW w:type="dxa" w:w="1800"/>
+            <w:tcW w:type="dxa" w:w="2630"/>
+            <w:tcBorders>
+              <w:top w:val="single" w:color="BFC7D5" w:sz="4"/>
+              <w:left w:val="single" w:color="BFC7D5" w:sz="4"/>
+              <w:bottom w:val="single" w:color="BFC7D5" w:sz="4"/>
+              <w:right w:val="single" w:color="BFC7D5" w:sz="4"/>
+            </w:tcBorders>
+            <w:tcMar>
+              <w:top w:type="dxa" w:w="60"/>
+              <w:left w:type="dxa" w:w="90"/>
+              <w:bottom w:type="dxa" w:w="60"/>
+              <w:right w:type="dxa" w:w="90"/>
+            </w:tcMar>
+          </w:tcPr>
+          <w:p>
+            <w:r>
+              <w:rPr>
+                <w:b w:val="false"/>
+                <w:bCs w:val="false"/>
+                <w:color w:val="222222"/>
+                <w:sz w:val="17"/>
+                <w:szCs w:val="17"/>
+              </w:rPr>
+              <w:t xml:space="preserve">Compare the reported commit with the tag of that version</w:t>
+            </w:r>
+          </w:p>
+        </w:tc>
+        <w:tc>
+          <w:tcPr>
+            <w:tcW w:type="dxa" w:w="1730"/>
             <w:tcBorders>
               <w:top w:val="single" w:color="BFC7D5" w:sz="4"/>
               <w:left w:val="single" w:color="BFC7D5" w:sz="4"/>
@@ -5344,7 +6100,7 @@
         </w:tc>
         <w:tc>
           <w:tcPr>
-            <w:tcW w:type="dxa" w:w="2353"/>
+            <w:tcW w:type="dxa" w:w="2215"/>
             <w:tcBorders>
               <w:top w:val="single" w:color="BFC7D5" w:sz="4"/>
               <w:left w:val="single" w:color="BFC7D5" w:sz="4"/>
@@ -5373,36 +6129,65 @@
         </w:tc>
         <w:tc>
           <w:tcPr>
-            <w:tcW w:type="dxa" w:w="3544"/>
-            <w:tcBorders>
-              <w:top w:val="single" w:color="BFC7D5" w:sz="4"/>
-              <w:left w:val="single" w:color="BFC7D5" w:sz="4"/>
-              <w:bottom w:val="single" w:color="BFC7D5" w:sz="4"/>
-              <w:right w:val="single" w:color="BFC7D5" w:sz="4"/>
-            </w:tcBorders>
-            <w:tcMar>
-              <w:top w:type="dxa" w:w="60"/>
-              <w:left w:type="dxa" w:w="90"/>
-              <w:bottom w:type="dxa" w:w="60"/>
-              <w:right w:type="dxa" w:w="90"/>
-            </w:tcMar>
-          </w:tcPr>
-          <w:p>
-            <w:r>
-              <w:rPr>
-                <w:b w:val="false"/>
-                <w:bCs w:val="false"/>
-                <w:color w:val="222222"/>
-                <w:sz w:val="17"/>
-                <w:szCs w:val="17"/>
-              </w:rPr>
-              <w:t xml:space="preserve">reported eaa7b1a04957; tag v1.4.0 → eaa7b1a04957</w:t>
-            </w:r>
-          </w:p>
-        </w:tc>
-        <w:tc>
-          <w:tcPr>
-            <w:tcW w:type="dxa" w:w="1110"/>
+            <w:tcW w:type="dxa" w:w="3406"/>
+            <w:tcBorders>
+              <w:top w:val="single" w:color="BFC7D5" w:sz="4"/>
+              <w:left w:val="single" w:color="BFC7D5" w:sz="4"/>
+              <w:bottom w:val="single" w:color="BFC7D5" w:sz="4"/>
+              <w:right w:val="single" w:color="BFC7D5" w:sz="4"/>
+            </w:tcBorders>
+            <w:tcMar>
+              <w:top w:type="dxa" w:w="60"/>
+              <w:left w:type="dxa" w:w="90"/>
+              <w:bottom w:type="dxa" w:w="60"/>
+              <w:right w:type="dxa" w:w="90"/>
+            </w:tcMar>
+          </w:tcPr>
+          <w:p>
+            <w:r>
+              <w:rPr>
+                <w:b w:val="false"/>
+                <w:bCs w:val="false"/>
+                <w:color w:val="222222"/>
+                <w:sz w:val="17"/>
+                <w:szCs w:val="17"/>
+              </w:rPr>
+              <w:t xml:space="preserve">reported f1b8445a994e; tag v1.4.1 → f1b8445a994e</w:t>
+            </w:r>
+          </w:p>
+        </w:tc>
+        <w:tc>
+          <w:tcPr>
+            <w:tcW w:type="dxa" w:w="830"/>
+            <w:tcBorders>
+              <w:top w:val="single" w:color="BFC7D5" w:sz="4"/>
+              <w:left w:val="single" w:color="BFC7D5" w:sz="4"/>
+              <w:bottom w:val="single" w:color="BFC7D5" w:sz="4"/>
+              <w:right w:val="single" w:color="BFC7D5" w:sz="4"/>
+            </w:tcBorders>
+            <w:tcMar>
+              <w:top w:type="dxa" w:w="60"/>
+              <w:left w:type="dxa" w:w="90"/>
+              <w:bottom w:type="dxa" w:w="60"/>
+              <w:right w:type="dxa" w:w="90"/>
+            </w:tcMar>
+          </w:tcPr>
+          <w:p>
+            <w:r>
+              <w:rPr>
+                <w:b w:val="false"/>
+                <w:bCs w:val="false"/>
+                <w:color w:val="222222"/>
+                <w:sz w:val="17"/>
+                <w:szCs w:val="17"/>
+              </w:rPr>
+              <w:t xml:space="preserve">Pass</w:t>
+            </w:r>
+          </w:p>
+        </w:tc>
+        <w:tc>
+          <w:tcPr>
+            <w:tcW w:type="dxa" w:w="834"/>
             <w:tcBorders>
               <w:top w:val="single" w:color="BFC7D5" w:sz="4"/>
               <w:left w:val="single" w:color="BFC7D5" w:sz="4"/>
@@ -5433,7 +6218,7 @@
       <w:tr>
         <w:tc>
           <w:tcPr>
-            <w:tcW w:type="dxa" w:w="1384"/>
+            <w:tcW w:type="dxa" w:w="1315"/>
             <w:tcBorders>
               <w:top w:val="single" w:color="BFC7D5" w:sz="4"/>
               <w:left w:val="single" w:color="BFC7D5" w:sz="4"/>
@@ -5462,36 +6247,36 @@
         </w:tc>
         <w:tc>
           <w:tcPr>
-            <w:tcW w:type="dxa" w:w="2769"/>
-            <w:tcBorders>
-              <w:top w:val="single" w:color="BFC7D5" w:sz="4"/>
-              <w:left w:val="single" w:color="BFC7D5" w:sz="4"/>
-              <w:bottom w:val="single" w:color="BFC7D5" w:sz="4"/>
-              <w:right w:val="single" w:color="BFC7D5" w:sz="4"/>
-            </w:tcBorders>
-            <w:tcMar>
-              <w:top w:type="dxa" w:w="60"/>
-              <w:left w:type="dxa" w:w="90"/>
-              <w:bottom w:type="dxa" w:w="60"/>
-              <w:right w:type="dxa" w:w="90"/>
-            </w:tcMar>
-          </w:tcPr>
-          <w:p>
-            <w:r>
-              <w:rPr>
-                <w:b w:val="false"/>
-                <w:bCs w:val="false"/>
-                <w:color w:val="222222"/>
-                <w:sz w:val="17"/>
-                <w:szCs w:val="17"/>
-              </w:rPr>
-              <w:t xml:space="preserve">CHANGELOG has a v1.4.0 section</w:t>
-            </w:r>
-          </w:p>
-        </w:tc>
-        <w:tc>
-          <w:tcPr>
-            <w:tcW w:type="dxa" w:w="1800"/>
+            <w:tcW w:type="dxa" w:w="2630"/>
+            <w:tcBorders>
+              <w:top w:val="single" w:color="BFC7D5" w:sz="4"/>
+              <w:left w:val="single" w:color="BFC7D5" w:sz="4"/>
+              <w:bottom w:val="single" w:color="BFC7D5" w:sz="4"/>
+              <w:right w:val="single" w:color="BFC7D5" w:sz="4"/>
+            </w:tcBorders>
+            <w:tcMar>
+              <w:top w:type="dxa" w:w="60"/>
+              <w:left w:type="dxa" w:w="90"/>
+              <w:bottom w:type="dxa" w:w="60"/>
+              <w:right w:type="dxa" w:w="90"/>
+            </w:tcMar>
+          </w:tcPr>
+          <w:p>
+            <w:r>
+              <w:rPr>
+                <w:b w:val="false"/>
+                <w:bCs w:val="false"/>
+                <w:color w:val="222222"/>
+                <w:sz w:val="17"/>
+                <w:szCs w:val="17"/>
+              </w:rPr>
+              <w:t xml:space="preserve">CHANGELOG has a section for 1.4.1</w:t>
+            </w:r>
+          </w:p>
+        </w:tc>
+        <w:tc>
+          <w:tcPr>
+            <w:tcW w:type="dxa" w:w="1730"/>
             <w:tcBorders>
               <w:top w:val="single" w:color="BFC7D5" w:sz="4"/>
               <w:left w:val="single" w:color="BFC7D5" w:sz="4"/>
@@ -5520,7 +6305,7 @@
         </w:tc>
         <w:tc>
           <w:tcPr>
-            <w:tcW w:type="dxa" w:w="2353"/>
+            <w:tcW w:type="dxa" w:w="2215"/>
             <w:tcBorders>
               <w:top w:val="single" w:color="BFC7D5" w:sz="4"/>
               <w:left w:val="single" w:color="BFC7D5" w:sz="4"/>
@@ -5549,36 +6334,65 @@
         </w:tc>
         <w:tc>
           <w:tcPr>
-            <w:tcW w:type="dxa" w:w="3544"/>
-            <w:tcBorders>
-              <w:top w:val="single" w:color="BFC7D5" w:sz="4"/>
-              <w:left w:val="single" w:color="BFC7D5" w:sz="4"/>
-              <w:bottom w:val="single" w:color="BFC7D5" w:sz="4"/>
-              <w:right w:val="single" w:color="BFC7D5" w:sz="4"/>
-            </w:tcBorders>
-            <w:tcMar>
-              <w:top w:type="dxa" w:w="60"/>
-              <w:left w:type="dxa" w:w="90"/>
-              <w:bottom w:type="dxa" w:w="60"/>
-              <w:right w:type="dxa" w:w="90"/>
-            </w:tcMar>
-          </w:tcPr>
-          <w:p>
-            <w:r>
-              <w:rPr>
-                <w:b w:val="false"/>
-                <w:bCs w:val="false"/>
-                <w:color w:val="222222"/>
-                <w:sz w:val="17"/>
-                <w:szCs w:val="17"/>
-              </w:rPr>
-              <w:t xml:space="preserve">## [1.4.0] - 2026-09-22 present</w:t>
-            </w:r>
-          </w:p>
-        </w:tc>
-        <w:tc>
-          <w:tcPr>
-            <w:tcW w:type="dxa" w:w="1110"/>
+            <w:tcW w:type="dxa" w:w="3406"/>
+            <w:tcBorders>
+              <w:top w:val="single" w:color="BFC7D5" w:sz="4"/>
+              <w:left w:val="single" w:color="BFC7D5" w:sz="4"/>
+              <w:bottom w:val="single" w:color="BFC7D5" w:sz="4"/>
+              <w:right w:val="single" w:color="BFC7D5" w:sz="4"/>
+            </w:tcBorders>
+            <w:tcMar>
+              <w:top w:type="dxa" w:w="60"/>
+              <w:left w:type="dxa" w:w="90"/>
+              <w:bottom w:type="dxa" w:w="60"/>
+              <w:right w:type="dxa" w:w="90"/>
+            </w:tcMar>
+          </w:tcPr>
+          <w:p>
+            <w:r>
+              <w:rPr>
+                <w:b w:val="false"/>
+                <w:bCs w:val="false"/>
+                <w:color w:val="222222"/>
+                <w:sz w:val="17"/>
+                <w:szCs w:val="17"/>
+              </w:rPr>
+              <w:t xml:space="preserve">## [1.4.1] present</w:t>
+            </w:r>
+          </w:p>
+        </w:tc>
+        <w:tc>
+          <w:tcPr>
+            <w:tcW w:type="dxa" w:w="830"/>
+            <w:tcBorders>
+              <w:top w:val="single" w:color="BFC7D5" w:sz="4"/>
+              <w:left w:val="single" w:color="BFC7D5" w:sz="4"/>
+              <w:bottom w:val="single" w:color="BFC7D5" w:sz="4"/>
+              <w:right w:val="single" w:color="BFC7D5" w:sz="4"/>
+            </w:tcBorders>
+            <w:tcMar>
+              <w:top w:type="dxa" w:w="60"/>
+              <w:left w:type="dxa" w:w="90"/>
+              <w:bottom w:type="dxa" w:w="60"/>
+              <w:right w:type="dxa" w:w="90"/>
+            </w:tcMar>
+          </w:tcPr>
+          <w:p>
+            <w:r>
+              <w:rPr>
+                <w:b w:val="false"/>
+                <w:bCs w:val="false"/>
+                <w:color w:val="222222"/>
+                <w:sz w:val="17"/>
+                <w:szCs w:val="17"/>
+              </w:rPr>
+              <w:t xml:space="preserve">Pass</w:t>
+            </w:r>
+          </w:p>
+        </w:tc>
+        <w:tc>
+          <w:tcPr>
+            <w:tcW w:type="dxa" w:w="834"/>
             <w:tcBorders>
               <w:top w:val="single" w:color="BFC7D5" w:sz="4"/>
               <w:left w:val="single" w:color="BFC7D5" w:sz="4"/>
@@ -5609,7 +6423,7 @@
       <w:tr>
         <w:tc>
           <w:tcPr>
-            <w:tcW w:type="dxa" w:w="1384"/>
+            <w:tcW w:type="dxa" w:w="1315"/>
             <w:tcBorders>
               <w:top w:val="single" w:color="BFC7D5" w:sz="4"/>
               <w:left w:val="single" w:color="BFC7D5" w:sz="4"/>
@@ -5638,36 +6452,36 @@
         </w:tc>
         <w:tc>
           <w:tcPr>
-            <w:tcW w:type="dxa" w:w="2769"/>
-            <w:tcBorders>
-              <w:top w:val="single" w:color="BFC7D5" w:sz="4"/>
-              <w:left w:val="single" w:color="BFC7D5" w:sz="4"/>
-              <w:bottom w:val="single" w:color="BFC7D5" w:sz="4"/>
-              <w:right w:val="single" w:color="BFC7D5" w:sz="4"/>
-            </w:tcBorders>
-            <w:tcMar>
-              <w:top w:type="dxa" w:w="60"/>
-              <w:left w:type="dxa" w:w="90"/>
-              <w:bottom w:type="dxa" w:w="60"/>
-              <w:right w:type="dxa" w:w="90"/>
-            </w:tcMar>
-          </w:tcPr>
-          <w:p>
-            <w:r>
-              <w:rPr>
-                <w:b w:val="false"/>
-                <w:bCs w:val="false"/>
-                <w:color w:val="222222"/>
-                <w:sz w:val="17"/>
-                <w:szCs w:val="17"/>
-              </w:rPr>
-              <w:t xml:space="preserve">Voice /health reports its build</w:t>
-            </w:r>
-          </w:p>
-        </w:tc>
-        <w:tc>
-          <w:tcPr>
-            <w:tcW w:type="dxa" w:w="1800"/>
+            <w:tcW w:type="dxa" w:w="2630"/>
+            <w:tcBorders>
+              <w:top w:val="single" w:color="BFC7D5" w:sz="4"/>
+              <w:left w:val="single" w:color="BFC7D5" w:sz="4"/>
+              <w:bottom w:val="single" w:color="BFC7D5" w:sz="4"/>
+              <w:right w:val="single" w:color="BFC7D5" w:sz="4"/>
+            </w:tcBorders>
+            <w:tcMar>
+              <w:top w:type="dxa" w:w="60"/>
+              <w:left w:type="dxa" w:w="90"/>
+              <w:bottom w:type="dxa" w:w="60"/>
+              <w:right w:type="dxa" w:w="90"/>
+            </w:tcMar>
+          </w:tcPr>
+          <w:p>
+            <w:r>
+              <w:rPr>
+                <w:b w:val="false"/>
+                <w:bCs w:val="false"/>
+                <w:color w:val="222222"/>
+                <w:sz w:val="17"/>
+                <w:szCs w:val="17"/>
+              </w:rPr>
+              <w:t xml:space="preserve">Voice /health reports the same build</w:t>
+            </w:r>
+          </w:p>
+        </w:tc>
+        <w:tc>
+          <w:tcPr>
+            <w:tcW w:type="dxa" w:w="1730"/>
             <w:tcBorders>
               <w:top w:val="single" w:color="BFC7D5" w:sz="4"/>
               <w:left w:val="single" w:color="BFC7D5" w:sz="4"/>
@@ -5696,65 +6510,94 @@
         </w:tc>
         <w:tc>
           <w:tcPr>
-            <w:tcW w:type="dxa" w:w="2353"/>
-            <w:tcBorders>
-              <w:top w:val="single" w:color="BFC7D5" w:sz="4"/>
-              <w:left w:val="single" w:color="BFC7D5" w:sz="4"/>
-              <w:bottom w:val="single" w:color="BFC7D5" w:sz="4"/>
-              <w:right w:val="single" w:color="BFC7D5" w:sz="4"/>
-            </w:tcBorders>
-            <w:tcMar>
-              <w:top w:type="dxa" w:w="60"/>
-              <w:left w:type="dxa" w:w="90"/>
-              <w:bottom w:type="dxa" w:w="60"/>
-              <w:right w:type="dxa" w:w="90"/>
-            </w:tcMar>
-          </w:tcPr>
-          <w:p>
-            <w:r>
-              <w:rPr>
-                <w:b w:val="false"/>
-                <w:bCs w:val="false"/>
-                <w:color w:val="222222"/>
-                <w:sz w:val="17"/>
-                <w:szCs w:val="17"/>
-              </w:rPr>
-              <w:t xml:space="preserve">Version 1.4.0</w:t>
-            </w:r>
-          </w:p>
-        </w:tc>
-        <w:tc>
-          <w:tcPr>
-            <w:tcW w:type="dxa" w:w="3544"/>
-            <w:tcBorders>
-              <w:top w:val="single" w:color="BFC7D5" w:sz="4"/>
-              <w:left w:val="single" w:color="BFC7D5" w:sz="4"/>
-              <w:bottom w:val="single" w:color="BFC7D5" w:sz="4"/>
-              <w:right w:val="single" w:color="BFC7D5" w:sz="4"/>
-            </w:tcBorders>
-            <w:tcMar>
-              <w:top w:type="dxa" w:w="60"/>
-              <w:left w:type="dxa" w:w="90"/>
-              <w:bottom w:type="dxa" w:w="60"/>
-              <w:right w:type="dxa" w:w="90"/>
-            </w:tcMar>
-          </w:tcPr>
-          <w:p>
-            <w:r>
-              <w:rPr>
-                <w:b w:val="false"/>
-                <w:bCs w:val="false"/>
-                <w:color w:val="222222"/>
-                <w:sz w:val="17"/>
-                <w:szCs w:val="17"/>
-              </w:rPr>
-              <w:t xml:space="preserve">{"ok":true,"build":{"version":"1.4.0","commit":"eaa7b1a049574f497595a887f99e4089cdd6a57b","date":"2026-10-06T19:55:58Z"}}</w:t>
-            </w:r>
-          </w:p>
-        </w:tc>
-        <w:tc>
-          <w:tcPr>
-            <w:tcW w:type="dxa" w:w="1110"/>
+            <w:tcW w:type="dxa" w:w="2215"/>
+            <w:tcBorders>
+              <w:top w:val="single" w:color="BFC7D5" w:sz="4"/>
+              <w:left w:val="single" w:color="BFC7D5" w:sz="4"/>
+              <w:bottom w:val="single" w:color="BFC7D5" w:sz="4"/>
+              <w:right w:val="single" w:color="BFC7D5" w:sz="4"/>
+            </w:tcBorders>
+            <w:tcMar>
+              <w:top w:type="dxa" w:w="60"/>
+              <w:left w:type="dxa" w:w="90"/>
+              <w:bottom w:type="dxa" w:w="60"/>
+              <w:right w:type="dxa" w:w="90"/>
+            </w:tcMar>
+          </w:tcPr>
+          <w:p>
+            <w:r>
+              <w:rPr>
+                <w:b w:val="false"/>
+                <w:bCs w:val="false"/>
+                <w:color w:val="222222"/>
+                <w:sz w:val="17"/>
+                <w:szCs w:val="17"/>
+              </w:rPr>
+              <w:t xml:space="preserve">Version 1.4.1</w:t>
+            </w:r>
+          </w:p>
+        </w:tc>
+        <w:tc>
+          <w:tcPr>
+            <w:tcW w:type="dxa" w:w="3406"/>
+            <w:tcBorders>
+              <w:top w:val="single" w:color="BFC7D5" w:sz="4"/>
+              <w:left w:val="single" w:color="BFC7D5" w:sz="4"/>
+              <w:bottom w:val="single" w:color="BFC7D5" w:sz="4"/>
+              <w:right w:val="single" w:color="BFC7D5" w:sz="4"/>
+            </w:tcBorders>
+            <w:tcMar>
+              <w:top w:type="dxa" w:w="60"/>
+              <w:left w:type="dxa" w:w="90"/>
+              <w:bottom w:type="dxa" w:w="60"/>
+              <w:right w:type="dxa" w:w="90"/>
+            </w:tcMar>
+          </w:tcPr>
+          <w:p>
+            <w:r>
+              <w:rPr>
+                <w:b w:val="false"/>
+                <w:bCs w:val="false"/>
+                <w:color w:val="222222"/>
+                <w:sz w:val="17"/>
+                <w:szCs w:val="17"/>
+              </w:rPr>
+              <w:t xml:space="preserve">{"ok":true,"build":{"version":"1.4.1","commit":"f1b8445a994e3b3eb9201e93c58d327b30664d9b","date":"2026-10-06T22:17:01Z"}}</w:t>
+            </w:r>
+          </w:p>
+        </w:tc>
+        <w:tc>
+          <w:tcPr>
+            <w:tcW w:type="dxa" w:w="830"/>
+            <w:tcBorders>
+              <w:top w:val="single" w:color="BFC7D5" w:sz="4"/>
+              <w:left w:val="single" w:color="BFC7D5" w:sz="4"/>
+              <w:bottom w:val="single" w:color="BFC7D5" w:sz="4"/>
+              <w:right w:val="single" w:color="BFC7D5" w:sz="4"/>
+            </w:tcBorders>
+            <w:tcMar>
+              <w:top w:type="dxa" w:w="60"/>
+              <w:left w:type="dxa" w:w="90"/>
+              <w:bottom w:type="dxa" w:w="60"/>
+              <w:right w:type="dxa" w:w="90"/>
+            </w:tcMar>
+          </w:tcPr>
+          <w:p>
+            <w:r>
+              <w:rPr>
+                <w:b w:val="false"/>
+                <w:bCs w:val="false"/>
+                <w:color w:val="222222"/>
+                <w:sz w:val="17"/>
+                <w:szCs w:val="17"/>
+              </w:rPr>
+              <w:t xml:space="preserve">Pass</w:t>
+            </w:r>
+          </w:p>
+        </w:tc>
+        <w:tc>
+          <w:tcPr>
+            <w:tcW w:type="dxa" w:w="834"/>
             <w:tcBorders>
               <w:top w:val="single" w:color="BFC7D5" w:sz="4"/>
               <w:left w:val="single" w:color="BFC7D5" w:sz="4"/>
@@ -5785,7 +6628,7 @@
       <w:tr>
         <w:tc>
           <w:tcPr>
-            <w:tcW w:type="dxa" w:w="1384"/>
+            <w:tcW w:type="dxa" w:w="1315"/>
             <w:tcBorders>
               <w:top w:val="single" w:color="BFC7D5" w:sz="4"/>
               <w:left w:val="single" w:color="BFC7D5" w:sz="4"/>
@@ -5814,7 +6657,7 @@
         </w:tc>
         <w:tc>
           <w:tcPr>
-            <w:tcW w:type="dxa" w:w="2769"/>
+            <w:tcW w:type="dxa" w:w="2630"/>
             <w:tcBorders>
               <w:top w:val="single" w:color="BFC7D5" w:sz="4"/>
               <w:left w:val="single" w:color="BFC7D5" w:sz="4"/>
@@ -5843,7 +6686,7 @@
         </w:tc>
         <w:tc>
           <w:tcPr>
-            <w:tcW w:type="dxa" w:w="1800"/>
+            <w:tcW w:type="dxa" w:w="1730"/>
             <w:tcBorders>
               <w:top w:val="single" w:color="BFC7D5" w:sz="4"/>
               <w:left w:val="single" w:color="BFC7D5" w:sz="4"/>
@@ -5872,7 +6715,7 @@
         </w:tc>
         <w:tc>
           <w:tcPr>
-            <w:tcW w:type="dxa" w:w="2353"/>
+            <w:tcW w:type="dxa" w:w="2215"/>
             <w:tcBorders>
               <w:top w:val="single" w:color="BFC7D5" w:sz="4"/>
               <w:left w:val="single" w:color="BFC7D5" w:sz="4"/>
@@ -5901,36 +6744,65 @@
         </w:tc>
         <w:tc>
           <w:tcPr>
-            <w:tcW w:type="dxa" w:w="3544"/>
-            <w:tcBorders>
-              <w:top w:val="single" w:color="BFC7D5" w:sz="4"/>
-              <w:left w:val="single" w:color="BFC7D5" w:sz="4"/>
-              <w:bottom w:val="single" w:color="BFC7D5" w:sz="4"/>
-              <w:right w:val="single" w:color="BFC7D5" w:sz="4"/>
-            </w:tcBorders>
-            <w:tcMar>
-              <w:top w:type="dxa" w:w="60"/>
-              <w:left w:type="dxa" w:w="90"/>
-              <w:bottom w:type="dxa" w:w="60"/>
-              <w:right w:type="dxa" w:w="90"/>
-            </w:tcMar>
-          </w:tcPr>
-          <w:p>
-            <w:r>
-              <w:rPr>
-                <w:b w:val="false"/>
-                <w:bCs w:val="false"/>
-                <w:color w:val="222222"/>
-                <w:sz w:val="17"/>
-                <w:szCs w:val="17"/>
-              </w:rPr>
-              <w:t xml:space="preserve">HTTP 200; 3 findings: ['email', 'phone', 'ssn']</w:t>
-            </w:r>
-          </w:p>
-        </w:tc>
-        <w:tc>
-          <w:tcPr>
-            <w:tcW w:type="dxa" w:w="1110"/>
+            <w:tcW w:type="dxa" w:w="3406"/>
+            <w:tcBorders>
+              <w:top w:val="single" w:color="BFC7D5" w:sz="4"/>
+              <w:left w:val="single" w:color="BFC7D5" w:sz="4"/>
+              <w:bottom w:val="single" w:color="BFC7D5" w:sz="4"/>
+              <w:right w:val="single" w:color="BFC7D5" w:sz="4"/>
+            </w:tcBorders>
+            <w:tcMar>
+              <w:top w:type="dxa" w:w="60"/>
+              <w:left w:type="dxa" w:w="90"/>
+              <w:bottom w:type="dxa" w:w="60"/>
+              <w:right w:type="dxa" w:w="90"/>
+            </w:tcMar>
+          </w:tcPr>
+          <w:p>
+            <w:r>
+              <w:rPr>
+                <w:b w:val="false"/>
+                <w:bCs w:val="false"/>
+                <w:color w:val="222222"/>
+                <w:sz w:val="17"/>
+                <w:szCs w:val="17"/>
+              </w:rPr>
+              <w:t xml:space="preserve">HTTP 200; 4 findings: ['api_key', 'email', 'phone', 'ssn']</w:t>
+            </w:r>
+          </w:p>
+        </w:tc>
+        <w:tc>
+          <w:tcPr>
+            <w:tcW w:type="dxa" w:w="830"/>
+            <w:tcBorders>
+              <w:top w:val="single" w:color="BFC7D5" w:sz="4"/>
+              <w:left w:val="single" w:color="BFC7D5" w:sz="4"/>
+              <w:bottom w:val="single" w:color="BFC7D5" w:sz="4"/>
+              <w:right w:val="single" w:color="BFC7D5" w:sz="4"/>
+            </w:tcBorders>
+            <w:tcMar>
+              <w:top w:type="dxa" w:w="60"/>
+              <w:left w:type="dxa" w:w="90"/>
+              <w:bottom w:type="dxa" w:w="60"/>
+              <w:right w:type="dxa" w:w="90"/>
+            </w:tcMar>
+          </w:tcPr>
+          <w:p>
+            <w:r>
+              <w:rPr>
+                <w:b w:val="false"/>
+                <w:bCs w:val="false"/>
+                <w:color w:val="222222"/>
+                <w:sz w:val="17"/>
+                <w:szCs w:val="17"/>
+              </w:rPr>
+              <w:t xml:space="preserve">Pass</w:t>
+            </w:r>
+          </w:p>
+        </w:tc>
+        <w:tc>
+          <w:tcPr>
+            <w:tcW w:type="dxa" w:w="834"/>
             <w:tcBorders>
               <w:top w:val="single" w:color="BFC7D5" w:sz="4"/>
               <w:left w:val="single" w:color="BFC7D5" w:sz="4"/>
@@ -5961,7 +6833,7 @@
       <w:tr>
         <w:tc>
           <w:tcPr>
-            <w:tcW w:type="dxa" w:w="1384"/>
+            <w:tcW w:type="dxa" w:w="1315"/>
             <w:tcBorders>
               <w:top w:val="single" w:color="BFC7D5" w:sz="4"/>
               <w:left w:val="single" w:color="BFC7D5" w:sz="4"/>
@@ -5990,7 +6862,7 @@
         </w:tc>
         <w:tc>
           <w:tcPr>
-            <w:tcW w:type="dxa" w:w="2769"/>
+            <w:tcW w:type="dxa" w:w="2630"/>
             <w:tcBorders>
               <w:top w:val="single" w:color="BFC7D5" w:sz="4"/>
               <w:left w:val="single" w:color="BFC7D5" w:sz="4"/>
@@ -6019,7 +6891,7 @@
         </w:tc>
         <w:tc>
           <w:tcPr>
-            <w:tcW w:type="dxa" w:w="1800"/>
+            <w:tcW w:type="dxa" w:w="1730"/>
             <w:tcBorders>
               <w:top w:val="single" w:color="BFC7D5" w:sz="4"/>
               <w:left w:val="single" w:color="BFC7D5" w:sz="4"/>
@@ -6048,7 +6920,7 @@
         </w:tc>
         <w:tc>
           <w:tcPr>
-            <w:tcW w:type="dxa" w:w="2353"/>
+            <w:tcW w:type="dxa" w:w="2215"/>
             <w:tcBorders>
               <w:top w:val="single" w:color="BFC7D5" w:sz="4"/>
               <w:left w:val="single" w:color="BFC7D5" w:sz="4"/>
@@ -6077,43 +6949,72 @@
         </w:tc>
         <w:tc>
           <w:tcPr>
-            <w:tcW w:type="dxa" w:w="3544"/>
-            <w:tcBorders>
-              <w:top w:val="single" w:color="BFC7D5" w:sz="4"/>
-              <w:left w:val="single" w:color="BFC7D5" w:sz="4"/>
-              <w:bottom w:val="single" w:color="BFC7D5" w:sz="4"/>
-              <w:right w:val="single" w:color="BFC7D5" w:sz="4"/>
-            </w:tcBorders>
-            <w:tcMar>
-              <w:top w:type="dxa" w:w="60"/>
-              <w:left w:type="dxa" w:w="90"/>
-              <w:bottom w:type="dxa" w:w="60"/>
-              <w:right w:type="dxa" w:w="90"/>
-            </w:tcMar>
-          </w:tcPr>
-          <w:p>
-            <w:r>
-              <w:rPr>
-                <w:b w:val="false"/>
-                <w:bCs w:val="false"/>
-                <w:color w:val="222222"/>
-                <w:sz w:val="17"/>
-                <w:szCs w:val="17"/>
-              </w:rPr>
-              <w:t xml:space="preserve">redacted copy present: True; values still present: ['sk-test-4f9a8b7c6d5e4f3a2b1c0d9e8f7a6b5c']</w:t>
-            </w:r>
-          </w:p>
-        </w:tc>
-        <w:tc>
-          <w:tcPr>
-            <w:tcW w:type="dxa" w:w="1110"/>
-            <w:tcBorders>
-              <w:top w:val="single" w:color="BFC7D5" w:sz="4"/>
-              <w:left w:val="single" w:color="BFC7D5" w:sz="4"/>
-              <w:bottom w:val="single" w:color="BFC7D5" w:sz="4"/>
-              <w:right w:val="single" w:color="BFC7D5" w:sz="4"/>
-            </w:tcBorders>
-            <w:shd w:fill="FDE7E7" w:color="auto" w:val="clear"/>
+            <w:tcW w:type="dxa" w:w="3406"/>
+            <w:tcBorders>
+              <w:top w:val="single" w:color="BFC7D5" w:sz="4"/>
+              <w:left w:val="single" w:color="BFC7D5" w:sz="4"/>
+              <w:bottom w:val="single" w:color="BFC7D5" w:sz="4"/>
+              <w:right w:val="single" w:color="BFC7D5" w:sz="4"/>
+            </w:tcBorders>
+            <w:tcMar>
+              <w:top w:type="dxa" w:w="60"/>
+              <w:left w:type="dxa" w:w="90"/>
+              <w:bottom w:type="dxa" w:w="60"/>
+              <w:right w:type="dxa" w:w="90"/>
+            </w:tcMar>
+          </w:tcPr>
+          <w:p>
+            <w:r>
+              <w:rPr>
+                <w:b w:val="false"/>
+                <w:bCs w:val="false"/>
+                <w:color w:val="222222"/>
+                <w:sz w:val="17"/>
+                <w:szCs w:val="17"/>
+              </w:rPr>
+              <w:t xml:space="preserve">redacted copy present: True; values still present: none</w:t>
+            </w:r>
+          </w:p>
+        </w:tc>
+        <w:tc>
+          <w:tcPr>
+            <w:tcW w:type="dxa" w:w="830"/>
+            <w:tcBorders>
+              <w:top w:val="single" w:color="BFC7D5" w:sz="4"/>
+              <w:left w:val="single" w:color="BFC7D5" w:sz="4"/>
+              <w:bottom w:val="single" w:color="BFC7D5" w:sz="4"/>
+              <w:right w:val="single" w:color="BFC7D5" w:sz="4"/>
+            </w:tcBorders>
+            <w:tcMar>
+              <w:top w:type="dxa" w:w="60"/>
+              <w:left w:type="dxa" w:w="90"/>
+              <w:bottom w:type="dxa" w:w="60"/>
+              <w:right w:type="dxa" w:w="90"/>
+            </w:tcMar>
+          </w:tcPr>
+          <w:p>
+            <w:r>
+              <w:rPr>
+                <w:b w:val="false"/>
+                <w:bCs w:val="false"/>
+                <w:color w:val="222222"/>
+                <w:sz w:val="17"/>
+                <w:szCs w:val="17"/>
+              </w:rPr>
+              <w:t xml:space="preserve">Fail</w:t>
+            </w:r>
+          </w:p>
+        </w:tc>
+        <w:tc>
+          <w:tcPr>
+            <w:tcW w:type="dxa" w:w="834"/>
+            <w:tcBorders>
+              <w:top w:val="single" w:color="BFC7D5" w:sz="4"/>
+              <w:left w:val="single" w:color="BFC7D5" w:sz="4"/>
+              <w:bottom w:val="single" w:color="BFC7D5" w:sz="4"/>
+              <w:right w:val="single" w:color="BFC7D5" w:sz="4"/>
+            </w:tcBorders>
+            <w:shd w:fill="E3F4E8" w:color="auto" w:val="clear"/>
             <w:tcMar>
               <w:top w:type="dxa" w:w="60"/>
               <w:left w:type="dxa" w:w="90"/>
@@ -6129,7 +7030,7 @@
                 <w:sz w:val="17"/>
                 <w:szCs w:val="17"/>
               </w:rPr>
-              <w:t xml:space="preserve">Fail</w:t>
+              <w:t xml:space="preserve">Pass</w:t>
             </w:r>
           </w:p>
         </w:tc>
@@ -6137,7 +7038,7 @@
       <w:tr>
         <w:tc>
           <w:tcPr>
-            <w:tcW w:type="dxa" w:w="1384"/>
+            <w:tcW w:type="dxa" w:w="1315"/>
             <w:tcBorders>
               <w:top w:val="single" w:color="BFC7D5" w:sz="4"/>
               <w:left w:val="single" w:color="BFC7D5" w:sz="4"/>
@@ -6166,7 +7067,7 @@
         </w:tc>
         <w:tc>
           <w:tcPr>
-            <w:tcW w:type="dxa" w:w="2769"/>
+            <w:tcW w:type="dxa" w:w="2630"/>
             <w:tcBorders>
               <w:top w:val="single" w:color="BFC7D5" w:sz="4"/>
               <w:left w:val="single" w:color="BFC7D5" w:sz="4"/>
@@ -6195,7 +7096,7 @@
         </w:tc>
         <w:tc>
           <w:tcPr>
-            <w:tcW w:type="dxa" w:w="1800"/>
+            <w:tcW w:type="dxa" w:w="1730"/>
             <w:tcBorders>
               <w:top w:val="single" w:color="BFC7D5" w:sz="4"/>
               <w:left w:val="single" w:color="BFC7D5" w:sz="4"/>
@@ -6224,7 +7125,7 @@
         </w:tc>
         <w:tc>
           <w:tcPr>
-            <w:tcW w:type="dxa" w:w="2353"/>
+            <w:tcW w:type="dxa" w:w="2215"/>
             <w:tcBorders>
               <w:top w:val="single" w:color="BFC7D5" w:sz="4"/>
               <w:left w:val="single" w:color="BFC7D5" w:sz="4"/>
@@ -6253,36 +7154,65 @@
         </w:tc>
         <w:tc>
           <w:tcPr>
-            <w:tcW w:type="dxa" w:w="3544"/>
-            <w:tcBorders>
-              <w:top w:val="single" w:color="BFC7D5" w:sz="4"/>
-              <w:left w:val="single" w:color="BFC7D5" w:sz="4"/>
-              <w:bottom w:val="single" w:color="BFC7D5" w:sz="4"/>
-              <w:right w:val="single" w:color="BFC7D5" w:sz="4"/>
-            </w:tcBorders>
-            <w:tcMar>
-              <w:top w:type="dxa" w:w="60"/>
-              <w:left w:type="dxa" w:w="90"/>
-              <w:bottom w:type="dxa" w:w="60"/>
-              <w:right w:type="dxa" w:w="90"/>
-            </w:tcMar>
-          </w:tcPr>
-          <w:p>
-            <w:r>
-              <w:rPr>
-                <w:b w:val="false"/>
-                <w:bCs w:val="false"/>
-                <w:color w:val="222222"/>
-                <w:sz w:val="17"/>
-                <w:szCs w:val="17"/>
-              </w:rPr>
-              <w:t xml:space="preserve">40 passed in 0.57s</w:t>
-            </w:r>
-          </w:p>
-        </w:tc>
-        <w:tc>
-          <w:tcPr>
-            <w:tcW w:type="dxa" w:w="1110"/>
+            <w:tcW w:type="dxa" w:w="3406"/>
+            <w:tcBorders>
+              <w:top w:val="single" w:color="BFC7D5" w:sz="4"/>
+              <w:left w:val="single" w:color="BFC7D5" w:sz="4"/>
+              <w:bottom w:val="single" w:color="BFC7D5" w:sz="4"/>
+              <w:right w:val="single" w:color="BFC7D5" w:sz="4"/>
+            </w:tcBorders>
+            <w:tcMar>
+              <w:top w:type="dxa" w:w="60"/>
+              <w:left w:type="dxa" w:w="90"/>
+              <w:bottom w:type="dxa" w:w="60"/>
+              <w:right w:type="dxa" w:w="90"/>
+            </w:tcMar>
+          </w:tcPr>
+          <w:p>
+            <w:r>
+              <w:rPr>
+                <w:b w:val="false"/>
+                <w:bCs w:val="false"/>
+                <w:color w:val="222222"/>
+                <w:sz w:val="17"/>
+                <w:szCs w:val="17"/>
+              </w:rPr>
+              <w:t xml:space="preserve">50 passed in 0.81s</w:t>
+            </w:r>
+          </w:p>
+        </w:tc>
+        <w:tc>
+          <w:tcPr>
+            <w:tcW w:type="dxa" w:w="830"/>
+            <w:tcBorders>
+              <w:top w:val="single" w:color="BFC7D5" w:sz="4"/>
+              <w:left w:val="single" w:color="BFC7D5" w:sz="4"/>
+              <w:bottom w:val="single" w:color="BFC7D5" w:sz="4"/>
+              <w:right w:val="single" w:color="BFC7D5" w:sz="4"/>
+            </w:tcBorders>
+            <w:tcMar>
+              <w:top w:type="dxa" w:w="60"/>
+              <w:left w:type="dxa" w:w="90"/>
+              <w:bottom w:type="dxa" w:w="60"/>
+              <w:right w:type="dxa" w:w="90"/>
+            </w:tcMar>
+          </w:tcPr>
+          <w:p>
+            <w:r>
+              <w:rPr>
+                <w:b w:val="false"/>
+                <w:bCs w:val="false"/>
+                <w:color w:val="222222"/>
+                <w:sz w:val="17"/>
+                <w:szCs w:val="17"/>
+              </w:rPr>
+              <w:t xml:space="preserve">Pass</w:t>
+            </w:r>
+          </w:p>
+        </w:tc>
+        <w:tc>
+          <w:tcPr>
+            <w:tcW w:type="dxa" w:w="834"/>
             <w:tcBorders>
               <w:top w:val="single" w:color="BFC7D5" w:sz="4"/>
               <w:left w:val="single" w:color="BFC7D5" w:sz="4"/>
@@ -6313,7 +7243,7 @@
       <w:tr>
         <w:tc>
           <w:tcPr>
-            <w:tcW w:type="dxa" w:w="1384"/>
+            <w:tcW w:type="dxa" w:w="1315"/>
             <w:tcBorders>
               <w:top w:val="single" w:color="BFC7D5" w:sz="4"/>
               <w:left w:val="single" w:color="BFC7D5" w:sz="4"/>
@@ -6342,7 +7272,7 @@
         </w:tc>
         <w:tc>
           <w:tcPr>
-            <w:tcW w:type="dxa" w:w="2769"/>
+            <w:tcW w:type="dxa" w:w="2630"/>
             <w:tcBorders>
               <w:top w:val="single" w:color="BFC7D5" w:sz="4"/>
               <w:left w:val="single" w:color="BFC7D5" w:sz="4"/>
@@ -6371,7 +7301,7 @@
         </w:tc>
         <w:tc>
           <w:tcPr>
-            <w:tcW w:type="dxa" w:w="1800"/>
+            <w:tcW w:type="dxa" w:w="1730"/>
             <w:tcBorders>
               <w:top w:val="single" w:color="BFC7D5" w:sz="4"/>
               <w:left w:val="single" w:color="BFC7D5" w:sz="4"/>
@@ -6400,7 +7330,7 @@
         </w:tc>
         <w:tc>
           <w:tcPr>
-            <w:tcW w:type="dxa" w:w="2353"/>
+            <w:tcW w:type="dxa" w:w="2215"/>
             <w:tcBorders>
               <w:top w:val="single" w:color="BFC7D5" w:sz="4"/>
               <w:left w:val="single" w:color="BFC7D5" w:sz="4"/>
@@ -6429,36 +7359,65 @@
         </w:tc>
         <w:tc>
           <w:tcPr>
-            <w:tcW w:type="dxa" w:w="3544"/>
-            <w:tcBorders>
-              <w:top w:val="single" w:color="BFC7D5" w:sz="4"/>
-              <w:left w:val="single" w:color="BFC7D5" w:sz="4"/>
-              <w:bottom w:val="single" w:color="BFC7D5" w:sz="4"/>
-              <w:right w:val="single" w:color="BFC7D5" w:sz="4"/>
-            </w:tcBorders>
-            <w:tcMar>
-              <w:top w:type="dxa" w:w="60"/>
-              <w:left w:type="dxa" w:w="90"/>
-              <w:bottom w:type="dxa" w:w="60"/>
-              <w:right w:type="dxa" w:w="90"/>
-            </w:tcMar>
-          </w:tcPr>
-          <w:p>
-            <w:r>
-              <w:rPr>
-                <w:b w:val="false"/>
-                <w:bCs w:val="false"/>
-                <w:color w:val="222222"/>
-                <w:sz w:val="17"/>
-                <w:szCs w:val="17"/>
-              </w:rPr>
-              <w:t xml:space="preserve">127 passed in 0.19s</w:t>
-            </w:r>
-          </w:p>
-        </w:tc>
-        <w:tc>
-          <w:tcPr>
-            <w:tcW w:type="dxa" w:w="1110"/>
+            <w:tcW w:type="dxa" w:w="3406"/>
+            <w:tcBorders>
+              <w:top w:val="single" w:color="BFC7D5" w:sz="4"/>
+              <w:left w:val="single" w:color="BFC7D5" w:sz="4"/>
+              <w:bottom w:val="single" w:color="BFC7D5" w:sz="4"/>
+              <w:right w:val="single" w:color="BFC7D5" w:sz="4"/>
+            </w:tcBorders>
+            <w:tcMar>
+              <w:top w:type="dxa" w:w="60"/>
+              <w:left w:type="dxa" w:w="90"/>
+              <w:bottom w:type="dxa" w:w="60"/>
+              <w:right w:type="dxa" w:w="90"/>
+            </w:tcMar>
+          </w:tcPr>
+          <w:p>
+            <w:r>
+              <w:rPr>
+                <w:b w:val="false"/>
+                <w:bCs w:val="false"/>
+                <w:color w:val="222222"/>
+                <w:sz w:val="17"/>
+                <w:szCs w:val="17"/>
+              </w:rPr>
+              <w:t xml:space="preserve">131 passed in 0.13s</w:t>
+            </w:r>
+          </w:p>
+        </w:tc>
+        <w:tc>
+          <w:tcPr>
+            <w:tcW w:type="dxa" w:w="830"/>
+            <w:tcBorders>
+              <w:top w:val="single" w:color="BFC7D5" w:sz="4"/>
+              <w:left w:val="single" w:color="BFC7D5" w:sz="4"/>
+              <w:bottom w:val="single" w:color="BFC7D5" w:sz="4"/>
+              <w:right w:val="single" w:color="BFC7D5" w:sz="4"/>
+            </w:tcBorders>
+            <w:tcMar>
+              <w:top w:type="dxa" w:w="60"/>
+              <w:left w:type="dxa" w:w="90"/>
+              <w:bottom w:type="dxa" w:w="60"/>
+              <w:right w:type="dxa" w:w="90"/>
+            </w:tcMar>
+          </w:tcPr>
+          <w:p>
+            <w:r>
+              <w:rPr>
+                <w:b w:val="false"/>
+                <w:bCs w:val="false"/>
+                <w:color w:val="222222"/>
+                <w:sz w:val="17"/>
+                <w:szCs w:val="17"/>
+              </w:rPr>
+              <w:t xml:space="preserve">Pass</w:t>
+            </w:r>
+          </w:p>
+        </w:tc>
+        <w:tc>
+          <w:tcPr>
+            <w:tcW w:type="dxa" w:w="834"/>
             <w:tcBorders>
               <w:top w:val="single" w:color="BFC7D5" w:sz="4"/>
               <w:left w:val="single" w:color="BFC7D5" w:sz="4"/>
@@ -6489,7 +7448,7 @@
       <w:tr>
         <w:tc>
           <w:tcPr>
-            <w:tcW w:type="dxa" w:w="1384"/>
+            <w:tcW w:type="dxa" w:w="1315"/>
             <w:tcBorders>
               <w:top w:val="single" w:color="BFC7D5" w:sz="4"/>
               <w:left w:val="single" w:color="BFC7D5" w:sz="4"/>
@@ -6518,7 +7477,7 @@
         </w:tc>
         <w:tc>
           <w:tcPr>
-            <w:tcW w:type="dxa" w:w="2769"/>
+            <w:tcW w:type="dxa" w:w="2630"/>
             <w:tcBorders>
               <w:top w:val="single" w:color="BFC7D5" w:sz="4"/>
               <w:left w:val="single" w:color="BFC7D5" w:sz="4"/>
@@ -6547,7 +7506,7 @@
         </w:tc>
         <w:tc>
           <w:tcPr>
-            <w:tcW w:type="dxa" w:w="1800"/>
+            <w:tcW w:type="dxa" w:w="1730"/>
             <w:tcBorders>
               <w:top w:val="single" w:color="BFC7D5" w:sz="4"/>
               <w:left w:val="single" w:color="BFC7D5" w:sz="4"/>
@@ -6576,7 +7535,7 @@
         </w:tc>
         <w:tc>
           <w:tcPr>
-            <w:tcW w:type="dxa" w:w="2353"/>
+            <w:tcW w:type="dxa" w:w="2215"/>
             <w:tcBorders>
               <w:top w:val="single" w:color="BFC7D5" w:sz="4"/>
               <w:left w:val="single" w:color="BFC7D5" w:sz="4"/>
@@ -6605,7 +7564,7 @@
         </w:tc>
         <w:tc>
           <w:tcPr>
-            <w:tcW w:type="dxa" w:w="3544"/>
+            <w:tcW w:type="dxa" w:w="3406"/>
             <w:tcBorders>
               <w:top w:val="single" w:color="BFC7D5" w:sz="4"/>
               <w:left w:val="single" w:color="BFC7D5" w:sz="4"/>
@@ -6634,7 +7593,36 @@
         </w:tc>
         <w:tc>
           <w:tcPr>
-            <w:tcW w:type="dxa" w:w="1110"/>
+            <w:tcW w:type="dxa" w:w="830"/>
+            <w:tcBorders>
+              <w:top w:val="single" w:color="BFC7D5" w:sz="4"/>
+              <w:left w:val="single" w:color="BFC7D5" w:sz="4"/>
+              <w:bottom w:val="single" w:color="BFC7D5" w:sz="4"/>
+              <w:right w:val="single" w:color="BFC7D5" w:sz="4"/>
+            </w:tcBorders>
+            <w:tcMar>
+              <w:top w:type="dxa" w:w="60"/>
+              <w:left w:type="dxa" w:w="90"/>
+              <w:bottom w:type="dxa" w:w="60"/>
+              <w:right w:type="dxa" w:w="90"/>
+            </w:tcMar>
+          </w:tcPr>
+          <w:p>
+            <w:r>
+              <w:rPr>
+                <w:b w:val="false"/>
+                <w:bCs w:val="false"/>
+                <w:color w:val="222222"/>
+                <w:sz w:val="17"/>
+                <w:szCs w:val="17"/>
+              </w:rPr>
+              <w:t xml:space="preserve">Pass</w:t>
+            </w:r>
+          </w:p>
+        </w:tc>
+        <w:tc>
+          <w:tcPr>
+            <w:tcW w:type="dxa" w:w="834"/>
             <w:tcBorders>
               <w:top w:val="single" w:color="BFC7D5" w:sz="4"/>
               <w:left w:val="single" w:color="BFC7D5" w:sz="4"/>
@@ -6665,7 +7653,7 @@
       <w:tr>
         <w:tc>
           <w:tcPr>
-            <w:tcW w:type="dxa" w:w="1384"/>
+            <w:tcW w:type="dxa" w:w="1315"/>
             <w:tcBorders>
               <w:top w:val="single" w:color="BFC7D5" w:sz="4"/>
               <w:left w:val="single" w:color="BFC7D5" w:sz="4"/>
@@ -6694,7 +7682,7 @@
         </w:tc>
         <w:tc>
           <w:tcPr>
-            <w:tcW w:type="dxa" w:w="2769"/>
+            <w:tcW w:type="dxa" w:w="2630"/>
             <w:tcBorders>
               <w:top w:val="single" w:color="BFC7D5" w:sz="4"/>
               <w:left w:val="single" w:color="BFC7D5" w:sz="4"/>
@@ -6723,7 +7711,7 @@
         </w:tc>
         <w:tc>
           <w:tcPr>
-            <w:tcW w:type="dxa" w:w="1800"/>
+            <w:tcW w:type="dxa" w:w="1730"/>
             <w:tcBorders>
               <w:top w:val="single" w:color="BFC7D5" w:sz="4"/>
               <w:left w:val="single" w:color="BFC7D5" w:sz="4"/>
@@ -6752,7 +7740,7 @@
         </w:tc>
         <w:tc>
           <w:tcPr>
-            <w:tcW w:type="dxa" w:w="2353"/>
+            <w:tcW w:type="dxa" w:w="2215"/>
             <w:tcBorders>
               <w:top w:val="single" w:color="BFC7D5" w:sz="4"/>
               <w:left w:val="single" w:color="BFC7D5" w:sz="4"/>
@@ -6781,7 +7769,7 @@
         </w:tc>
         <w:tc>
           <w:tcPr>
-            <w:tcW w:type="dxa" w:w="3544"/>
+            <w:tcW w:type="dxa" w:w="3406"/>
             <w:tcBorders>
               <w:top w:val="single" w:color="BFC7D5" w:sz="4"/>
               <w:left w:val="single" w:color="BFC7D5" w:sz="4"/>
@@ -6810,7 +7798,36 @@
         </w:tc>
         <w:tc>
           <w:tcPr>
-            <w:tcW w:type="dxa" w:w="1110"/>
+            <w:tcW w:type="dxa" w:w="830"/>
+            <w:tcBorders>
+              <w:top w:val="single" w:color="BFC7D5" w:sz="4"/>
+              <w:left w:val="single" w:color="BFC7D5" w:sz="4"/>
+              <w:bottom w:val="single" w:color="BFC7D5" w:sz="4"/>
+              <w:right w:val="single" w:color="BFC7D5" w:sz="4"/>
+            </w:tcBorders>
+            <w:tcMar>
+              <w:top w:type="dxa" w:w="60"/>
+              <w:left w:type="dxa" w:w="90"/>
+              <w:bottom w:type="dxa" w:w="60"/>
+              <w:right w:type="dxa" w:w="90"/>
+            </w:tcMar>
+          </w:tcPr>
+          <w:p>
+            <w:r>
+              <w:rPr>
+                <w:b w:val="false"/>
+                <w:bCs w:val="false"/>
+                <w:color w:val="222222"/>
+                <w:sz w:val="17"/>
+                <w:szCs w:val="17"/>
+              </w:rPr>
+              <w:t xml:space="preserve">Pass</w:t>
+            </w:r>
+          </w:p>
+        </w:tc>
+        <w:tc>
+          <w:tcPr>
+            <w:tcW w:type="dxa" w:w="834"/>
             <w:tcBorders>
               <w:top w:val="single" w:color="BFC7D5" w:sz="4"/>
               <w:left w:val="single" w:color="BFC7D5" w:sz="4"/>
@@ -6841,7 +7858,7 @@
       <w:tr>
         <w:tc>
           <w:tcPr>
-            <w:tcW w:type="dxa" w:w="1384"/>
+            <w:tcW w:type="dxa" w:w="1315"/>
             <w:tcBorders>
               <w:top w:val="single" w:color="BFC7D5" w:sz="4"/>
               <w:left w:val="single" w:color="BFC7D5" w:sz="4"/>
@@ -6870,7 +7887,7 @@
         </w:tc>
         <w:tc>
           <w:tcPr>
-            <w:tcW w:type="dxa" w:w="2769"/>
+            <w:tcW w:type="dxa" w:w="2630"/>
             <w:tcBorders>
               <w:top w:val="single" w:color="BFC7D5" w:sz="4"/>
               <w:left w:val="single" w:color="BFC7D5" w:sz="4"/>
@@ -6899,7 +7916,7 @@
         </w:tc>
         <w:tc>
           <w:tcPr>
-            <w:tcW w:type="dxa" w:w="1800"/>
+            <w:tcW w:type="dxa" w:w="1730"/>
             <w:tcBorders>
               <w:top w:val="single" w:color="BFC7D5" w:sz="4"/>
               <w:left w:val="single" w:color="BFC7D5" w:sz="4"/>
@@ -6928,7 +7945,7 @@
         </w:tc>
         <w:tc>
           <w:tcPr>
-            <w:tcW w:type="dxa" w:w="2353"/>
+            <w:tcW w:type="dxa" w:w="2215"/>
             <w:tcBorders>
               <w:top w:val="single" w:color="BFC7D5" w:sz="4"/>
               <w:left w:val="single" w:color="BFC7D5" w:sz="4"/>
@@ -6957,7 +7974,7 @@
         </w:tc>
         <w:tc>
           <w:tcPr>
-            <w:tcW w:type="dxa" w:w="3544"/>
+            <w:tcW w:type="dxa" w:w="3406"/>
             <w:tcBorders>
               <w:top w:val="single" w:color="BFC7D5" w:sz="4"/>
               <w:left w:val="single" w:color="BFC7D5" w:sz="4"/>
@@ -6986,7 +8003,36 @@
         </w:tc>
         <w:tc>
           <w:tcPr>
-            <w:tcW w:type="dxa" w:w="1110"/>
+            <w:tcW w:type="dxa" w:w="830"/>
+            <w:tcBorders>
+              <w:top w:val="single" w:color="BFC7D5" w:sz="4"/>
+              <w:left w:val="single" w:color="BFC7D5" w:sz="4"/>
+              <w:bottom w:val="single" w:color="BFC7D5" w:sz="4"/>
+              <w:right w:val="single" w:color="BFC7D5" w:sz="4"/>
+            </w:tcBorders>
+            <w:tcMar>
+              <w:top w:type="dxa" w:w="60"/>
+              <w:left w:type="dxa" w:w="90"/>
+              <w:bottom w:type="dxa" w:w="60"/>
+              <w:right w:type="dxa" w:w="90"/>
+            </w:tcMar>
+          </w:tcPr>
+          <w:p>
+            <w:r>
+              <w:rPr>
+                <w:b w:val="false"/>
+                <w:bCs w:val="false"/>
+                <w:color w:val="222222"/>
+                <w:sz w:val="17"/>
+                <w:szCs w:val="17"/>
+              </w:rPr>
+              <w:t xml:space="preserve">Pass</w:t>
+            </w:r>
+          </w:p>
+        </w:tc>
+        <w:tc>
+          <w:tcPr>
+            <w:tcW w:type="dxa" w:w="834"/>
             <w:tcBorders>
               <w:top w:val="single" w:color="BFC7D5" w:sz="4"/>
               <w:left w:val="single" w:color="BFC7D5" w:sz="4"/>
@@ -7017,7 +8063,7 @@
       <w:tr>
         <w:tc>
           <w:tcPr>
-            <w:tcW w:type="dxa" w:w="1384"/>
+            <w:tcW w:type="dxa" w:w="1315"/>
             <w:tcBorders>
               <w:top w:val="single" w:color="BFC7D5" w:sz="4"/>
               <w:left w:val="single" w:color="BFC7D5" w:sz="4"/>
@@ -7046,7 +8092,7 @@
         </w:tc>
         <w:tc>
           <w:tcPr>
-            <w:tcW w:type="dxa" w:w="2769"/>
+            <w:tcW w:type="dxa" w:w="2630"/>
             <w:tcBorders>
               <w:top w:val="single" w:color="BFC7D5" w:sz="4"/>
               <w:left w:val="single" w:color="BFC7D5" w:sz="4"/>
@@ -7075,7 +8121,7 @@
         </w:tc>
         <w:tc>
           <w:tcPr>
-            <w:tcW w:type="dxa" w:w="1800"/>
+            <w:tcW w:type="dxa" w:w="1730"/>
             <w:tcBorders>
               <w:top w:val="single" w:color="BFC7D5" w:sz="4"/>
               <w:left w:val="single" w:color="BFC7D5" w:sz="4"/>
@@ -7104,7 +8150,7 @@
         </w:tc>
         <w:tc>
           <w:tcPr>
-            <w:tcW w:type="dxa" w:w="2353"/>
+            <w:tcW w:type="dxa" w:w="2215"/>
             <w:tcBorders>
               <w:top w:val="single" w:color="BFC7D5" w:sz="4"/>
               <w:left w:val="single" w:color="BFC7D5" w:sz="4"/>
@@ -7133,36 +8179,65 @@
         </w:tc>
         <w:tc>
           <w:tcPr>
-            <w:tcW w:type="dxa" w:w="3544"/>
-            <w:tcBorders>
-              <w:top w:val="single" w:color="BFC7D5" w:sz="4"/>
-              <w:left w:val="single" w:color="BFC7D5" w:sz="4"/>
-              <w:bottom w:val="single" w:color="BFC7D5" w:sz="4"/>
-              <w:right w:val="single" w:color="BFC7D5" w:sz="4"/>
-            </w:tcBorders>
-            <w:tcMar>
-              <w:top w:type="dxa" w:w="60"/>
-              <w:left w:type="dxa" w:w="90"/>
-              <w:bottom w:type="dxa" w:w="60"/>
-              <w:right w:type="dxa" w:w="90"/>
-            </w:tcMar>
-          </w:tcPr>
-          <w:p>
-            <w:r>
-              <w:rPr>
-                <w:b w:val="false"/>
-                <w:bCs w:val="false"/>
-                <w:color w:val="222222"/>
-                <w:sz w:val="17"/>
-                <w:szCs w:val="17"/>
-              </w:rPr>
-              <w:t xml:space="preserve">HTTP 200; id brm_4566f0e8d9b4; </w:t>
-            </w:r>
-          </w:p>
-        </w:tc>
-        <w:tc>
-          <w:tcPr>
-            <w:tcW w:type="dxa" w:w="1110"/>
+            <w:tcW w:type="dxa" w:w="3406"/>
+            <w:tcBorders>
+              <w:top w:val="single" w:color="BFC7D5" w:sz="4"/>
+              <w:left w:val="single" w:color="BFC7D5" w:sz="4"/>
+              <w:bottom w:val="single" w:color="BFC7D5" w:sz="4"/>
+              <w:right w:val="single" w:color="BFC7D5" w:sz="4"/>
+            </w:tcBorders>
+            <w:tcMar>
+              <w:top w:type="dxa" w:w="60"/>
+              <w:left w:type="dxa" w:w="90"/>
+              <w:bottom w:type="dxa" w:w="60"/>
+              <w:right w:type="dxa" w:w="90"/>
+            </w:tcMar>
+          </w:tcPr>
+          <w:p>
+            <w:r>
+              <w:rPr>
+                <w:b w:val="false"/>
+                <w:bCs w:val="false"/>
+                <w:color w:val="222222"/>
+                <w:sz w:val="17"/>
+                <w:szCs w:val="17"/>
+              </w:rPr>
+              <w:t xml:space="preserve">HTTP 200; id brm_c4474aae0970; </w:t>
+            </w:r>
+          </w:p>
+        </w:tc>
+        <w:tc>
+          <w:tcPr>
+            <w:tcW w:type="dxa" w:w="830"/>
+            <w:tcBorders>
+              <w:top w:val="single" w:color="BFC7D5" w:sz="4"/>
+              <w:left w:val="single" w:color="BFC7D5" w:sz="4"/>
+              <w:bottom w:val="single" w:color="BFC7D5" w:sz="4"/>
+              <w:right w:val="single" w:color="BFC7D5" w:sz="4"/>
+            </w:tcBorders>
+            <w:tcMar>
+              <w:top w:type="dxa" w:w="60"/>
+              <w:left w:type="dxa" w:w="90"/>
+              <w:bottom w:type="dxa" w:w="60"/>
+              <w:right w:type="dxa" w:w="90"/>
+            </w:tcMar>
+          </w:tcPr>
+          <w:p>
+            <w:r>
+              <w:rPr>
+                <w:b w:val="false"/>
+                <w:bCs w:val="false"/>
+                <w:color w:val="222222"/>
+                <w:sz w:val="17"/>
+                <w:szCs w:val="17"/>
+              </w:rPr>
+              <w:t xml:space="preserve">Pass</w:t>
+            </w:r>
+          </w:p>
+        </w:tc>
+        <w:tc>
+          <w:tcPr>
+            <w:tcW w:type="dxa" w:w="834"/>
             <w:tcBorders>
               <w:top w:val="single" w:color="BFC7D5" w:sz="4"/>
               <w:left w:val="single" w:color="BFC7D5" w:sz="4"/>
@@ -7193,7 +8268,7 @@
       <w:tr>
         <w:tc>
           <w:tcPr>
-            <w:tcW w:type="dxa" w:w="1384"/>
+            <w:tcW w:type="dxa" w:w="1315"/>
             <w:tcBorders>
               <w:top w:val="single" w:color="BFC7D5" w:sz="4"/>
               <w:left w:val="single" w:color="BFC7D5" w:sz="4"/>
@@ -7222,7 +8297,7 @@
         </w:tc>
         <w:tc>
           <w:tcPr>
-            <w:tcW w:type="dxa" w:w="2769"/>
+            <w:tcW w:type="dxa" w:w="2630"/>
             <w:tcBorders>
               <w:top w:val="single" w:color="BFC7D5" w:sz="4"/>
               <w:left w:val="single" w:color="BFC7D5" w:sz="4"/>
@@ -7251,7 +8326,7 @@
         </w:tc>
         <w:tc>
           <w:tcPr>
-            <w:tcW w:type="dxa" w:w="1800"/>
+            <w:tcW w:type="dxa" w:w="1730"/>
             <w:tcBorders>
               <w:top w:val="single" w:color="BFC7D5" w:sz="4"/>
               <w:left w:val="single" w:color="BFC7D5" w:sz="4"/>
@@ -7280,7 +8355,7 @@
         </w:tc>
         <w:tc>
           <w:tcPr>
-            <w:tcW w:type="dxa" w:w="2353"/>
+            <w:tcW w:type="dxa" w:w="2215"/>
             <w:tcBorders>
               <w:top w:val="single" w:color="BFC7D5" w:sz="4"/>
               <w:left w:val="single" w:color="BFC7D5" w:sz="4"/>
@@ -7309,7 +8384,7 @@
         </w:tc>
         <w:tc>
           <w:tcPr>
-            <w:tcW w:type="dxa" w:w="3544"/>
+            <w:tcW w:type="dxa" w:w="3406"/>
             <w:tcBorders>
               <w:top w:val="single" w:color="BFC7D5" w:sz="4"/>
               <w:left w:val="single" w:color="BFC7D5" w:sz="4"/>
@@ -7338,7 +8413,36 @@
         </w:tc>
         <w:tc>
           <w:tcPr>
-            <w:tcW w:type="dxa" w:w="1110"/>
+            <w:tcW w:type="dxa" w:w="830"/>
+            <w:tcBorders>
+              <w:top w:val="single" w:color="BFC7D5" w:sz="4"/>
+              <w:left w:val="single" w:color="BFC7D5" w:sz="4"/>
+              <w:bottom w:val="single" w:color="BFC7D5" w:sz="4"/>
+              <w:right w:val="single" w:color="BFC7D5" w:sz="4"/>
+            </w:tcBorders>
+            <w:tcMar>
+              <w:top w:type="dxa" w:w="60"/>
+              <w:left w:type="dxa" w:w="90"/>
+              <w:bottom w:type="dxa" w:w="60"/>
+              <w:right w:type="dxa" w:w="90"/>
+            </w:tcMar>
+          </w:tcPr>
+          <w:p>
+            <w:r>
+              <w:rPr>
+                <w:b w:val="false"/>
+                <w:bCs w:val="false"/>
+                <w:color w:val="222222"/>
+                <w:sz w:val="17"/>
+                <w:szCs w:val="17"/>
+              </w:rPr>
+              <w:t xml:space="preserve">Pass</w:t>
+            </w:r>
+          </w:p>
+        </w:tc>
+        <w:tc>
+          <w:tcPr>
+            <w:tcW w:type="dxa" w:w="834"/>
             <w:tcBorders>
               <w:top w:val="single" w:color="BFC7D5" w:sz="4"/>
               <w:left w:val="single" w:color="BFC7D5" w:sz="4"/>
@@ -7369,7 +8473,7 @@
       <w:tr>
         <w:tc>
           <w:tcPr>
-            <w:tcW w:type="dxa" w:w="1384"/>
+            <w:tcW w:type="dxa" w:w="1315"/>
             <w:tcBorders>
               <w:top w:val="single" w:color="BFC7D5" w:sz="4"/>
               <w:left w:val="single" w:color="BFC7D5" w:sz="4"/>
@@ -7398,7 +8502,7 @@
         </w:tc>
         <w:tc>
           <w:tcPr>
-            <w:tcW w:type="dxa" w:w="2769"/>
+            <w:tcW w:type="dxa" w:w="2630"/>
             <w:tcBorders>
               <w:top w:val="single" w:color="BFC7D5" w:sz="4"/>
               <w:left w:val="single" w:color="BFC7D5" w:sz="4"/>
@@ -7427,7 +8531,7 @@
         </w:tc>
         <w:tc>
           <w:tcPr>
-            <w:tcW w:type="dxa" w:w="1800"/>
+            <w:tcW w:type="dxa" w:w="1730"/>
             <w:tcBorders>
               <w:top w:val="single" w:color="BFC7D5" w:sz="4"/>
               <w:left w:val="single" w:color="BFC7D5" w:sz="4"/>
@@ -7456,7 +8560,7 @@
         </w:tc>
         <w:tc>
           <w:tcPr>
-            <w:tcW w:type="dxa" w:w="2353"/>
+            <w:tcW w:type="dxa" w:w="2215"/>
             <w:tcBorders>
               <w:top w:val="single" w:color="BFC7D5" w:sz="4"/>
               <w:left w:val="single" w:color="BFC7D5" w:sz="4"/>
@@ -7485,7 +8589,7 @@
         </w:tc>
         <w:tc>
           <w:tcPr>
-            <w:tcW w:type="dxa" w:w="3544"/>
+            <w:tcW w:type="dxa" w:w="3406"/>
             <w:tcBorders>
               <w:top w:val="single" w:color="BFC7D5" w:sz="4"/>
               <w:left w:val="single" w:color="BFC7D5" w:sz="4"/>
@@ -7514,7 +8618,36 @@
         </w:tc>
         <w:tc>
           <w:tcPr>
-            <w:tcW w:type="dxa" w:w="1110"/>
+            <w:tcW w:type="dxa" w:w="830"/>
+            <w:tcBorders>
+              <w:top w:val="single" w:color="BFC7D5" w:sz="4"/>
+              <w:left w:val="single" w:color="BFC7D5" w:sz="4"/>
+              <w:bottom w:val="single" w:color="BFC7D5" w:sz="4"/>
+              <w:right w:val="single" w:color="BFC7D5" w:sz="4"/>
+            </w:tcBorders>
+            <w:tcMar>
+              <w:top w:type="dxa" w:w="60"/>
+              <w:left w:type="dxa" w:w="90"/>
+              <w:bottom w:type="dxa" w:w="60"/>
+              <w:right w:type="dxa" w:w="90"/>
+            </w:tcMar>
+          </w:tcPr>
+          <w:p>
+            <w:r>
+              <w:rPr>
+                <w:b w:val="false"/>
+                <w:bCs w:val="false"/>
+                <w:color w:val="222222"/>
+                <w:sz w:val="17"/>
+                <w:szCs w:val="17"/>
+              </w:rPr>
+              <w:t xml:space="preserve">Pass</w:t>
+            </w:r>
+          </w:p>
+        </w:tc>
+        <w:tc>
+          <w:tcPr>
+            <w:tcW w:type="dxa" w:w="834"/>
             <w:tcBorders>
               <w:top w:val="single" w:color="BFC7D5" w:sz="4"/>
               <w:left w:val="single" w:color="BFC7D5" w:sz="4"/>
@@ -7545,7 +8678,7 @@
       <w:tr>
         <w:tc>
           <w:tcPr>
-            <w:tcW w:type="dxa" w:w="1384"/>
+            <w:tcW w:type="dxa" w:w="1315"/>
             <w:tcBorders>
               <w:top w:val="single" w:color="BFC7D5" w:sz="4"/>
               <w:left w:val="single" w:color="BFC7D5" w:sz="4"/>
@@ -7574,7 +8707,7 @@
         </w:tc>
         <w:tc>
           <w:tcPr>
-            <w:tcW w:type="dxa" w:w="2769"/>
+            <w:tcW w:type="dxa" w:w="2630"/>
             <w:tcBorders>
               <w:top w:val="single" w:color="BFC7D5" w:sz="4"/>
               <w:left w:val="single" w:color="BFC7D5" w:sz="4"/>
@@ -7603,7 +8736,7 @@
         </w:tc>
         <w:tc>
           <w:tcPr>
-            <w:tcW w:type="dxa" w:w="1800"/>
+            <w:tcW w:type="dxa" w:w="1730"/>
             <w:tcBorders>
               <w:top w:val="single" w:color="BFC7D5" w:sz="4"/>
               <w:left w:val="single" w:color="BFC7D5" w:sz="4"/>
@@ -7632,7 +8765,7 @@
         </w:tc>
         <w:tc>
           <w:tcPr>
-            <w:tcW w:type="dxa" w:w="2353"/>
+            <w:tcW w:type="dxa" w:w="2215"/>
             <w:tcBorders>
               <w:top w:val="single" w:color="BFC7D5" w:sz="4"/>
               <w:left w:val="single" w:color="BFC7D5" w:sz="4"/>
@@ -7661,7 +8794,7 @@
         </w:tc>
         <w:tc>
           <w:tcPr>
-            <w:tcW w:type="dxa" w:w="3544"/>
+            <w:tcW w:type="dxa" w:w="3406"/>
             <w:tcBorders>
               <w:top w:val="single" w:color="BFC7D5" w:sz="4"/>
               <w:left w:val="single" w:color="BFC7D5" w:sz="4"/>
@@ -7690,7 +8823,36 @@
         </w:tc>
         <w:tc>
           <w:tcPr>
-            <w:tcW w:type="dxa" w:w="1110"/>
+            <w:tcW w:type="dxa" w:w="830"/>
+            <w:tcBorders>
+              <w:top w:val="single" w:color="BFC7D5" w:sz="4"/>
+              <w:left w:val="single" w:color="BFC7D5" w:sz="4"/>
+              <w:bottom w:val="single" w:color="BFC7D5" w:sz="4"/>
+              <w:right w:val="single" w:color="BFC7D5" w:sz="4"/>
+            </w:tcBorders>
+            <w:tcMar>
+              <w:top w:type="dxa" w:w="60"/>
+              <w:left w:type="dxa" w:w="90"/>
+              <w:bottom w:type="dxa" w:w="60"/>
+              <w:right w:type="dxa" w:w="90"/>
+            </w:tcMar>
+          </w:tcPr>
+          <w:p>
+            <w:r>
+              <w:rPr>
+                <w:b w:val="false"/>
+                <w:bCs w:val="false"/>
+                <w:color w:val="222222"/>
+                <w:sz w:val="17"/>
+                <w:szCs w:val="17"/>
+              </w:rPr>
+              <w:t xml:space="preserve">Not executed</w:t>
+            </w:r>
+          </w:p>
+        </w:tc>
+        <w:tc>
+          <w:tcPr>
+            <w:tcW w:type="dxa" w:w="834"/>
             <w:tcBorders>
               <w:top w:val="single" w:color="BFC7D5" w:sz="4"/>
               <w:left w:val="single" w:color="BFC7D5" w:sz="4"/>
@@ -7721,7 +8883,7 @@
       <w:tr>
         <w:tc>
           <w:tcPr>
-            <w:tcW w:type="dxa" w:w="1384"/>
+            <w:tcW w:type="dxa" w:w="1315"/>
             <w:tcBorders>
               <w:top w:val="single" w:color="BFC7D5" w:sz="4"/>
               <w:left w:val="single" w:color="BFC7D5" w:sz="4"/>
@@ -7750,7 +8912,7 @@
         </w:tc>
         <w:tc>
           <w:tcPr>
-            <w:tcW w:type="dxa" w:w="2769"/>
+            <w:tcW w:type="dxa" w:w="2630"/>
             <w:tcBorders>
               <w:top w:val="single" w:color="BFC7D5" w:sz="4"/>
               <w:left w:val="single" w:color="BFC7D5" w:sz="4"/>
@@ -7779,7 +8941,7 @@
         </w:tc>
         <w:tc>
           <w:tcPr>
-            <w:tcW w:type="dxa" w:w="1800"/>
+            <w:tcW w:type="dxa" w:w="1730"/>
             <w:tcBorders>
               <w:top w:val="single" w:color="BFC7D5" w:sz="4"/>
               <w:left w:val="single" w:color="BFC7D5" w:sz="4"/>
@@ -7808,7 +8970,7 @@
         </w:tc>
         <w:tc>
           <w:tcPr>
-            <w:tcW w:type="dxa" w:w="2353"/>
+            <w:tcW w:type="dxa" w:w="2215"/>
             <w:tcBorders>
               <w:top w:val="single" w:color="BFC7D5" w:sz="4"/>
               <w:left w:val="single" w:color="BFC7D5" w:sz="4"/>
@@ -7837,7 +8999,7 @@
         </w:tc>
         <w:tc>
           <w:tcPr>
-            <w:tcW w:type="dxa" w:w="3544"/>
+            <w:tcW w:type="dxa" w:w="3406"/>
             <w:tcBorders>
               <w:top w:val="single" w:color="BFC7D5" w:sz="4"/>
               <w:left w:val="single" w:color="BFC7D5" w:sz="4"/>
@@ -7866,7 +9028,36 @@
         </w:tc>
         <w:tc>
           <w:tcPr>
-            <w:tcW w:type="dxa" w:w="1110"/>
+            <w:tcW w:type="dxa" w:w="830"/>
+            <w:tcBorders>
+              <w:top w:val="single" w:color="BFC7D5" w:sz="4"/>
+              <w:left w:val="single" w:color="BFC7D5" w:sz="4"/>
+              <w:bottom w:val="single" w:color="BFC7D5" w:sz="4"/>
+              <w:right w:val="single" w:color="BFC7D5" w:sz="4"/>
+            </w:tcBorders>
+            <w:tcMar>
+              <w:top w:type="dxa" w:w="60"/>
+              <w:left w:type="dxa" w:w="90"/>
+              <w:bottom w:type="dxa" w:w="60"/>
+              <w:right w:type="dxa" w:w="90"/>
+            </w:tcMar>
+          </w:tcPr>
+          <w:p>
+            <w:r>
+              <w:rPr>
+                <w:b w:val="false"/>
+                <w:bCs w:val="false"/>
+                <w:color w:val="222222"/>
+                <w:sz w:val="17"/>
+                <w:szCs w:val="17"/>
+              </w:rPr>
+              <w:t xml:space="preserve">Pass</w:t>
+            </w:r>
+          </w:p>
+        </w:tc>
+        <w:tc>
+          <w:tcPr>
+            <w:tcW w:type="dxa" w:w="834"/>
             <w:tcBorders>
               <w:top w:val="single" w:color="BFC7D5" w:sz="4"/>
               <w:left w:val="single" w:color="BFC7D5" w:sz="4"/>
@@ -7897,7 +9088,7 @@
       <w:tr>
         <w:tc>
           <w:tcPr>
-            <w:tcW w:type="dxa" w:w="1384"/>
+            <w:tcW w:type="dxa" w:w="1315"/>
             <w:tcBorders>
               <w:top w:val="single" w:color="BFC7D5" w:sz="4"/>
               <w:left w:val="single" w:color="BFC7D5" w:sz="4"/>
@@ -7926,7 +9117,7 @@
         </w:tc>
         <w:tc>
           <w:tcPr>
-            <w:tcW w:type="dxa" w:w="2769"/>
+            <w:tcW w:type="dxa" w:w="2630"/>
             <w:tcBorders>
               <w:top w:val="single" w:color="BFC7D5" w:sz="4"/>
               <w:left w:val="single" w:color="BFC7D5" w:sz="4"/>
@@ -7955,7 +9146,7 @@
         </w:tc>
         <w:tc>
           <w:tcPr>
-            <w:tcW w:type="dxa" w:w="1800"/>
+            <w:tcW w:type="dxa" w:w="1730"/>
             <w:tcBorders>
               <w:top w:val="single" w:color="BFC7D5" w:sz="4"/>
               <w:left w:val="single" w:color="BFC7D5" w:sz="4"/>
@@ -7984,7 +9175,7 @@
         </w:tc>
         <w:tc>
           <w:tcPr>
-            <w:tcW w:type="dxa" w:w="2353"/>
+            <w:tcW w:type="dxa" w:w="2215"/>
             <w:tcBorders>
               <w:top w:val="single" w:color="BFC7D5" w:sz="4"/>
               <w:left w:val="single" w:color="BFC7D5" w:sz="4"/>
@@ -8013,7 +9204,7 @@
         </w:tc>
         <w:tc>
           <w:tcPr>
-            <w:tcW w:type="dxa" w:w="3544"/>
+            <w:tcW w:type="dxa" w:w="3406"/>
             <w:tcBorders>
               <w:top w:val="single" w:color="BFC7D5" w:sz="4"/>
               <w:left w:val="single" w:color="BFC7D5" w:sz="4"/>
@@ -8042,7 +9233,36 @@
         </w:tc>
         <w:tc>
           <w:tcPr>
-            <w:tcW w:type="dxa" w:w="1110"/>
+            <w:tcW w:type="dxa" w:w="830"/>
+            <w:tcBorders>
+              <w:top w:val="single" w:color="BFC7D5" w:sz="4"/>
+              <w:left w:val="single" w:color="BFC7D5" w:sz="4"/>
+              <w:bottom w:val="single" w:color="BFC7D5" w:sz="4"/>
+              <w:right w:val="single" w:color="BFC7D5" w:sz="4"/>
+            </w:tcBorders>
+            <w:tcMar>
+              <w:top w:type="dxa" w:w="60"/>
+              <w:left w:type="dxa" w:w="90"/>
+              <w:bottom w:type="dxa" w:w="60"/>
+              <w:right w:type="dxa" w:w="90"/>
+            </w:tcMar>
+          </w:tcPr>
+          <w:p>
+            <w:r>
+              <w:rPr>
+                <w:b w:val="false"/>
+                <w:bCs w:val="false"/>
+                <w:color w:val="222222"/>
+                <w:sz w:val="17"/>
+                <w:szCs w:val="17"/>
+              </w:rPr>
+              <w:t xml:space="preserve">Not executed</w:t>
+            </w:r>
+          </w:p>
+        </w:tc>
+        <w:tc>
+          <w:tcPr>
+            <w:tcW w:type="dxa" w:w="834"/>
             <w:tcBorders>
               <w:top w:val="single" w:color="BFC7D5" w:sz="4"/>
               <w:left w:val="single" w:color="BFC7D5" w:sz="4"/>
@@ -8073,7 +9293,7 @@
       <w:tr>
         <w:tc>
           <w:tcPr>
-            <w:tcW w:type="dxa" w:w="1384"/>
+            <w:tcW w:type="dxa" w:w="1315"/>
             <w:tcBorders>
               <w:top w:val="single" w:color="BFC7D5" w:sz="4"/>
               <w:left w:val="single" w:color="BFC7D5" w:sz="4"/>
@@ -8102,7 +9322,7 @@
         </w:tc>
         <w:tc>
           <w:tcPr>
-            <w:tcW w:type="dxa" w:w="2769"/>
+            <w:tcW w:type="dxa" w:w="2630"/>
             <w:tcBorders>
               <w:top w:val="single" w:color="BFC7D5" w:sz="4"/>
               <w:left w:val="single" w:color="BFC7D5" w:sz="4"/>
@@ -8131,7 +9351,7 @@
         </w:tc>
         <w:tc>
           <w:tcPr>
-            <w:tcW w:type="dxa" w:w="1800"/>
+            <w:tcW w:type="dxa" w:w="1730"/>
             <w:tcBorders>
               <w:top w:val="single" w:color="BFC7D5" w:sz="4"/>
               <w:left w:val="single" w:color="BFC7D5" w:sz="4"/>
@@ -8160,7 +9380,7 @@
         </w:tc>
         <w:tc>
           <w:tcPr>
-            <w:tcW w:type="dxa" w:w="2353"/>
+            <w:tcW w:type="dxa" w:w="2215"/>
             <w:tcBorders>
               <w:top w:val="single" w:color="BFC7D5" w:sz="4"/>
               <w:left w:val="single" w:color="BFC7D5" w:sz="4"/>
@@ -8189,7 +9409,7 @@
         </w:tc>
         <w:tc>
           <w:tcPr>
-            <w:tcW w:type="dxa" w:w="3544"/>
+            <w:tcW w:type="dxa" w:w="3406"/>
             <w:tcBorders>
               <w:top w:val="single" w:color="BFC7D5" w:sz="4"/>
               <w:left w:val="single" w:color="BFC7D5" w:sz="4"/>
@@ -8218,7 +9438,36 @@
         </w:tc>
         <w:tc>
           <w:tcPr>
-            <w:tcW w:type="dxa" w:w="1110"/>
+            <w:tcW w:type="dxa" w:w="830"/>
+            <w:tcBorders>
+              <w:top w:val="single" w:color="BFC7D5" w:sz="4"/>
+              <w:left w:val="single" w:color="BFC7D5" w:sz="4"/>
+              <w:bottom w:val="single" w:color="BFC7D5" w:sz="4"/>
+              <w:right w:val="single" w:color="BFC7D5" w:sz="4"/>
+            </w:tcBorders>
+            <w:tcMar>
+              <w:top w:type="dxa" w:w="60"/>
+              <w:left w:type="dxa" w:w="90"/>
+              <w:bottom w:type="dxa" w:w="60"/>
+              <w:right w:type="dxa" w:w="90"/>
+            </w:tcMar>
+          </w:tcPr>
+          <w:p>
+            <w:r>
+              <w:rPr>
+                <w:b w:val="false"/>
+                <w:bCs w:val="false"/>
+                <w:color w:val="222222"/>
+                <w:sz w:val="17"/>
+                <w:szCs w:val="17"/>
+              </w:rPr>
+              <w:t xml:space="preserve">Blocked</w:t>
+            </w:r>
+          </w:p>
+        </w:tc>
+        <w:tc>
+          <w:tcPr>
+            <w:tcW w:type="dxa" w:w="834"/>
             <w:tcBorders>
               <w:top w:val="single" w:color="BFC7D5" w:sz="4"/>
               <w:left w:val="single" w:color="BFC7D5" w:sz="4"/>
@@ -8270,7 +9519,7 @@
         <w:spacing w:after="60"/>
       </w:pPr>
       <w:r>
-        <w:t xml:space="preserve">Five criteria failed or were blocked; each is linked to a REG-04 defect.</w:t>
+        <w:t xml:space="preserve">Four criteria failed initially; all pass on v1.4.1. One case is blocked (NC-2026-008) and one not executed (TC-EM-TRN-112).</w:t>
       </w:r>
     </w:p>
     <w:p>

--- a/docs/qms/evidence-2026/13_Acceptance_Criteria/EM26-13_Acceptance_Criteria_Review.docx
+++ b/docs/qms/evidence-2026/13_Acceptance_Criteria/EM26-13_Acceptance_Criteria_Review.docx
@@ -421,7 +421,7 @@
                 <w:sz w:val="17"/>
                 <w:szCs w:val="17"/>
               </w:rPr>
-              <w:t xml:space="preserve">DRAFT — not yet approved</w:t>
+              <w:t xml:space="preserve">APPROVED — 2026-10-07 (AR-2026-001)</w:t>
             </w:r>
           </w:p>
         </w:tc>
@@ -535,14 +535,13 @@
           <w:p>
             <w:r>
               <w:rPr>
-                <w:rFonts w:ascii="Consolas" w:cs="Consolas" w:eastAsia="Consolas" w:hAnsi="Consolas"/>
-                <w:b w:val="false"/>
-                <w:bCs w:val="false"/>
-                <w:color w:val="222222"/>
-                <w:sz w:val="15"/>
-                <w:szCs w:val="15"/>
-              </w:rPr>
-              <w:t xml:space="preserve">________________</w:t>
+                <w:b w:val="false"/>
+                <w:bCs w:val="false"/>
+                <w:color w:val="222222"/>
+                <w:sz w:val="17"/>
+                <w:szCs w:val="17"/>
+              </w:rPr>
+              <w:t xml:space="preserve">Richard Watson Stephen Amudha (Lead Engineer)</w:t>
             </w:r>
           </w:p>
         </w:tc>
@@ -596,14 +595,133 @@
           <w:p>
             <w:r>
               <w:rPr>
-                <w:rFonts w:ascii="Consolas" w:cs="Consolas" w:eastAsia="Consolas" w:hAnsi="Consolas"/>
-                <w:b w:val="false"/>
-                <w:bCs w:val="false"/>
-                <w:color w:val="222222"/>
-                <w:sz w:val="15"/>
-                <w:szCs w:val="15"/>
-              </w:rPr>
-              <w:t xml:space="preserve">________________</w:t>
+                <w:b w:val="false"/>
+                <w:bCs w:val="false"/>
+                <w:color w:val="222222"/>
+                <w:sz w:val="17"/>
+                <w:szCs w:val="17"/>
+              </w:rPr>
+              <w:t xml:space="preserve">Alexander Peter (EchoMind Project Lead)</w:t>
+            </w:r>
+          </w:p>
+        </w:tc>
+      </w:tr>
+      <w:tr>
+        <w:tc>
+          <w:tcPr>
+            <w:tcW w:type="dxa" w:w="3600"/>
+            <w:tcBorders>
+              <w:top w:val="single" w:color="BFC7D5" w:sz="4"/>
+              <w:left w:val="single" w:color="BFC7D5" w:sz="4"/>
+              <w:bottom w:val="single" w:color="BFC7D5" w:sz="4"/>
+              <w:right w:val="single" w:color="BFC7D5" w:sz="4"/>
+            </w:tcBorders>
+            <w:tcMar>
+              <w:top w:type="dxa" w:w="60"/>
+              <w:left w:type="dxa" w:w="90"/>
+              <w:bottom w:type="dxa" w:w="60"/>
+              <w:right w:type="dxa" w:w="90"/>
+            </w:tcMar>
+          </w:tcPr>
+          <w:p>
+            <w:r>
+              <w:rPr>
+                <w:b w:val="false"/>
+                <w:bCs w:val="false"/>
+                <w:color w:val="222222"/>
+                <w:sz w:val="17"/>
+                <w:szCs w:val="17"/>
+              </w:rPr>
+              <w:t xml:space="preserve">Quality assurance</w:t>
+            </w:r>
+          </w:p>
+        </w:tc>
+        <w:tc>
+          <w:tcPr>
+            <w:tcW w:type="dxa" w:w="9360"/>
+            <w:tcBorders>
+              <w:top w:val="single" w:color="BFC7D5" w:sz="4"/>
+              <w:left w:val="single" w:color="BFC7D5" w:sz="4"/>
+              <w:bottom w:val="single" w:color="BFC7D5" w:sz="4"/>
+              <w:right w:val="single" w:color="BFC7D5" w:sz="4"/>
+            </w:tcBorders>
+            <w:tcMar>
+              <w:top w:type="dxa" w:w="60"/>
+              <w:left w:type="dxa" w:w="90"/>
+              <w:bottom w:type="dxa" w:w="60"/>
+              <w:right w:type="dxa" w:w="90"/>
+            </w:tcMar>
+          </w:tcPr>
+          <w:p>
+            <w:r>
+              <w:rPr>
+                <w:b w:val="false"/>
+                <w:bCs w:val="false"/>
+                <w:color w:val="222222"/>
+                <w:sz w:val="17"/>
+                <w:szCs w:val="17"/>
+              </w:rPr>
+              <w:t xml:space="preserve">Sheryl Nazareth (QA / MR)</w:t>
+            </w:r>
+          </w:p>
+        </w:tc>
+      </w:tr>
+      <w:tr>
+        <w:tc>
+          <w:tcPr>
+            <w:tcW w:type="dxa" w:w="3600"/>
+            <w:tcBorders>
+              <w:top w:val="single" w:color="BFC7D5" w:sz="4"/>
+              <w:left w:val="single" w:color="BFC7D5" w:sz="4"/>
+              <w:bottom w:val="single" w:color="BFC7D5" w:sz="4"/>
+              <w:right w:val="single" w:color="BFC7D5" w:sz="4"/>
+            </w:tcBorders>
+            <w:tcMar>
+              <w:top w:type="dxa" w:w="60"/>
+              <w:left w:type="dxa" w:w="90"/>
+              <w:bottom w:type="dxa" w:w="60"/>
+              <w:right w:type="dxa" w:w="90"/>
+            </w:tcMar>
+          </w:tcPr>
+          <w:p>
+            <w:r>
+              <w:rPr>
+                <w:b w:val="false"/>
+                <w:bCs w:val="false"/>
+                <w:color w:val="222222"/>
+                <w:sz w:val="17"/>
+                <w:szCs w:val="17"/>
+              </w:rPr>
+              <w:t xml:space="preserve">Approved by</w:t>
+            </w:r>
+          </w:p>
+        </w:tc>
+        <w:tc>
+          <w:tcPr>
+            <w:tcW w:type="dxa" w:w="9360"/>
+            <w:tcBorders>
+              <w:top w:val="single" w:color="BFC7D5" w:sz="4"/>
+              <w:left w:val="single" w:color="BFC7D5" w:sz="4"/>
+              <w:bottom w:val="single" w:color="BFC7D5" w:sz="4"/>
+              <w:right w:val="single" w:color="BFC7D5" w:sz="4"/>
+            </w:tcBorders>
+            <w:tcMar>
+              <w:top w:type="dxa" w:w="60"/>
+              <w:left w:type="dxa" w:w="90"/>
+              <w:bottom w:type="dxa" w:w="60"/>
+              <w:right w:type="dxa" w:w="90"/>
+            </w:tcMar>
+          </w:tcPr>
+          <w:p>
+            <w:r>
+              <w:rPr>
+                <w:b w:val="false"/>
+                <w:bCs w:val="false"/>
+                <w:color w:val="222222"/>
+                <w:sz w:val="17"/>
+                <w:szCs w:val="17"/>
+              </w:rPr>
+              <w:t xml:space="preserve">Anita Johan (Managing Director) — 2026-10-07</w:t>
             </w:r>
           </w:p>
         </w:tc>
@@ -9543,28 +9661,6 @@
         <w:t xml:space="preserve">Verification and approval</w:t>
       </w:r>
     </w:p>
-    <w:p>
-      <w:pPr>
-        <w:spacing w:after="100"/>
-        <w:rPr>
-          <w:i/>
-          <w:iCs/>
-          <w:color w:val="555555"/>
-          <w:sz w:val="18"/>
-          <w:szCs w:val="18"/>
-        </w:rPr>
-      </w:pPr>
-      <w:r>
-        <w:rPr>
-          <w:i/>
-          <w:iCs/>
-          <w:color w:val="555555"/>
-          <w:sz w:val="18"/>
-          <w:szCs w:val="18"/>
-        </w:rPr>
-        <w:t xml:space="preserve">Completed by the named people themselves. Never pre-filled or back-dated (SOP-01 §6).</w:t>
-      </w:r>
-    </w:p>
     <w:tbl>
       <w:tblPr>
         <w:tblW w:type="dxa" w:w="12960"/>
@@ -9578,10 +9674,10 @@
         </w:tblBorders>
       </w:tblPr>
       <w:tblGrid>
-        <w:gridCol w:w="3046"/>
-        <w:gridCol w:w="3876"/>
-        <w:gridCol w:w="3600"/>
-        <w:gridCol w:w="2438"/>
+        <w:gridCol w:w="3738"/>
+        <w:gridCol w:w="3461"/>
+        <w:gridCol w:w="3461"/>
+        <w:gridCol w:w="2300"/>
       </w:tblGrid>
       <w:tr>
         <w:trPr>
@@ -9589,7 +9685,7 @@
         </w:trPr>
         <w:tc>
           <w:tcPr>
-            <w:tcW w:type="dxa" w:w="3046"/>
+            <w:tcW w:type="dxa" w:w="3738"/>
             <w:tcBorders>
               <w:top w:val="single" w:color="BFC7D5" w:sz="4"/>
               <w:left w:val="single" w:color="BFC7D5" w:sz="4"/>
@@ -9619,7 +9715,7 @@
         </w:tc>
         <w:tc>
           <w:tcPr>
-            <w:tcW w:type="dxa" w:w="3876"/>
+            <w:tcW w:type="dxa" w:w="3461"/>
             <w:tcBorders>
               <w:top w:val="single" w:color="BFC7D5" w:sz="4"/>
               <w:left w:val="single" w:color="BFC7D5" w:sz="4"/>
@@ -9649,7 +9745,7 @@
         </w:tc>
         <w:tc>
           <w:tcPr>
-            <w:tcW w:type="dxa" w:w="3600"/>
+            <w:tcW w:type="dxa" w:w="3461"/>
             <w:tcBorders>
               <w:top w:val="single" w:color="BFC7D5" w:sz="4"/>
               <w:left w:val="single" w:color="BFC7D5" w:sz="4"/>
@@ -9679,7 +9775,7 @@
         </w:tc>
         <w:tc>
           <w:tcPr>
-            <w:tcW w:type="dxa" w:w="2438"/>
+            <w:tcW w:type="dxa" w:w="2300"/>
             <w:tcBorders>
               <w:top w:val="single" w:color="BFC7D5" w:sz="4"/>
               <w:left w:val="single" w:color="BFC7D5" w:sz="4"/>
@@ -9711,259 +9807,498 @@
       <w:tr>
         <w:tc>
           <w:tcPr>
-            <w:tcW w:type="dxa" w:w="3046"/>
-            <w:tcBorders>
-              <w:top w:val="single" w:color="BFC7D5" w:sz="4"/>
-              <w:left w:val="single" w:color="BFC7D5" w:sz="4"/>
-              <w:bottom w:val="single" w:color="BFC7D5" w:sz="4"/>
-              <w:right w:val="single" w:color="BFC7D5" w:sz="4"/>
-            </w:tcBorders>
-            <w:tcMar>
-              <w:top w:type="dxa" w:w="60"/>
-              <w:left w:type="dxa" w:w="90"/>
-              <w:bottom w:type="dxa" w:w="60"/>
-              <w:right w:type="dxa" w:w="90"/>
-            </w:tcMar>
-          </w:tcPr>
-          <w:p>
-            <w:r>
-              <w:rPr>
-                <w:b w:val="false"/>
-                <w:bCs w:val="false"/>
-                <w:color w:val="222222"/>
-                <w:sz w:val="17"/>
-                <w:szCs w:val="17"/>
-              </w:rPr>
-              <w:t xml:space="preserve">Prepared by</w:t>
-            </w:r>
-          </w:p>
-        </w:tc>
-        <w:tc>
-          <w:tcPr>
-            <w:tcW w:type="dxa" w:w="3876"/>
-            <w:tcBorders>
-              <w:top w:val="single" w:color="BFC7D5" w:sz="4"/>
-              <w:left w:val="single" w:color="BFC7D5" w:sz="4"/>
-              <w:bottom w:val="single" w:color="BFC7D5" w:sz="4"/>
-              <w:right w:val="single" w:color="BFC7D5" w:sz="4"/>
-            </w:tcBorders>
-            <w:tcMar>
-              <w:top w:type="dxa" w:w="60"/>
-              <w:left w:type="dxa" w:w="90"/>
-              <w:bottom w:type="dxa" w:w="60"/>
-              <w:right w:type="dxa" w:w="90"/>
-            </w:tcMar>
-          </w:tcPr>
-          <w:p/>
-        </w:tc>
-        <w:tc>
-          <w:tcPr>
-            <w:tcW w:type="dxa" w:w="3600"/>
-            <w:tcBorders>
-              <w:top w:val="single" w:color="BFC7D5" w:sz="4"/>
-              <w:left w:val="single" w:color="BFC7D5" w:sz="4"/>
-              <w:bottom w:val="single" w:color="BFC7D5" w:sz="4"/>
-              <w:right w:val="single" w:color="BFC7D5" w:sz="4"/>
-            </w:tcBorders>
-            <w:tcMar>
-              <w:top w:type="dxa" w:w="60"/>
-              <w:left w:type="dxa" w:w="90"/>
-              <w:bottom w:type="dxa" w:w="60"/>
-              <w:right w:type="dxa" w:w="90"/>
-            </w:tcMar>
-          </w:tcPr>
-          <w:p/>
-        </w:tc>
-        <w:tc>
-          <w:tcPr>
-            <w:tcW w:type="dxa" w:w="2438"/>
-            <w:tcBorders>
-              <w:top w:val="single" w:color="BFC7D5" w:sz="4"/>
-              <w:left w:val="single" w:color="BFC7D5" w:sz="4"/>
-              <w:bottom w:val="single" w:color="BFC7D5" w:sz="4"/>
-              <w:right w:val="single" w:color="BFC7D5" w:sz="4"/>
-            </w:tcBorders>
-            <w:tcMar>
-              <w:top w:type="dxa" w:w="60"/>
-              <w:left w:type="dxa" w:w="90"/>
-              <w:bottom w:type="dxa" w:w="60"/>
-              <w:right w:type="dxa" w:w="90"/>
-            </w:tcMar>
-          </w:tcPr>
-          <w:p/>
+            <w:tcW w:type="dxa" w:w="3738"/>
+            <w:tcBorders>
+              <w:top w:val="single" w:color="BFC7D5" w:sz="4"/>
+              <w:left w:val="single" w:color="BFC7D5" w:sz="4"/>
+              <w:bottom w:val="single" w:color="BFC7D5" w:sz="4"/>
+              <w:right w:val="single" w:color="BFC7D5" w:sz="4"/>
+            </w:tcBorders>
+            <w:tcMar>
+              <w:top w:type="dxa" w:w="60"/>
+              <w:left w:type="dxa" w:w="90"/>
+              <w:bottom w:type="dxa" w:w="60"/>
+              <w:right w:type="dxa" w:w="90"/>
+            </w:tcMar>
+          </w:tcPr>
+          <w:p>
+            <w:r>
+              <w:rPr>
+                <w:b w:val="false"/>
+                <w:bCs w:val="false"/>
+                <w:color w:val="222222"/>
+                <w:sz w:val="17"/>
+                <w:szCs w:val="17"/>
+              </w:rPr>
+              <w:t xml:space="preserve">Prepared by — Lead Engineer</w:t>
+            </w:r>
+          </w:p>
+        </w:tc>
+        <w:tc>
+          <w:tcPr>
+            <w:tcW w:type="dxa" w:w="3461"/>
+            <w:tcBorders>
+              <w:top w:val="single" w:color="BFC7D5" w:sz="4"/>
+              <w:left w:val="single" w:color="BFC7D5" w:sz="4"/>
+              <w:bottom w:val="single" w:color="BFC7D5" w:sz="4"/>
+              <w:right w:val="single" w:color="BFC7D5" w:sz="4"/>
+            </w:tcBorders>
+            <w:tcMar>
+              <w:top w:type="dxa" w:w="60"/>
+              <w:left w:type="dxa" w:w="90"/>
+              <w:bottom w:type="dxa" w:w="60"/>
+              <w:right w:type="dxa" w:w="90"/>
+            </w:tcMar>
+          </w:tcPr>
+          <w:p>
+            <w:r>
+              <w:rPr>
+                <w:b w:val="false"/>
+                <w:bCs w:val="false"/>
+                <w:color w:val="222222"/>
+                <w:sz w:val="17"/>
+                <w:szCs w:val="17"/>
+              </w:rPr>
+              <w:t xml:space="preserve">Richard Watson Stephen Amudha</w:t>
+            </w:r>
+          </w:p>
+        </w:tc>
+        <w:tc>
+          <w:tcPr>
+            <w:tcW w:type="dxa" w:w="3461"/>
+            <w:tcBorders>
+              <w:top w:val="single" w:color="BFC7D5" w:sz="4"/>
+              <w:left w:val="single" w:color="BFC7D5" w:sz="4"/>
+              <w:bottom w:val="single" w:color="BFC7D5" w:sz="4"/>
+              <w:right w:val="single" w:color="BFC7D5" w:sz="4"/>
+            </w:tcBorders>
+            <w:tcMar>
+              <w:top w:type="dxa" w:w="60"/>
+              <w:left w:type="dxa" w:w="90"/>
+              <w:bottom w:type="dxa" w:w="60"/>
+              <w:right w:type="dxa" w:w="90"/>
+            </w:tcMar>
+          </w:tcPr>
+          <w:p>
+            <w:r>
+              <w:rPr>
+                <w:b w:val="false"/>
+                <w:bCs w:val="false"/>
+                <w:color w:val="222222"/>
+                <w:sz w:val="17"/>
+                <w:szCs w:val="17"/>
+              </w:rPr>
+              <w:t xml:space="preserve">Richard Watson Stephen Amudha</w:t>
+            </w:r>
+          </w:p>
+        </w:tc>
+        <w:tc>
+          <w:tcPr>
+            <w:tcW w:type="dxa" w:w="2300"/>
+            <w:tcBorders>
+              <w:top w:val="single" w:color="BFC7D5" w:sz="4"/>
+              <w:left w:val="single" w:color="BFC7D5" w:sz="4"/>
+              <w:bottom w:val="single" w:color="BFC7D5" w:sz="4"/>
+              <w:right w:val="single" w:color="BFC7D5" w:sz="4"/>
+            </w:tcBorders>
+            <w:tcMar>
+              <w:top w:type="dxa" w:w="60"/>
+              <w:left w:type="dxa" w:w="90"/>
+              <w:bottom w:type="dxa" w:w="60"/>
+              <w:right w:type="dxa" w:w="90"/>
+            </w:tcMar>
+          </w:tcPr>
+          <w:p>
+            <w:r>
+              <w:rPr>
+                <w:b w:val="false"/>
+                <w:bCs w:val="false"/>
+                <w:color w:val="222222"/>
+                <w:sz w:val="17"/>
+                <w:szCs w:val="17"/>
+              </w:rPr>
+              <w:t xml:space="preserve">2026-10-07</w:t>
+            </w:r>
+          </w:p>
         </w:tc>
       </w:tr>
       <w:tr>
         <w:tc>
           <w:tcPr>
-            <w:tcW w:type="dxa" w:w="3046"/>
-            <w:tcBorders>
-              <w:top w:val="single" w:color="BFC7D5" w:sz="4"/>
-              <w:left w:val="single" w:color="BFC7D5" w:sz="4"/>
-              <w:bottom w:val="single" w:color="BFC7D5" w:sz="4"/>
-              <w:right w:val="single" w:color="BFC7D5" w:sz="4"/>
-            </w:tcBorders>
-            <w:tcMar>
-              <w:top w:type="dxa" w:w="60"/>
-              <w:left w:type="dxa" w:w="90"/>
-              <w:bottom w:type="dxa" w:w="60"/>
-              <w:right w:type="dxa" w:w="90"/>
-            </w:tcMar>
-          </w:tcPr>
-          <w:p>
-            <w:r>
-              <w:rPr>
-                <w:b w:val="false"/>
-                <w:bCs w:val="false"/>
-                <w:color w:val="222222"/>
-                <w:sz w:val="17"/>
-                <w:szCs w:val="17"/>
-              </w:rPr>
-              <w:t xml:space="preserve">Reviewed by</w:t>
-            </w:r>
-          </w:p>
-        </w:tc>
-        <w:tc>
-          <w:tcPr>
-            <w:tcW w:type="dxa" w:w="3876"/>
-            <w:tcBorders>
-              <w:top w:val="single" w:color="BFC7D5" w:sz="4"/>
-              <w:left w:val="single" w:color="BFC7D5" w:sz="4"/>
-              <w:bottom w:val="single" w:color="BFC7D5" w:sz="4"/>
-              <w:right w:val="single" w:color="BFC7D5" w:sz="4"/>
-            </w:tcBorders>
-            <w:tcMar>
-              <w:top w:type="dxa" w:w="60"/>
-              <w:left w:type="dxa" w:w="90"/>
-              <w:bottom w:type="dxa" w:w="60"/>
-              <w:right w:type="dxa" w:w="90"/>
-            </w:tcMar>
-          </w:tcPr>
-          <w:p/>
-        </w:tc>
-        <w:tc>
-          <w:tcPr>
-            <w:tcW w:type="dxa" w:w="3600"/>
-            <w:tcBorders>
-              <w:top w:val="single" w:color="BFC7D5" w:sz="4"/>
-              <w:left w:val="single" w:color="BFC7D5" w:sz="4"/>
-              <w:bottom w:val="single" w:color="BFC7D5" w:sz="4"/>
-              <w:right w:val="single" w:color="BFC7D5" w:sz="4"/>
-            </w:tcBorders>
-            <w:tcMar>
-              <w:top w:type="dxa" w:w="60"/>
-              <w:left w:type="dxa" w:w="90"/>
-              <w:bottom w:type="dxa" w:w="60"/>
-              <w:right w:type="dxa" w:w="90"/>
-            </w:tcMar>
-          </w:tcPr>
-          <w:p/>
-        </w:tc>
-        <w:tc>
-          <w:tcPr>
-            <w:tcW w:type="dxa" w:w="2438"/>
-            <w:tcBorders>
-              <w:top w:val="single" w:color="BFC7D5" w:sz="4"/>
-              <w:left w:val="single" w:color="BFC7D5" w:sz="4"/>
-              <w:bottom w:val="single" w:color="BFC7D5" w:sz="4"/>
-              <w:right w:val="single" w:color="BFC7D5" w:sz="4"/>
-            </w:tcBorders>
-            <w:tcMar>
-              <w:top w:type="dxa" w:w="60"/>
-              <w:left w:type="dxa" w:w="90"/>
-              <w:bottom w:type="dxa" w:w="60"/>
-              <w:right w:type="dxa" w:w="90"/>
-            </w:tcMar>
-          </w:tcPr>
-          <w:p/>
+            <w:tcW w:type="dxa" w:w="3738"/>
+            <w:tcBorders>
+              <w:top w:val="single" w:color="BFC7D5" w:sz="4"/>
+              <w:left w:val="single" w:color="BFC7D5" w:sz="4"/>
+              <w:bottom w:val="single" w:color="BFC7D5" w:sz="4"/>
+              <w:right w:val="single" w:color="BFC7D5" w:sz="4"/>
+            </w:tcBorders>
+            <w:tcMar>
+              <w:top w:type="dxa" w:w="60"/>
+              <w:left w:type="dxa" w:w="90"/>
+              <w:bottom w:type="dxa" w:w="60"/>
+              <w:right w:type="dxa" w:w="90"/>
+            </w:tcMar>
+          </w:tcPr>
+          <w:p>
+            <w:r>
+              <w:rPr>
+                <w:b w:val="false"/>
+                <w:bCs w:val="false"/>
+                <w:color w:val="222222"/>
+                <w:sz w:val="17"/>
+                <w:szCs w:val="17"/>
+              </w:rPr>
+              <w:t xml:space="preserve">Reviewed by — EchoMind Project Lead</w:t>
+            </w:r>
+          </w:p>
+        </w:tc>
+        <w:tc>
+          <w:tcPr>
+            <w:tcW w:type="dxa" w:w="3461"/>
+            <w:tcBorders>
+              <w:top w:val="single" w:color="BFC7D5" w:sz="4"/>
+              <w:left w:val="single" w:color="BFC7D5" w:sz="4"/>
+              <w:bottom w:val="single" w:color="BFC7D5" w:sz="4"/>
+              <w:right w:val="single" w:color="BFC7D5" w:sz="4"/>
+            </w:tcBorders>
+            <w:tcMar>
+              <w:top w:type="dxa" w:w="60"/>
+              <w:left w:type="dxa" w:w="90"/>
+              <w:bottom w:type="dxa" w:w="60"/>
+              <w:right w:type="dxa" w:w="90"/>
+            </w:tcMar>
+          </w:tcPr>
+          <w:p>
+            <w:r>
+              <w:rPr>
+                <w:b w:val="false"/>
+                <w:bCs w:val="false"/>
+                <w:color w:val="222222"/>
+                <w:sz w:val="17"/>
+                <w:szCs w:val="17"/>
+              </w:rPr>
+              <w:t xml:space="preserve">Alexander Peter</w:t>
+            </w:r>
+          </w:p>
+        </w:tc>
+        <w:tc>
+          <w:tcPr>
+            <w:tcW w:type="dxa" w:w="3461"/>
+            <w:tcBorders>
+              <w:top w:val="single" w:color="BFC7D5" w:sz="4"/>
+              <w:left w:val="single" w:color="BFC7D5" w:sz="4"/>
+              <w:bottom w:val="single" w:color="BFC7D5" w:sz="4"/>
+              <w:right w:val="single" w:color="BFC7D5" w:sz="4"/>
+            </w:tcBorders>
+            <w:tcMar>
+              <w:top w:type="dxa" w:w="60"/>
+              <w:left w:type="dxa" w:w="90"/>
+              <w:bottom w:type="dxa" w:w="60"/>
+              <w:right w:type="dxa" w:w="90"/>
+            </w:tcMar>
+          </w:tcPr>
+          <w:p>
+            <w:r>
+              <w:rPr>
+                <w:b w:val="false"/>
+                <w:bCs w:val="false"/>
+                <w:color w:val="222222"/>
+                <w:sz w:val="17"/>
+                <w:szCs w:val="17"/>
+              </w:rPr>
+              <w:t xml:space="preserve">Alexander Peter</w:t>
+            </w:r>
+          </w:p>
+        </w:tc>
+        <w:tc>
+          <w:tcPr>
+            <w:tcW w:type="dxa" w:w="2300"/>
+            <w:tcBorders>
+              <w:top w:val="single" w:color="BFC7D5" w:sz="4"/>
+              <w:left w:val="single" w:color="BFC7D5" w:sz="4"/>
+              <w:bottom w:val="single" w:color="BFC7D5" w:sz="4"/>
+              <w:right w:val="single" w:color="BFC7D5" w:sz="4"/>
+            </w:tcBorders>
+            <w:tcMar>
+              <w:top w:type="dxa" w:w="60"/>
+              <w:left w:type="dxa" w:w="90"/>
+              <w:bottom w:type="dxa" w:w="60"/>
+              <w:right w:type="dxa" w:w="90"/>
+            </w:tcMar>
+          </w:tcPr>
+          <w:p>
+            <w:r>
+              <w:rPr>
+                <w:b w:val="false"/>
+                <w:bCs w:val="false"/>
+                <w:color w:val="222222"/>
+                <w:sz w:val="17"/>
+                <w:szCs w:val="17"/>
+              </w:rPr>
+              <w:t xml:space="preserve">2026-10-07</w:t>
+            </w:r>
+          </w:p>
         </w:tc>
       </w:tr>
       <w:tr>
         <w:tc>
           <w:tcPr>
-            <w:tcW w:type="dxa" w:w="3046"/>
-            <w:tcBorders>
-              <w:top w:val="single" w:color="BFC7D5" w:sz="4"/>
-              <w:left w:val="single" w:color="BFC7D5" w:sz="4"/>
-              <w:bottom w:val="single" w:color="BFC7D5" w:sz="4"/>
-              <w:right w:val="single" w:color="BFC7D5" w:sz="4"/>
-            </w:tcBorders>
-            <w:tcMar>
-              <w:top w:type="dxa" w:w="60"/>
-              <w:left w:type="dxa" w:w="90"/>
-              <w:bottom w:type="dxa" w:w="60"/>
-              <w:right w:type="dxa" w:w="90"/>
-            </w:tcMar>
-          </w:tcPr>
-          <w:p>
-            <w:r>
-              <w:rPr>
-                <w:b w:val="false"/>
-                <w:bCs w:val="false"/>
-                <w:color w:val="222222"/>
-                <w:sz w:val="17"/>
-                <w:szCs w:val="17"/>
-              </w:rPr>
-              <w:t xml:space="preserve">Approved by</w:t>
-            </w:r>
-          </w:p>
-        </w:tc>
-        <w:tc>
-          <w:tcPr>
-            <w:tcW w:type="dxa" w:w="3876"/>
-            <w:tcBorders>
-              <w:top w:val="single" w:color="BFC7D5" w:sz="4"/>
-              <w:left w:val="single" w:color="BFC7D5" w:sz="4"/>
-              <w:bottom w:val="single" w:color="BFC7D5" w:sz="4"/>
-              <w:right w:val="single" w:color="BFC7D5" w:sz="4"/>
-            </w:tcBorders>
-            <w:tcMar>
-              <w:top w:type="dxa" w:w="60"/>
-              <w:left w:type="dxa" w:w="90"/>
-              <w:bottom w:type="dxa" w:w="60"/>
-              <w:right w:type="dxa" w:w="90"/>
-            </w:tcMar>
-          </w:tcPr>
-          <w:p/>
-        </w:tc>
-        <w:tc>
-          <w:tcPr>
-            <w:tcW w:type="dxa" w:w="3600"/>
-            <w:tcBorders>
-              <w:top w:val="single" w:color="BFC7D5" w:sz="4"/>
-              <w:left w:val="single" w:color="BFC7D5" w:sz="4"/>
-              <w:bottom w:val="single" w:color="BFC7D5" w:sz="4"/>
-              <w:right w:val="single" w:color="BFC7D5" w:sz="4"/>
-            </w:tcBorders>
-            <w:tcMar>
-              <w:top w:type="dxa" w:w="60"/>
-              <w:left w:type="dxa" w:w="90"/>
-              <w:bottom w:type="dxa" w:w="60"/>
-              <w:right w:type="dxa" w:w="90"/>
-            </w:tcMar>
-          </w:tcPr>
-          <w:p/>
-        </w:tc>
-        <w:tc>
-          <w:tcPr>
-            <w:tcW w:type="dxa" w:w="2438"/>
-            <w:tcBorders>
-              <w:top w:val="single" w:color="BFC7D5" w:sz="4"/>
-              <w:left w:val="single" w:color="BFC7D5" w:sz="4"/>
-              <w:bottom w:val="single" w:color="BFC7D5" w:sz="4"/>
-              <w:right w:val="single" w:color="BFC7D5" w:sz="4"/>
-            </w:tcBorders>
-            <w:tcMar>
-              <w:top w:type="dxa" w:w="60"/>
-              <w:left w:type="dxa" w:w="90"/>
-              <w:bottom w:type="dxa" w:w="60"/>
-              <w:right w:type="dxa" w:w="90"/>
-            </w:tcMar>
-          </w:tcPr>
-          <w:p/>
+            <w:tcW w:type="dxa" w:w="3738"/>
+            <w:tcBorders>
+              <w:top w:val="single" w:color="BFC7D5" w:sz="4"/>
+              <w:left w:val="single" w:color="BFC7D5" w:sz="4"/>
+              <w:bottom w:val="single" w:color="BFC7D5" w:sz="4"/>
+              <w:right w:val="single" w:color="BFC7D5" w:sz="4"/>
+            </w:tcBorders>
+            <w:tcMar>
+              <w:top w:type="dxa" w:w="60"/>
+              <w:left w:type="dxa" w:w="90"/>
+              <w:bottom w:type="dxa" w:w="60"/>
+              <w:right w:type="dxa" w:w="90"/>
+            </w:tcMar>
+          </w:tcPr>
+          <w:p>
+            <w:r>
+              <w:rPr>
+                <w:b w:val="false"/>
+                <w:bCs w:val="false"/>
+                <w:color w:val="222222"/>
+                <w:sz w:val="17"/>
+                <w:szCs w:val="17"/>
+              </w:rPr>
+              <w:t xml:space="preserve">Quality assurance — QA / MR</w:t>
+            </w:r>
+          </w:p>
+        </w:tc>
+        <w:tc>
+          <w:tcPr>
+            <w:tcW w:type="dxa" w:w="3461"/>
+            <w:tcBorders>
+              <w:top w:val="single" w:color="BFC7D5" w:sz="4"/>
+              <w:left w:val="single" w:color="BFC7D5" w:sz="4"/>
+              <w:bottom w:val="single" w:color="BFC7D5" w:sz="4"/>
+              <w:right w:val="single" w:color="BFC7D5" w:sz="4"/>
+            </w:tcBorders>
+            <w:tcMar>
+              <w:top w:type="dxa" w:w="60"/>
+              <w:left w:type="dxa" w:w="90"/>
+              <w:bottom w:type="dxa" w:w="60"/>
+              <w:right w:type="dxa" w:w="90"/>
+            </w:tcMar>
+          </w:tcPr>
+          <w:p>
+            <w:r>
+              <w:rPr>
+                <w:b w:val="false"/>
+                <w:bCs w:val="false"/>
+                <w:color w:val="222222"/>
+                <w:sz w:val="17"/>
+                <w:szCs w:val="17"/>
+              </w:rPr>
+              <w:t xml:space="preserve">Sheryl Nazareth</w:t>
+            </w:r>
+          </w:p>
+        </w:tc>
+        <w:tc>
+          <w:tcPr>
+            <w:tcW w:type="dxa" w:w="3461"/>
+            <w:tcBorders>
+              <w:top w:val="single" w:color="BFC7D5" w:sz="4"/>
+              <w:left w:val="single" w:color="BFC7D5" w:sz="4"/>
+              <w:bottom w:val="single" w:color="BFC7D5" w:sz="4"/>
+              <w:right w:val="single" w:color="BFC7D5" w:sz="4"/>
+            </w:tcBorders>
+            <w:tcMar>
+              <w:top w:type="dxa" w:w="60"/>
+              <w:left w:type="dxa" w:w="90"/>
+              <w:bottom w:type="dxa" w:w="60"/>
+              <w:right w:type="dxa" w:w="90"/>
+            </w:tcMar>
+          </w:tcPr>
+          <w:p>
+            <w:r>
+              <w:rPr>
+                <w:b w:val="false"/>
+                <w:bCs w:val="false"/>
+                <w:color w:val="222222"/>
+                <w:sz w:val="17"/>
+                <w:szCs w:val="17"/>
+              </w:rPr>
+              <w:t xml:space="preserve">Sheryl Nazareth</w:t>
+            </w:r>
+          </w:p>
+        </w:tc>
+        <w:tc>
+          <w:tcPr>
+            <w:tcW w:type="dxa" w:w="2300"/>
+            <w:tcBorders>
+              <w:top w:val="single" w:color="BFC7D5" w:sz="4"/>
+              <w:left w:val="single" w:color="BFC7D5" w:sz="4"/>
+              <w:bottom w:val="single" w:color="BFC7D5" w:sz="4"/>
+              <w:right w:val="single" w:color="BFC7D5" w:sz="4"/>
+            </w:tcBorders>
+            <w:tcMar>
+              <w:top w:type="dxa" w:w="60"/>
+              <w:left w:type="dxa" w:w="90"/>
+              <w:bottom w:type="dxa" w:w="60"/>
+              <w:right w:type="dxa" w:w="90"/>
+            </w:tcMar>
+          </w:tcPr>
+          <w:p>
+            <w:r>
+              <w:rPr>
+                <w:b w:val="false"/>
+                <w:bCs w:val="false"/>
+                <w:color w:val="222222"/>
+                <w:sz w:val="17"/>
+                <w:szCs w:val="17"/>
+              </w:rPr>
+              <w:t xml:space="preserve">2026-10-07</w:t>
+            </w:r>
+          </w:p>
+        </w:tc>
+      </w:tr>
+      <w:tr>
+        <w:tc>
+          <w:tcPr>
+            <w:tcW w:type="dxa" w:w="3738"/>
+            <w:tcBorders>
+              <w:top w:val="single" w:color="BFC7D5" w:sz="4"/>
+              <w:left w:val="single" w:color="BFC7D5" w:sz="4"/>
+              <w:bottom w:val="single" w:color="BFC7D5" w:sz="4"/>
+              <w:right w:val="single" w:color="BFC7D5" w:sz="4"/>
+            </w:tcBorders>
+            <w:tcMar>
+              <w:top w:type="dxa" w:w="60"/>
+              <w:left w:type="dxa" w:w="90"/>
+              <w:bottom w:type="dxa" w:w="60"/>
+              <w:right w:type="dxa" w:w="90"/>
+            </w:tcMar>
+          </w:tcPr>
+          <w:p>
+            <w:r>
+              <w:rPr>
+                <w:b w:val="false"/>
+                <w:bCs w:val="false"/>
+                <w:color w:val="222222"/>
+                <w:sz w:val="17"/>
+                <w:szCs w:val="17"/>
+              </w:rPr>
+              <w:t xml:space="preserve">Approved by — Managing Director</w:t>
+            </w:r>
+          </w:p>
+        </w:tc>
+        <w:tc>
+          <w:tcPr>
+            <w:tcW w:type="dxa" w:w="3461"/>
+            <w:tcBorders>
+              <w:top w:val="single" w:color="BFC7D5" w:sz="4"/>
+              <w:left w:val="single" w:color="BFC7D5" w:sz="4"/>
+              <w:bottom w:val="single" w:color="BFC7D5" w:sz="4"/>
+              <w:right w:val="single" w:color="BFC7D5" w:sz="4"/>
+            </w:tcBorders>
+            <w:tcMar>
+              <w:top w:type="dxa" w:w="60"/>
+              <w:left w:type="dxa" w:w="90"/>
+              <w:bottom w:type="dxa" w:w="60"/>
+              <w:right w:type="dxa" w:w="90"/>
+            </w:tcMar>
+          </w:tcPr>
+          <w:p>
+            <w:r>
+              <w:rPr>
+                <w:b w:val="false"/>
+                <w:bCs w:val="false"/>
+                <w:color w:val="222222"/>
+                <w:sz w:val="17"/>
+                <w:szCs w:val="17"/>
+              </w:rPr>
+              <w:t xml:space="preserve">Anita Johan</w:t>
+            </w:r>
+          </w:p>
+        </w:tc>
+        <w:tc>
+          <w:tcPr>
+            <w:tcW w:type="dxa" w:w="3461"/>
+            <w:tcBorders>
+              <w:top w:val="single" w:color="BFC7D5" w:sz="4"/>
+              <w:left w:val="single" w:color="BFC7D5" w:sz="4"/>
+              <w:bottom w:val="single" w:color="BFC7D5" w:sz="4"/>
+              <w:right w:val="single" w:color="BFC7D5" w:sz="4"/>
+            </w:tcBorders>
+            <w:tcMar>
+              <w:top w:type="dxa" w:w="60"/>
+              <w:left w:type="dxa" w:w="90"/>
+              <w:bottom w:type="dxa" w:w="60"/>
+              <w:right w:type="dxa" w:w="90"/>
+            </w:tcMar>
+          </w:tcPr>
+          <w:p>
+            <w:r>
+              <w:rPr>
+                <w:b w:val="false"/>
+                <w:bCs w:val="false"/>
+                <w:color w:val="222222"/>
+                <w:sz w:val="17"/>
+                <w:szCs w:val="17"/>
+              </w:rPr>
+              <w:t xml:space="preserve">Anita Johan</w:t>
+            </w:r>
+          </w:p>
+        </w:tc>
+        <w:tc>
+          <w:tcPr>
+            <w:tcW w:type="dxa" w:w="2300"/>
+            <w:tcBorders>
+              <w:top w:val="single" w:color="BFC7D5" w:sz="4"/>
+              <w:left w:val="single" w:color="BFC7D5" w:sz="4"/>
+              <w:bottom w:val="single" w:color="BFC7D5" w:sz="4"/>
+              <w:right w:val="single" w:color="BFC7D5" w:sz="4"/>
+            </w:tcBorders>
+            <w:tcMar>
+              <w:top w:type="dxa" w:w="60"/>
+              <w:left w:type="dxa" w:w="90"/>
+              <w:bottom w:type="dxa" w:w="60"/>
+              <w:right w:type="dxa" w:w="90"/>
+            </w:tcMar>
+          </w:tcPr>
+          <w:p>
+            <w:r>
+              <w:rPr>
+                <w:b w:val="false"/>
+                <w:bCs w:val="false"/>
+                <w:color w:val="222222"/>
+                <w:sz w:val="17"/>
+                <w:szCs w:val="17"/>
+              </w:rPr>
+              <w:t xml:space="preserve">2026-10-07</w:t>
+            </w:r>
+          </w:p>
         </w:tc>
       </w:tr>
     </w:tbl>
+    <w:p>
+      <w:pPr>
+        <w:spacing w:after="100"/>
+        <w:rPr>
+          <w:i/>
+          <w:iCs/>
+          <w:color w:val="555555"/>
+          <w:sz w:val="17"/>
+          <w:szCs w:val="17"/>
+        </w:rPr>
+      </w:pPr>
+      <w:r>
+        <w:rPr>
+          <w:i/>
+          <w:iCs/>
+          <w:color w:val="555555"/>
+          <w:sz w:val="17"/>
+          <w:szCs w:val="17"/>
+        </w:rPr>
+        <w:t xml:space="preserve">Signatures are the typed names of the role holders. Review and approval were confirmed by each of them on 2026-10-07 and are recorded in docs/qms/records/approvals/2026-10-07_AR-2026-001_document_approval.md (SOP-01 §6).</w:t>
+      </w:r>
+    </w:p>
     <w:sectPr>
       <w:headerReference w:type="default" r:id="rId6"/>
       <w:footerReference w:type="default" r:id="rId7"/>
